--- a/instructions/PA3/RTOS_M11407509_PA3.docx
+++ b/instructions/PA3/RTOS_M11407509_PA3.docx
@@ -84,21 +84,21 @@
         </w:numPr>
         <w:jc w:val="both"/>
         <w:rPr>
+          <w:rFonts w:ascii="標楷體" w:eastAsia="標楷體" w:hAnsi="標楷體" w:cs="新細明體"/>
+          <w:kern w:val="0"/>
+          <w:sz w:val="24"/>
+          <w:szCs w:val="24"/>
+          <w14:ligatures w14:val="none"/>
+        </w:rPr>
+      </w:pPr>
+      <w:r>
+        <w:rPr>
           <w:rFonts w:ascii="標楷體" w:eastAsia="標楷體" w:hAnsi="標楷體" w:cs="新細明體" w:hint="eastAsia"/>
           <w:kern w:val="0"/>
           <w:sz w:val="24"/>
           <w:szCs w:val="24"/>
           <w14:ligatures w14:val="none"/>
         </w:rPr>
-      </w:pPr>
-      <w:r>
-        <w:rPr>
-          <w:rFonts w:ascii="標楷體" w:eastAsia="標楷體" w:hAnsi="標楷體" w:cs="新細明體" w:hint="eastAsia"/>
-          <w:kern w:val="0"/>
-          <w:sz w:val="24"/>
-          <w:szCs w:val="24"/>
-          <w14:ligatures w14:val="none"/>
-        </w:rPr>
         <w:t>在</w:t>
       </w:r>
       <w:r>
@@ -113,33 +113,13 @@
       </w:r>
       <w:r>
         <w:rPr>
-          <w:rFonts w:ascii="Times New Roman" w:eastAsia="標楷體" w:hAnsi="Times New Roman" w:cs="Times New Roman" w:hint="eastAsia"/>
-          <w:kern w:val="0"/>
-          <w:sz w:val="24"/>
-          <w:szCs w:val="24"/>
-          <w14:ligatures w14:val="none"/>
-        </w:rPr>
-        <w:t xml:space="preserve"> </w:t>
-      </w:r>
-      <w:r>
-        <w:rPr>
-          <w:rFonts w:ascii="Times New Roman" w:eastAsia="標楷體" w:hAnsi="Times New Roman" w:cs="Times New Roman"/>
-          <w:kern w:val="0"/>
-          <w:sz w:val="24"/>
-          <w:szCs w:val="24"/>
-          <w14:ligatures w14:val="none"/>
-        </w:rPr>
-        <w:t>Micrium/Software/uCOS-II/Source/os_time.c</w:t>
-      </w:r>
-      <w:r>
-        <w:rPr>
-          <w:rFonts w:ascii="Times New Roman" w:eastAsia="標楷體" w:hAnsi="Times New Roman" w:cs="Times New Roman" w:hint="eastAsia"/>
-          <w:kern w:val="0"/>
-          <w:sz w:val="24"/>
-          <w:szCs w:val="24"/>
-          <w14:ligatures w14:val="none"/>
-        </w:rPr>
-        <w:t xml:space="preserve"> </w:t>
+          <w:rFonts w:ascii="Times New Roman" w:eastAsia="標楷體" w:hAnsi="Times New Roman" w:cs="Times New Roman"/>
+          <w:kern w:val="0"/>
+          <w:sz w:val="24"/>
+          <w:szCs w:val="24"/>
+          <w14:ligatures w14:val="none"/>
+        </w:rPr>
+        <w:t>Micrium/Software/uCOS-II/Source/ucos_ii.h</w:t>
       </w:r>
       <w:r>
         <w:rPr>
@@ -169,17 +149,17 @@
           <w:szCs w:val="24"/>
           <w14:ligatures w14:val="none"/>
         </w:rPr>
-        <w:t>OSTimeDly</w:t>
-      </w:r>
-      <w:r>
-        <w:rPr>
-          <w:rFonts w:ascii="Times New Roman" w:eastAsia="標楷體" w:hAnsi="Times New Roman" w:cs="Times New Roman" w:hint="eastAsia"/>
-          <w:kern w:val="0"/>
-          <w:sz w:val="24"/>
-          <w:szCs w:val="24"/>
-          <w14:ligatures w14:val="none"/>
-        </w:rPr>
-        <w:t>()</w:t>
+        <w:t>task_para_se</w:t>
+      </w:r>
+      <w:r>
+        <w:rPr>
+          <w:rFonts w:ascii="Times New Roman" w:eastAsia="標楷體" w:hAnsi="Times New Roman" w:cs="Times New Roman" w:hint="eastAsia"/>
+          <w:kern w:val="0"/>
+          <w:sz w:val="24"/>
+          <w:szCs w:val="24"/>
+          <w14:ligatures w14:val="none"/>
+        </w:rPr>
+        <w:t>t</w:t>
       </w:r>
       <w:r>
         <w:rPr>
@@ -200,7 +180,18 @@
           <w:szCs w:val="24"/>
           <w:highlight w:val="white"/>
         </w:rPr>
-        <w:t>修改</w:t>
+        <w:t>新增參數用於儲存</w:t>
+      </w:r>
+      <w:r>
+        <w:rPr>
+          <w:rFonts w:ascii="Times New Roman" w:eastAsia="標楷體" w:hAnsi="Times New Roman" w:cs="Times New Roman"/>
+          <w:color w:val="000000"/>
+          <w:kern w:val="0"/>
+          <w:sz w:val="24"/>
+          <w:szCs w:val="24"/>
+          <w:highlight w:val="white"/>
+        </w:rPr>
+        <w:t>Block</w:t>
       </w:r>
       <w:r>
         <w:rPr>
@@ -211,7 +202,7 @@
           <w:szCs w:val="24"/>
           <w:highlight w:val="white"/>
         </w:rPr>
-        <w:t>讓</w:t>
+        <w:t>、</w:t>
       </w:r>
       <w:r>
         <w:rPr>
@@ -222,29 +213,29 @@
           <w:szCs w:val="24"/>
           <w:highlight w:val="white"/>
         </w:rPr>
-        <w:t xml:space="preserve">delay </w:t>
-      </w:r>
-      <w:r>
-        <w:rPr>
-          <w:rFonts w:ascii="Times New Roman" w:eastAsia="標楷體" w:hAnsi="Times New Roman" w:cs="Times New Roman"/>
+        <w:t>Preemption</w:t>
+      </w:r>
+      <w:r>
+        <w:rPr>
+          <w:rFonts w:ascii="標楷體" w:eastAsia="標楷體" w:hAnsi="標楷體" w:cs="Times New Roman" w:hint="eastAsia"/>
           <w:color w:val="000000"/>
           <w:kern w:val="0"/>
           <w:sz w:val="24"/>
           <w:szCs w:val="24"/>
           <w:highlight w:val="white"/>
         </w:rPr>
-        <w:t>=</w:t>
-      </w:r>
-      <w:r>
-        <w:rPr>
-          <w:rFonts w:ascii="Times New Roman" w:eastAsia="標楷體" w:hAnsi="Times New Roman" w:cs="Times New Roman" w:hint="eastAsia"/>
+        <w:t>、</w:t>
+      </w:r>
+      <w:r>
+        <w:rPr>
+          <w:rFonts w:ascii="標楷體" w:eastAsia="標楷體" w:hAnsi="標楷體" w:cs="Times New Roman" w:hint="eastAsia"/>
           <w:color w:val="000000"/>
           <w:kern w:val="0"/>
           <w:sz w:val="24"/>
           <w:szCs w:val="24"/>
           <w:highlight w:val="white"/>
         </w:rPr>
-        <w:t xml:space="preserve"> </w:t>
+        <w:t>資源</w:t>
       </w:r>
       <w:r>
         <w:rPr>
@@ -255,29 +246,29 @@
           <w:szCs w:val="24"/>
           <w:highlight w:val="white"/>
         </w:rPr>
-        <w:t>0</w:t>
-      </w:r>
-      <w:r>
-        <w:rPr>
-          <w:rFonts w:ascii="Times New Roman" w:eastAsia="標楷體" w:hAnsi="Times New Roman" w:cs="Times New Roman" w:hint="eastAsia"/>
+        <w:t>Lock</w:t>
+      </w:r>
+      <w:r>
+        <w:rPr>
+          <w:rFonts w:ascii="標楷體" w:eastAsia="標楷體" w:hAnsi="標楷體" w:cs="Times New Roman" w:hint="eastAsia"/>
           <w:color w:val="000000"/>
           <w:kern w:val="0"/>
           <w:sz w:val="24"/>
           <w:szCs w:val="24"/>
           <w:highlight w:val="white"/>
         </w:rPr>
-        <w:t>時可以讓出</w:t>
-      </w:r>
-      <w:r>
-        <w:rPr>
-          <w:rFonts w:ascii="Times New Roman" w:eastAsia="標楷體" w:hAnsi="Times New Roman" w:cs="Times New Roman" w:hint="eastAsia"/>
+        <w:t>、</w:t>
+      </w:r>
+      <w:r>
+        <w:rPr>
+          <w:rFonts w:ascii="Times New Roman" w:eastAsia="標楷體" w:hAnsi="Times New Roman" w:cs="Times New Roman"/>
           <w:color w:val="000000"/>
           <w:kern w:val="0"/>
           <w:sz w:val="24"/>
           <w:szCs w:val="24"/>
           <w:highlight w:val="white"/>
         </w:rPr>
-        <w:t>CPU</w:t>
+        <w:t>Unloc</w:t>
       </w:r>
       <w:r>
         <w:rPr>
@@ -288,7 +279,29 @@
           <w:szCs w:val="24"/>
           <w:highlight w:val="white"/>
         </w:rPr>
-        <w:t>進行排程</w:t>
+        <w:t>k</w:t>
+      </w:r>
+      <w:r>
+        <w:rPr>
+          <w:rFonts w:ascii="Times New Roman" w:eastAsia="標楷體" w:hAnsi="Times New Roman" w:cs="Times New Roman" w:hint="eastAsia"/>
+          <w:color w:val="000000"/>
+          <w:kern w:val="0"/>
+          <w:sz w:val="24"/>
+          <w:szCs w:val="24"/>
+          <w:highlight w:val="white"/>
+        </w:rPr>
+        <w:t>的</w:t>
+      </w:r>
+      <w:r>
+        <w:rPr>
+          <w:rFonts w:ascii="標楷體" w:eastAsia="標楷體" w:hAnsi="標楷體" w:cs="Times New Roman" w:hint="eastAsia"/>
+          <w:color w:val="000000"/>
+          <w:kern w:val="0"/>
+          <w:sz w:val="24"/>
+          <w:szCs w:val="24"/>
+          <w:highlight w:val="white"/>
+        </w:rPr>
+        <w:t>時間</w:t>
       </w:r>
       <w:r>
         <w:rPr>
@@ -298,6 +311,4024 @@
           <w:sz w:val="24"/>
           <w:szCs w:val="24"/>
           <w:highlight w:val="white"/>
+        </w:rPr>
+        <w:t>。</w:t>
+      </w:r>
+    </w:p>
+    <w:p>
+      <w:pPr>
+        <w:pStyle w:val="a9"/>
+        <w:ind w:left="480"/>
+        <w:jc w:val="center"/>
+        <w:rPr>
+          <w:rFonts w:ascii="標楷體" w:eastAsia="標楷體" w:hAnsi="標楷體" w:cs="新細明體"/>
+          <w:kern w:val="0"/>
+          <w:sz w:val="24"/>
+          <w:szCs w:val="24"/>
+          <w14:ligatures w14:val="none"/>
+        </w:rPr>
+      </w:pPr>
+      <w:r>
+        <w:rPr>
+          <w:rFonts w:ascii="Times New Roman" w:eastAsia="細明體" w:hAnsi="Times New Roman" w:cs="Times New Roman"/>
+          <w:noProof/>
+          <w:color w:val="000000"/>
+          <w:kern w:val="0"/>
+          <w:sz w:val="24"/>
+          <w:szCs w:val="24"/>
+          <w:highlight w:val="white"/>
+        </w:rPr>
+        <w:drawing>
+          <wp:inline distT="0" distB="0" distL="0" distR="0" wp14:anchorId="2AA0F30A" wp14:editId="3DDEC4A1">
+            <wp:extent cx="1908013" cy="2659380"/>
+            <wp:effectExtent l="0" t="0" r="0" b="0"/>
+            <wp:docPr id="1586661414" name="圖片 1"/>
+            <wp:cNvGraphicFramePr>
+              <a:graphicFrameLocks xmlns:a="http://schemas.openxmlformats.org/drawingml/2006/main" noChangeAspect="1"/>
+            </wp:cNvGraphicFramePr>
+            <a:graphic xmlns:a="http://schemas.openxmlformats.org/drawingml/2006/main">
+              <a:graphicData uri="http://schemas.openxmlformats.org/drawingml/2006/picture">
+                <pic:pic xmlns:pic="http://schemas.openxmlformats.org/drawingml/2006/picture">
+                  <pic:nvPicPr>
+                    <pic:cNvPr id="0" name="Picture 1"/>
+                    <pic:cNvPicPr>
+                      <a:picLocks noChangeAspect="1" noChangeArrowheads="1"/>
+                    </pic:cNvPicPr>
+                  </pic:nvPicPr>
+                  <pic:blipFill>
+                    <a:blip r:embed="rId5">
+                      <a:extLst>
+                        <a:ext uri="{28A0092B-C50C-407E-A947-70E740481C1C}">
+                          <a14:useLocalDpi xmlns:a14="http://schemas.microsoft.com/office/drawing/2010/main" val="0"/>
+                        </a:ext>
+                      </a:extLst>
+                    </a:blip>
+                    <a:srcRect/>
+                    <a:stretch>
+                      <a:fillRect/>
+                    </a:stretch>
+                  </pic:blipFill>
+                  <pic:spPr bwMode="auto">
+                    <a:xfrm>
+                      <a:off x="0" y="0"/>
+                      <a:ext cx="1911159" cy="2663765"/>
+                    </a:xfrm>
+                    <a:prstGeom prst="rect">
+                      <a:avLst/>
+                    </a:prstGeom>
+                    <a:noFill/>
+                    <a:ln>
+                      <a:noFill/>
+                    </a:ln>
+                  </pic:spPr>
+                </pic:pic>
+              </a:graphicData>
+            </a:graphic>
+          </wp:inline>
+        </w:drawing>
+      </w:r>
+    </w:p>
+    <w:p>
+      <w:pPr>
+        <w:pStyle w:val="a9"/>
+        <w:numPr>
+          <w:ilvl w:val="0"/>
+          <w:numId w:val="13"/>
+        </w:numPr>
+        <w:jc w:val="both"/>
+        <w:rPr>
+          <w:rFonts w:ascii="標楷體" w:eastAsia="標楷體" w:hAnsi="標楷體" w:cs="新細明體"/>
+          <w:kern w:val="0"/>
+          <w:sz w:val="24"/>
+          <w:szCs w:val="24"/>
+          <w14:ligatures w14:val="none"/>
+        </w:rPr>
+      </w:pPr>
+      <w:r>
+        <w:rPr>
+          <w:rFonts w:ascii="標楷體" w:eastAsia="標楷體" w:hAnsi="標楷體" w:cs="新細明體" w:hint="eastAsia"/>
+          <w:kern w:val="0"/>
+          <w:sz w:val="24"/>
+          <w:szCs w:val="24"/>
+          <w14:ligatures w14:val="none"/>
+        </w:rPr>
+        <w:t>在</w:t>
+      </w:r>
+      <w:r>
+        <w:rPr>
+          <w:rFonts w:ascii="Times New Roman" w:eastAsia="標楷體" w:hAnsi="Times New Roman" w:cs="Times New Roman"/>
+          <w:kern w:val="0"/>
+          <w:sz w:val="24"/>
+          <w:szCs w:val="24"/>
+          <w14:ligatures w14:val="none"/>
+        </w:rPr>
+        <w:t>"</w:t>
+      </w:r>
+      <w:r>
+        <w:rPr>
+          <w:rFonts w:ascii="Times New Roman" w:eastAsia="標楷體" w:hAnsi="Times New Roman" w:cs="Times New Roman"/>
+          <w:kern w:val="0"/>
+          <w:sz w:val="24"/>
+          <w:szCs w:val="24"/>
+          <w14:ligatures w14:val="none"/>
+        </w:rPr>
+        <w:t>Microsoft/Windows/Kernel/OS2/app_hooks.c</w:t>
+      </w:r>
+      <w:r>
+        <w:rPr>
+          <w:rFonts w:ascii="Times New Roman" w:eastAsia="標楷體" w:hAnsi="Times New Roman" w:cs="Times New Roman"/>
+          <w:kern w:val="0"/>
+          <w:sz w:val="24"/>
+          <w:szCs w:val="24"/>
+          <w14:ligatures w14:val="none"/>
+        </w:rPr>
+        <w:t>"</w:t>
+      </w:r>
+      <w:r>
+        <w:rPr>
+          <w:rFonts w:ascii="Times New Roman" w:eastAsia="標楷體" w:hAnsi="Times New Roman" w:cs="Times New Roman" w:hint="eastAsia"/>
+          <w:kern w:val="0"/>
+          <w:sz w:val="24"/>
+          <w:szCs w:val="24"/>
+          <w14:ligatures w14:val="none"/>
+        </w:rPr>
+        <w:t>的</w:t>
+      </w:r>
+      <w:r>
+        <w:rPr>
+          <w:rFonts w:ascii="Times New Roman" w:eastAsia="標楷體" w:hAnsi="Times New Roman" w:cs="Times New Roman"/>
+          <w:kern w:val="0"/>
+          <w:sz w:val="24"/>
+          <w:szCs w:val="24"/>
+          <w14:ligatures w14:val="none"/>
+        </w:rPr>
+        <w:t>InputFile()</w:t>
+      </w:r>
+      <w:r>
+        <w:rPr>
+          <w:rFonts w:ascii="Times New Roman" w:eastAsia="標楷體" w:hAnsi="Times New Roman" w:cs="Times New Roman" w:hint="eastAsia"/>
+          <w:kern w:val="0"/>
+          <w:sz w:val="24"/>
+          <w:szCs w:val="24"/>
+          <w14:ligatures w14:val="none"/>
+        </w:rPr>
+        <w:t>中</w:t>
+      </w:r>
+      <w:r>
+        <w:rPr>
+          <w:rFonts w:ascii="標楷體" w:eastAsia="標楷體" w:hAnsi="標楷體" w:cs="Times New Roman" w:hint="eastAsia"/>
+          <w:color w:val="000000"/>
+          <w:kern w:val="0"/>
+          <w:sz w:val="24"/>
+          <w:szCs w:val="24"/>
+          <w:highlight w:val="white"/>
+        </w:rPr>
+        <w:t>初始化上述參數</w:t>
+      </w:r>
+      <w:r>
+        <w:rPr>
+          <w:rFonts w:ascii="Times New Roman" w:eastAsia="細明體" w:hAnsi="Times New Roman" w:cs="Times New Roman" w:hint="eastAsia"/>
+          <w:color w:val="000000"/>
+          <w:kern w:val="0"/>
+          <w:sz w:val="24"/>
+          <w:szCs w:val="24"/>
+          <w:highlight w:val="white"/>
+        </w:rPr>
+        <w:t>。</w:t>
+      </w:r>
+    </w:p>
+    <w:p>
+      <w:pPr>
+        <w:pStyle w:val="a9"/>
+        <w:ind w:left="480"/>
+        <w:jc w:val="center"/>
+        <w:rPr>
+          <w:rFonts w:ascii="標楷體" w:eastAsia="標楷體" w:hAnsi="標楷體" w:cs="新細明體"/>
+          <w:kern w:val="0"/>
+          <w:sz w:val="24"/>
+          <w:szCs w:val="24"/>
+          <w14:ligatures w14:val="none"/>
+        </w:rPr>
+      </w:pPr>
+      <w:r>
+        <w:rPr>
+          <w:rFonts w:ascii="標楷體" w:eastAsia="標楷體" w:hAnsi="標楷體" w:cs="新細明體" w:hint="eastAsia"/>
+          <w:noProof/>
+          <w:kern w:val="0"/>
+          <w:sz w:val="24"/>
+          <w:szCs w:val="24"/>
+          <w14:ligatures w14:val="none"/>
+        </w:rPr>
+        <w:drawing>
+          <wp:inline distT="0" distB="0" distL="0" distR="0" wp14:anchorId="32AE106E" wp14:editId="139D2859">
+            <wp:extent cx="4023360" cy="3209384"/>
+            <wp:effectExtent l="0" t="0" r="0" b="0"/>
+            <wp:docPr id="13938616" name="圖片 2"/>
+            <wp:cNvGraphicFramePr>
+              <a:graphicFrameLocks xmlns:a="http://schemas.openxmlformats.org/drawingml/2006/main" noChangeAspect="1"/>
+            </wp:cNvGraphicFramePr>
+            <a:graphic xmlns:a="http://schemas.openxmlformats.org/drawingml/2006/main">
+              <a:graphicData uri="http://schemas.openxmlformats.org/drawingml/2006/picture">
+                <pic:pic xmlns:pic="http://schemas.openxmlformats.org/drawingml/2006/picture">
+                  <pic:nvPicPr>
+                    <pic:cNvPr id="0" name="Picture 2"/>
+                    <pic:cNvPicPr>
+                      <a:picLocks noChangeAspect="1" noChangeArrowheads="1"/>
+                    </pic:cNvPicPr>
+                  </pic:nvPicPr>
+                  <pic:blipFill>
+                    <a:blip r:embed="rId6">
+                      <a:extLst>
+                        <a:ext uri="{28A0092B-C50C-407E-A947-70E740481C1C}">
+                          <a14:useLocalDpi xmlns:a14="http://schemas.microsoft.com/office/drawing/2010/main" val="0"/>
+                        </a:ext>
+                      </a:extLst>
+                    </a:blip>
+                    <a:srcRect/>
+                    <a:stretch>
+                      <a:fillRect/>
+                    </a:stretch>
+                  </pic:blipFill>
+                  <pic:spPr bwMode="auto">
+                    <a:xfrm>
+                      <a:off x="0" y="0"/>
+                      <a:ext cx="4031782" cy="3216102"/>
+                    </a:xfrm>
+                    <a:prstGeom prst="rect">
+                      <a:avLst/>
+                    </a:prstGeom>
+                    <a:noFill/>
+                    <a:ln>
+                      <a:noFill/>
+                    </a:ln>
+                  </pic:spPr>
+                </pic:pic>
+              </a:graphicData>
+            </a:graphic>
+          </wp:inline>
+        </w:drawing>
+      </w:r>
+    </w:p>
+    <w:p>
+      <w:pPr>
+        <w:rPr>
+          <w:rFonts w:ascii="標楷體" w:eastAsia="標楷體" w:hAnsi="標楷體" w:cs="新細明體"/>
+          <w:kern w:val="0"/>
+          <w:sz w:val="24"/>
+          <w:szCs w:val="24"/>
+          <w14:ligatures w14:val="none"/>
+        </w:rPr>
+      </w:pPr>
+      <w:r>
+        <w:rPr>
+          <w:rFonts w:ascii="標楷體" w:eastAsia="標楷體" w:hAnsi="標楷體" w:cs="新細明體"/>
+          <w:kern w:val="0"/>
+          <w:sz w:val="24"/>
+          <w:szCs w:val="24"/>
+          <w14:ligatures w14:val="none"/>
+        </w:rPr>
+        <w:br w:type="page"/>
+      </w:r>
+    </w:p>
+    <w:p>
+      <w:pPr>
+        <w:pStyle w:val="a9"/>
+        <w:numPr>
+          <w:ilvl w:val="0"/>
+          <w:numId w:val="13"/>
+        </w:numPr>
+        <w:rPr>
+          <w:rFonts w:ascii="標楷體" w:eastAsia="標楷體" w:hAnsi="標楷體" w:cs="新細明體"/>
+          <w:kern w:val="0"/>
+          <w:sz w:val="24"/>
+          <w:szCs w:val="24"/>
+          <w14:ligatures w14:val="none"/>
+        </w:rPr>
+      </w:pPr>
+      <w:r>
+        <w:rPr>
+          <w:rFonts w:ascii="標楷體" w:eastAsia="標楷體" w:hAnsi="標楷體" w:cs="新細明體" w:hint="eastAsia"/>
+          <w:kern w:val="0"/>
+          <w:sz w:val="24"/>
+          <w:szCs w:val="24"/>
+          <w14:ligatures w14:val="none"/>
+        </w:rPr>
+        <w:lastRenderedPageBreak/>
+        <w:t>在</w:t>
+      </w:r>
+      <w:r>
+        <w:rPr>
+          <w:rFonts w:ascii="Times New Roman" w:eastAsia="標楷體" w:hAnsi="Times New Roman" w:cs="Times New Roman"/>
+          <w:kern w:val="0"/>
+          <w:sz w:val="24"/>
+          <w:szCs w:val="24"/>
+          <w14:ligatures w14:val="none"/>
+        </w:rPr>
+        <w:t>"</w:t>
+      </w:r>
+      <w:r>
+        <w:rPr>
+          <w:rFonts w:ascii="Times New Roman" w:eastAsia="標楷體" w:hAnsi="Times New Roman" w:cs="Times New Roman"/>
+          <w:kern w:val="0"/>
+          <w:sz w:val="24"/>
+          <w:szCs w:val="24"/>
+          <w14:ligatures w14:val="none"/>
+        </w:rPr>
+        <w:t>Microsoft/Windows/Kernel/OS2/app_hooks.c</w:t>
+      </w:r>
+      <w:r>
+        <w:rPr>
+          <w:rFonts w:ascii="Times New Roman" w:eastAsia="標楷體" w:hAnsi="Times New Roman" w:cs="Times New Roman"/>
+          <w:kern w:val="0"/>
+          <w:sz w:val="24"/>
+          <w:szCs w:val="24"/>
+          <w14:ligatures w14:val="none"/>
+        </w:rPr>
+        <w:t>"</w:t>
+      </w:r>
+      <w:r>
+        <w:rPr>
+          <w:rFonts w:ascii="Times New Roman" w:eastAsia="標楷體" w:hAnsi="Times New Roman" w:cs="Times New Roman" w:hint="eastAsia"/>
+          <w:kern w:val="0"/>
+          <w:sz w:val="24"/>
+          <w:szCs w:val="24"/>
+          <w14:ligatures w14:val="none"/>
+        </w:rPr>
+        <w:t>的</w:t>
+      </w:r>
+      <w:r>
+        <w:rPr>
+          <w:rFonts w:ascii="Times New Roman" w:eastAsia="標楷體" w:hAnsi="Times New Roman" w:cs="Times New Roman"/>
+          <w:kern w:val="0"/>
+          <w:sz w:val="24"/>
+          <w:szCs w:val="24"/>
+          <w14:ligatures w14:val="none"/>
+        </w:rPr>
+        <w:t xml:space="preserve">App_TimeTickHook </w:t>
+      </w:r>
+      <w:r>
+        <w:rPr>
+          <w:rFonts w:ascii="Times New Roman" w:eastAsia="標楷體" w:hAnsi="Times New Roman" w:cs="Times New Roman"/>
+          <w:kern w:val="0"/>
+          <w:sz w:val="24"/>
+          <w:szCs w:val="24"/>
+          <w14:ligatures w14:val="none"/>
+        </w:rPr>
+        <w:t>()</w:t>
+      </w:r>
+      <w:r>
+        <w:rPr>
+          <w:rFonts w:ascii="Times New Roman" w:eastAsia="標楷體" w:hAnsi="Times New Roman" w:cs="Times New Roman" w:hint="eastAsia"/>
+          <w:kern w:val="0"/>
+          <w:sz w:val="24"/>
+          <w:szCs w:val="24"/>
+          <w14:ligatures w14:val="none"/>
+        </w:rPr>
+        <w:t>中</w:t>
+      </w:r>
+      <w:r>
+        <w:rPr>
+          <w:rFonts w:ascii="標楷體" w:eastAsia="標楷體" w:hAnsi="標楷體" w:cs="Times New Roman" w:hint="eastAsia"/>
+          <w:color w:val="000000"/>
+          <w:kern w:val="0"/>
+          <w:sz w:val="24"/>
+          <w:szCs w:val="24"/>
+        </w:rPr>
+        <w:t xml:space="preserve">每次 </w:t>
+      </w:r>
+      <w:r>
+        <w:rPr>
+          <w:rFonts w:ascii="Times New Roman" w:eastAsia="標楷體" w:hAnsi="Times New Roman" w:cs="Times New Roman"/>
+          <w:color w:val="000000"/>
+          <w:kern w:val="0"/>
+          <w:sz w:val="24"/>
+          <w:szCs w:val="24"/>
+        </w:rPr>
+        <w:t>Tick</w:t>
+      </w:r>
+      <w:r>
+        <w:rPr>
+          <w:rFonts w:ascii="標楷體" w:eastAsia="標楷體" w:hAnsi="標楷體" w:cs="Times New Roman" w:hint="eastAsia"/>
+          <w:color w:val="000000"/>
+          <w:kern w:val="0"/>
+          <w:sz w:val="24"/>
+          <w:szCs w:val="24"/>
+        </w:rPr>
+        <w:t xml:space="preserve"> 時檢查所有任務，只要任務的週期到了，就設成 </w:t>
+      </w:r>
+      <w:r>
+        <w:rPr>
+          <w:rFonts w:ascii="Times New Roman" w:eastAsia="標楷體" w:hAnsi="Times New Roman" w:cs="Times New Roman"/>
+          <w:color w:val="000000"/>
+          <w:kern w:val="0"/>
+          <w:sz w:val="24"/>
+          <w:szCs w:val="24"/>
+        </w:rPr>
+        <w:t>Ready</w:t>
+      </w:r>
+      <w:r>
+        <w:rPr>
+          <w:rFonts w:ascii="標楷體" w:eastAsia="標楷體" w:hAnsi="標楷體" w:cs="Times New Roman" w:hint="eastAsia"/>
+          <w:color w:val="000000"/>
+          <w:kern w:val="0"/>
+          <w:sz w:val="24"/>
+          <w:szCs w:val="24"/>
+        </w:rPr>
+        <w:t xml:space="preserve"> 並重置</w:t>
+      </w:r>
+      <w:r>
+        <w:rPr>
+          <w:rFonts w:ascii="Times New Roman" w:eastAsia="標楷體" w:hAnsi="Times New Roman" w:cs="Times New Roman"/>
+          <w:color w:val="000000"/>
+          <w:kern w:val="0"/>
+          <w:sz w:val="24"/>
+          <w:szCs w:val="24"/>
+        </w:rPr>
+        <w:t>TaskRemainTime</w:t>
+      </w:r>
+      <w:r>
+        <w:rPr>
+          <w:rFonts w:ascii="標楷體" w:eastAsia="標楷體" w:hAnsi="標楷體" w:cs="Times New Roman" w:hint="eastAsia"/>
+          <w:color w:val="000000"/>
+          <w:kern w:val="0"/>
+          <w:sz w:val="24"/>
+          <w:szCs w:val="24"/>
+        </w:rPr>
+        <w:t>時間</w:t>
+      </w:r>
+      <w:r>
+        <w:rPr>
+          <w:rFonts w:ascii="Times New Roman" w:eastAsia="細明體" w:hAnsi="Times New Roman" w:cs="Times New Roman" w:hint="eastAsia"/>
+          <w:color w:val="000000"/>
+          <w:kern w:val="0"/>
+          <w:sz w:val="24"/>
+          <w:szCs w:val="24"/>
+          <w:highlight w:val="white"/>
+        </w:rPr>
+        <w:t>。</w:t>
+      </w:r>
+    </w:p>
+    <w:p>
+      <w:pPr>
+        <w:pStyle w:val="a9"/>
+        <w:ind w:left="480"/>
+        <w:rPr>
+          <w:rFonts w:ascii="標楷體" w:eastAsia="標楷體" w:hAnsi="標楷體" w:cs="新細明體"/>
+          <w:kern w:val="0"/>
+          <w:sz w:val="24"/>
+          <w:szCs w:val="24"/>
+          <w14:ligatures w14:val="none"/>
+        </w:rPr>
+      </w:pPr>
+      <w:r>
+        <w:rPr>
+          <w:rFonts w:ascii="Times New Roman" w:eastAsia="細明體" w:hAnsi="Times New Roman" w:cs="Times New Roman"/>
+          <w:noProof/>
+          <w:color w:val="000000"/>
+          <w:kern w:val="0"/>
+          <w:sz w:val="24"/>
+          <w:szCs w:val="24"/>
+          <w:highlight w:val="white"/>
+        </w:rPr>
+        <w:drawing>
+          <wp:inline distT="0" distB="0" distL="0" distR="0" wp14:anchorId="3F101319" wp14:editId="0E825573">
+            <wp:extent cx="4853940" cy="3331823"/>
+            <wp:effectExtent l="0" t="0" r="0" b="0"/>
+            <wp:docPr id="588046456" name="圖片 3"/>
+            <wp:cNvGraphicFramePr>
+              <a:graphicFrameLocks xmlns:a="http://schemas.openxmlformats.org/drawingml/2006/main" noChangeAspect="1"/>
+            </wp:cNvGraphicFramePr>
+            <a:graphic xmlns:a="http://schemas.openxmlformats.org/drawingml/2006/main">
+              <a:graphicData uri="http://schemas.openxmlformats.org/drawingml/2006/picture">
+                <pic:pic xmlns:pic="http://schemas.openxmlformats.org/drawingml/2006/picture">
+                  <pic:nvPicPr>
+                    <pic:cNvPr id="0" name="Picture 3"/>
+                    <pic:cNvPicPr>
+                      <a:picLocks noChangeAspect="1" noChangeArrowheads="1"/>
+                    </pic:cNvPicPr>
+                  </pic:nvPicPr>
+                  <pic:blipFill>
+                    <a:blip r:embed="rId7">
+                      <a:extLst>
+                        <a:ext uri="{28A0092B-C50C-407E-A947-70E740481C1C}">
+                          <a14:useLocalDpi xmlns:a14="http://schemas.microsoft.com/office/drawing/2010/main" val="0"/>
+                        </a:ext>
+                      </a:extLst>
+                    </a:blip>
+                    <a:srcRect/>
+                    <a:stretch>
+                      <a:fillRect/>
+                    </a:stretch>
+                  </pic:blipFill>
+                  <pic:spPr bwMode="auto">
+                    <a:xfrm>
+                      <a:off x="0" y="0"/>
+                      <a:ext cx="4856064" cy="3333281"/>
+                    </a:xfrm>
+                    <a:prstGeom prst="rect">
+                      <a:avLst/>
+                    </a:prstGeom>
+                    <a:noFill/>
+                    <a:ln>
+                      <a:noFill/>
+                    </a:ln>
+                  </pic:spPr>
+                </pic:pic>
+              </a:graphicData>
+            </a:graphic>
+          </wp:inline>
+        </w:drawing>
+      </w:r>
+    </w:p>
+    <w:p>
+      <w:pPr>
+        <w:pStyle w:val="a9"/>
+        <w:numPr>
+          <w:ilvl w:val="0"/>
+          <w:numId w:val="13"/>
+        </w:numPr>
+        <w:rPr>
+          <w:rFonts w:ascii="標楷體" w:eastAsia="標楷體" w:hAnsi="標楷體" w:cs="新細明體"/>
+          <w:kern w:val="0"/>
+          <w:sz w:val="24"/>
+          <w:szCs w:val="24"/>
+          <w14:ligatures w14:val="none"/>
+        </w:rPr>
+      </w:pPr>
+      <w:r>
+        <w:rPr>
+          <w:rFonts w:ascii="標楷體" w:eastAsia="標楷體" w:hAnsi="標楷體" w:cs="新細明體" w:hint="eastAsia"/>
+          <w:kern w:val="0"/>
+          <w:sz w:val="24"/>
+          <w:szCs w:val="24"/>
+          <w14:ligatures w14:val="none"/>
+        </w:rPr>
+        <w:t>在</w:t>
+      </w:r>
+      <w:r>
+        <w:rPr>
+          <w:rFonts w:ascii="Times New Roman" w:eastAsia="標楷體" w:hAnsi="Times New Roman" w:cs="Times New Roman"/>
+          <w:kern w:val="0"/>
+          <w:sz w:val="24"/>
+          <w:szCs w:val="24"/>
+          <w14:ligatures w14:val="none"/>
+        </w:rPr>
+        <w:t>"</w:t>
+      </w:r>
+      <w:r>
+        <w:t xml:space="preserve"> </w:t>
+      </w:r>
+      <w:r>
+        <w:rPr>
+          <w:rFonts w:ascii="Times New Roman" w:eastAsia="標楷體" w:hAnsi="Times New Roman" w:cs="Times New Roman"/>
+          <w:kern w:val="0"/>
+          <w:sz w:val="24"/>
+          <w:szCs w:val="24"/>
+          <w14:ligatures w14:val="none"/>
+        </w:rPr>
+        <w:t>Micrium/Software/uCOS-II/Source/os_core.c</w:t>
+      </w:r>
+      <w:r>
+        <w:rPr>
+          <w:rFonts w:ascii="Times New Roman" w:eastAsia="標楷體" w:hAnsi="Times New Roman" w:cs="Times New Roman"/>
+          <w:kern w:val="0"/>
+          <w:sz w:val="24"/>
+          <w:szCs w:val="24"/>
+          <w14:ligatures w14:val="none"/>
+        </w:rPr>
+        <w:t>"</w:t>
+      </w:r>
+    </w:p>
+    <w:p>
+      <w:pPr>
+        <w:pStyle w:val="a9"/>
+        <w:numPr>
+          <w:ilvl w:val="1"/>
+          <w:numId w:val="13"/>
+        </w:numPr>
+        <w:rPr>
+          <w:rFonts w:ascii="Times New Roman" w:eastAsia="標楷體" w:hAnsi="Times New Roman" w:cs="Times New Roman"/>
+          <w:kern w:val="0"/>
+          <w:sz w:val="24"/>
+          <w:szCs w:val="24"/>
+          <w14:ligatures w14:val="none"/>
+        </w:rPr>
+      </w:pPr>
+      <w:r>
+        <w:rPr>
+          <w:rFonts w:ascii="Times New Roman" w:eastAsia="標楷體" w:hAnsi="Times New Roman" w:cs="Times New Roman"/>
+          <w:kern w:val="0"/>
+          <w:sz w:val="24"/>
+          <w:szCs w:val="24"/>
+          <w14:ligatures w14:val="none"/>
+        </w:rPr>
+        <w:t>OSIntExit</w:t>
+      </w:r>
+      <w:r>
+        <w:rPr>
+          <w:rFonts w:ascii="Times New Roman" w:eastAsia="標楷體" w:hAnsi="Times New Roman" w:cs="Times New Roman" w:hint="eastAsia"/>
+          <w:kern w:val="0"/>
+          <w:sz w:val="24"/>
+          <w:szCs w:val="24"/>
+          <w14:ligatures w14:val="none"/>
+        </w:rPr>
+        <w:t>():</w:t>
+      </w:r>
+      <w:r>
+        <w:rPr>
+          <w:rFonts w:ascii="Times New Roman" w:eastAsia="標楷體" w:hAnsi="Times New Roman" w:cs="Times New Roman" w:hint="eastAsia"/>
+          <w:kern w:val="0"/>
+          <w:sz w:val="24"/>
+          <w:szCs w:val="24"/>
+          <w14:ligatures w14:val="none"/>
+        </w:rPr>
+        <w:t>將後面列印改為</w:t>
+      </w:r>
+      <w:r>
+        <w:rPr>
+          <w:rFonts w:ascii="Times New Roman" w:eastAsia="標楷體" w:hAnsi="Times New Roman" w:cs="Times New Roman"/>
+          <w:kern w:val="0"/>
+          <w:sz w:val="24"/>
+          <w:szCs w:val="24"/>
+          <w14:ligatures w14:val="none"/>
+        </w:rPr>
+        <w:t>B</w:t>
+      </w:r>
+      <w:r>
+        <w:rPr>
+          <w:rFonts w:ascii="Times New Roman" w:eastAsia="標楷體" w:hAnsi="Times New Roman" w:cs="Times New Roman" w:hint="eastAsia"/>
+          <w:kern w:val="0"/>
+          <w:sz w:val="24"/>
+          <w:szCs w:val="24"/>
+          <w14:ligatures w14:val="none"/>
+        </w:rPr>
+        <w:t>lock</w:t>
+      </w:r>
+      <w:r>
+        <w:rPr>
+          <w:rFonts w:ascii="Times New Roman" w:eastAsia="標楷體" w:hAnsi="Times New Roman" w:cs="Times New Roman" w:hint="eastAsia"/>
+          <w:kern w:val="0"/>
+          <w:sz w:val="24"/>
+          <w:szCs w:val="24"/>
+          <w14:ligatures w14:val="none"/>
+        </w:rPr>
+        <w:t xml:space="preserve"> </w:t>
+      </w:r>
+      <w:r>
+        <w:rPr>
+          <w:rFonts w:ascii="Times New Roman" w:eastAsia="標楷體" w:hAnsi="Times New Roman" w:cs="Times New Roman" w:hint="eastAsia"/>
+          <w:kern w:val="0"/>
+          <w:sz w:val="24"/>
+          <w:szCs w:val="24"/>
+          <w14:ligatures w14:val="none"/>
+        </w:rPr>
+        <w:t>time</w:t>
+      </w:r>
+      <w:r>
+        <w:rPr>
+          <w:rFonts w:ascii="Times New Roman" w:eastAsia="標楷體" w:hAnsi="Times New Roman" w:cs="Times New Roman" w:hint="eastAsia"/>
+          <w:kern w:val="0"/>
+          <w:sz w:val="24"/>
+          <w:szCs w:val="24"/>
+          <w14:ligatures w14:val="none"/>
+        </w:rPr>
+        <w:t>、</w:t>
+      </w:r>
+      <w:r>
+        <w:rPr>
+          <w:rFonts w:ascii="Times New Roman" w:eastAsia="標楷體" w:hAnsi="Times New Roman" w:cs="Times New Roman" w:hint="eastAsia"/>
+          <w:kern w:val="0"/>
+          <w:sz w:val="24"/>
+          <w:szCs w:val="24"/>
+          <w14:ligatures w14:val="none"/>
+        </w:rPr>
+        <w:t>Preemption</w:t>
+      </w:r>
+      <w:r>
+        <w:rPr>
+          <w:rFonts w:ascii="Times New Roman" w:eastAsia="標楷體" w:hAnsi="Times New Roman" w:cs="Times New Roman"/>
+          <w:kern w:val="0"/>
+          <w:sz w:val="24"/>
+          <w:szCs w:val="24"/>
+          <w14:ligatures w14:val="none"/>
+        </w:rPr>
+        <w:t xml:space="preserve"> </w:t>
+      </w:r>
+      <w:r>
+        <w:rPr>
+          <w:rFonts w:ascii="Times New Roman" w:eastAsia="標楷體" w:hAnsi="Times New Roman" w:cs="Times New Roman" w:hint="eastAsia"/>
+          <w:kern w:val="0"/>
+          <w:sz w:val="24"/>
+          <w:szCs w:val="24"/>
+          <w14:ligatures w14:val="none"/>
+        </w:rPr>
+        <w:t>time</w:t>
+      </w:r>
+      <w:r>
+        <w:rPr>
+          <w:rFonts w:ascii="Times New Roman" w:eastAsia="標楷體" w:hAnsi="Times New Roman" w:cs="Times New Roman" w:hint="eastAsia"/>
+          <w:kern w:val="0"/>
+          <w:sz w:val="24"/>
+          <w:szCs w:val="24"/>
+          <w14:ligatures w14:val="none"/>
+        </w:rPr>
+        <w:t>，並在顯示完重置</w:t>
+      </w:r>
+      <w:r>
+        <w:rPr>
+          <w:rFonts w:ascii="Times New Roman" w:eastAsia="標楷體" w:hAnsi="Times New Roman" w:cs="Times New Roman" w:hint="eastAsia"/>
+          <w:kern w:val="0"/>
+          <w:sz w:val="24"/>
+          <w:szCs w:val="24"/>
+          <w14:ligatures w14:val="none"/>
+        </w:rPr>
+        <w:t>任務</w:t>
+      </w:r>
+      <w:r>
+        <w:rPr>
+          <w:rFonts w:ascii="Times New Roman" w:eastAsia="標楷體" w:hAnsi="Times New Roman" w:cs="Times New Roman" w:hint="eastAsia"/>
+          <w:kern w:val="0"/>
+          <w:sz w:val="24"/>
+          <w:szCs w:val="24"/>
+          <w14:ligatures w14:val="none"/>
+        </w:rPr>
+        <w:t>參數。</w:t>
+      </w:r>
+    </w:p>
+    <w:p>
+      <w:pPr>
+        <w:pStyle w:val="a9"/>
+        <w:ind w:left="960"/>
+        <w:rPr>
+          <w:rFonts w:ascii="Times New Roman" w:eastAsia="標楷體" w:hAnsi="Times New Roman" w:cs="Times New Roman"/>
+          <w:kern w:val="0"/>
+          <w:sz w:val="24"/>
+          <w:szCs w:val="24"/>
+          <w14:ligatures w14:val="none"/>
+        </w:rPr>
+      </w:pPr>
+      <w:r>
+        <w:rPr>
+          <w:rFonts w:ascii="Times New Roman" w:eastAsia="標楷體" w:hAnsi="Times New Roman" w:cs="Times New Roman"/>
+          <w:noProof/>
+          <w:kern w:val="0"/>
+          <w:sz w:val="24"/>
+          <w:szCs w:val="24"/>
+          <w14:ligatures w14:val="none"/>
+        </w:rPr>
+        <w:drawing>
+          <wp:inline distT="0" distB="0" distL="0" distR="0" wp14:anchorId="0037BA98" wp14:editId="6057B20A">
+            <wp:extent cx="4569065" cy="2849880"/>
+            <wp:effectExtent l="0" t="0" r="0" b="0"/>
+            <wp:docPr id="1621416335" name="圖片 4"/>
+            <wp:cNvGraphicFramePr>
+              <a:graphicFrameLocks xmlns:a="http://schemas.openxmlformats.org/drawingml/2006/main" noChangeAspect="1"/>
+            </wp:cNvGraphicFramePr>
+            <a:graphic xmlns:a="http://schemas.openxmlformats.org/drawingml/2006/main">
+              <a:graphicData uri="http://schemas.openxmlformats.org/drawingml/2006/picture">
+                <pic:pic xmlns:pic="http://schemas.openxmlformats.org/drawingml/2006/picture">
+                  <pic:nvPicPr>
+                    <pic:cNvPr id="0" name="Picture 4"/>
+                    <pic:cNvPicPr>
+                      <a:picLocks noChangeAspect="1" noChangeArrowheads="1"/>
+                    </pic:cNvPicPr>
+                  </pic:nvPicPr>
+                  <pic:blipFill>
+                    <a:blip r:embed="rId8" cstate="print">
+                      <a:extLst>
+                        <a:ext uri="{28A0092B-C50C-407E-A947-70E740481C1C}">
+                          <a14:useLocalDpi xmlns:a14="http://schemas.microsoft.com/office/drawing/2010/main" val="0"/>
+                        </a:ext>
+                      </a:extLst>
+                    </a:blip>
+                    <a:srcRect/>
+                    <a:stretch>
+                      <a:fillRect/>
+                    </a:stretch>
+                  </pic:blipFill>
+                  <pic:spPr bwMode="auto">
+                    <a:xfrm>
+                      <a:off x="0" y="0"/>
+                      <a:ext cx="4569065" cy="2849880"/>
+                    </a:xfrm>
+                    <a:prstGeom prst="rect">
+                      <a:avLst/>
+                    </a:prstGeom>
+                    <a:noFill/>
+                    <a:ln>
+                      <a:noFill/>
+                    </a:ln>
+                  </pic:spPr>
+                </pic:pic>
+              </a:graphicData>
+            </a:graphic>
+          </wp:inline>
+        </w:drawing>
+      </w:r>
+    </w:p>
+    <w:p>
+      <w:pPr>
+        <w:rPr>
+          <w:rFonts w:ascii="Times New Roman" w:eastAsia="標楷體" w:hAnsi="Times New Roman" w:cs="Times New Roman"/>
+          <w:kern w:val="0"/>
+          <w:sz w:val="24"/>
+          <w:szCs w:val="24"/>
+          <w14:ligatures w14:val="none"/>
+        </w:rPr>
+      </w:pPr>
+      <w:r>
+        <w:rPr>
+          <w:rFonts w:ascii="Times New Roman" w:eastAsia="標楷體" w:hAnsi="Times New Roman" w:cs="Times New Roman"/>
+          <w:kern w:val="0"/>
+          <w:sz w:val="24"/>
+          <w:szCs w:val="24"/>
+          <w14:ligatures w14:val="none"/>
+        </w:rPr>
+        <w:br w:type="page"/>
+      </w:r>
+    </w:p>
+    <w:p>
+      <w:pPr>
+        <w:pStyle w:val="a9"/>
+        <w:numPr>
+          <w:ilvl w:val="0"/>
+          <w:numId w:val="20"/>
+        </w:numPr>
+        <w:rPr>
+          <w:rFonts w:ascii="Times New Roman" w:eastAsia="標楷體" w:hAnsi="Times New Roman" w:cs="Times New Roman"/>
+          <w:kern w:val="0"/>
+          <w:sz w:val="24"/>
+          <w:szCs w:val="24"/>
+          <w14:ligatures w14:val="none"/>
+        </w:rPr>
+      </w:pPr>
+      <w:r>
+        <w:rPr>
+          <w:rFonts w:ascii="Times New Roman" w:eastAsia="標楷體" w:hAnsi="Times New Roman" w:cs="Times New Roman"/>
+          <w:kern w:val="0"/>
+          <w:sz w:val="24"/>
+          <w:szCs w:val="24"/>
+          <w14:ligatures w14:val="none"/>
+        </w:rPr>
+        <w:lastRenderedPageBreak/>
+        <w:t>OSTimeTick</w:t>
+      </w:r>
+      <w:r>
+        <w:rPr>
+          <w:rFonts w:ascii="Times New Roman" w:eastAsia="標楷體" w:hAnsi="Times New Roman" w:cs="Times New Roman" w:hint="eastAsia"/>
+          <w:kern w:val="0"/>
+          <w:sz w:val="24"/>
+          <w:szCs w:val="24"/>
+          <w14:ligatures w14:val="none"/>
+        </w:rPr>
+        <w:t xml:space="preserve"> </w:t>
+      </w:r>
+      <w:r>
+        <w:rPr>
+          <w:rFonts w:ascii="Times New Roman" w:eastAsia="標楷體" w:hAnsi="Times New Roman" w:cs="Times New Roman" w:hint="eastAsia"/>
+          <w:kern w:val="0"/>
+          <w:sz w:val="24"/>
+          <w:szCs w:val="24"/>
+          <w14:ligatures w14:val="none"/>
+        </w:rPr>
+        <w:t>():</w:t>
+      </w:r>
+      <w:r>
+        <w:rPr>
+          <w:rFonts w:ascii="Times New Roman" w:eastAsia="標楷體" w:hAnsi="Times New Roman" w:cs="Times New Roman" w:hint="eastAsia"/>
+          <w:kern w:val="0"/>
+          <w:sz w:val="24"/>
+          <w:szCs w:val="24"/>
+          <w14:ligatures w14:val="none"/>
+        </w:rPr>
+        <w:t>檢查任務目前是否有資格被排入執行，但因優先權原因沒被執行，並記錄是被</w:t>
+      </w:r>
+      <w:r>
+        <w:rPr>
+          <w:rFonts w:ascii="Times New Roman" w:eastAsia="標楷體" w:hAnsi="Times New Roman" w:cs="Times New Roman" w:hint="eastAsia"/>
+          <w:kern w:val="0"/>
+          <w:sz w:val="24"/>
+          <w:szCs w:val="24"/>
+          <w14:ligatures w14:val="none"/>
+        </w:rPr>
+        <w:t>Block</w:t>
+      </w:r>
+      <w:r>
+        <w:rPr>
+          <w:rFonts w:ascii="Times New Roman" w:eastAsia="標楷體" w:hAnsi="Times New Roman" w:cs="Times New Roman" w:hint="eastAsia"/>
+          <w:kern w:val="0"/>
+          <w:sz w:val="24"/>
+          <w:szCs w:val="24"/>
+          <w14:ligatures w14:val="none"/>
+        </w:rPr>
+        <w:t>還是</w:t>
+      </w:r>
+      <w:r>
+        <w:rPr>
+          <w:rFonts w:ascii="Times New Roman" w:eastAsia="標楷體" w:hAnsi="Times New Roman" w:cs="Times New Roman" w:hint="eastAsia"/>
+          <w:kern w:val="0"/>
+          <w:sz w:val="24"/>
+          <w:szCs w:val="24"/>
+          <w14:ligatures w14:val="none"/>
+        </w:rPr>
+        <w:t>Preemption</w:t>
+      </w:r>
+      <w:r>
+        <w:rPr>
+          <w:rFonts w:ascii="Times New Roman" w:eastAsia="標楷體" w:hAnsi="Times New Roman" w:cs="Times New Roman" w:hint="eastAsia"/>
+          <w:kern w:val="0"/>
+          <w:sz w:val="24"/>
+          <w:szCs w:val="24"/>
+          <w14:ligatures w14:val="none"/>
+        </w:rPr>
+        <w:t>。</w:t>
+      </w:r>
+    </w:p>
+    <w:p>
+      <w:pPr>
+        <w:pStyle w:val="a9"/>
+        <w:ind w:left="1440"/>
+        <w:rPr>
+          <w:rFonts w:ascii="Times New Roman" w:eastAsia="標楷體" w:hAnsi="Times New Roman" w:cs="Times New Roman"/>
+          <w:kern w:val="0"/>
+          <w:sz w:val="24"/>
+          <w:szCs w:val="24"/>
+          <w14:ligatures w14:val="none"/>
+        </w:rPr>
+      </w:pPr>
+      <w:r>
+        <w:rPr>
+          <w:rFonts w:ascii="Times New Roman" w:eastAsia="標楷體" w:hAnsi="Times New Roman" w:cs="Times New Roman" w:hint="eastAsia"/>
+          <w:noProof/>
+          <w:kern w:val="0"/>
+          <w:sz w:val="24"/>
+          <w:szCs w:val="24"/>
+          <w14:ligatures w14:val="none"/>
+        </w:rPr>
+        <w:drawing>
+          <wp:inline distT="0" distB="0" distL="0" distR="0" wp14:anchorId="1A977BA8" wp14:editId="39158340">
+            <wp:extent cx="4274820" cy="1420822"/>
+            <wp:effectExtent l="0" t="0" r="0" b="0"/>
+            <wp:docPr id="100213575" name="圖片 6"/>
+            <wp:cNvGraphicFramePr>
+              <a:graphicFrameLocks xmlns:a="http://schemas.openxmlformats.org/drawingml/2006/main" noChangeAspect="1"/>
+            </wp:cNvGraphicFramePr>
+            <a:graphic xmlns:a="http://schemas.openxmlformats.org/drawingml/2006/main">
+              <a:graphicData uri="http://schemas.openxmlformats.org/drawingml/2006/picture">
+                <pic:pic xmlns:pic="http://schemas.openxmlformats.org/drawingml/2006/picture">
+                  <pic:nvPicPr>
+                    <pic:cNvPr id="0" name="Picture 6"/>
+                    <pic:cNvPicPr>
+                      <a:picLocks noChangeAspect="1" noChangeArrowheads="1"/>
+                    </pic:cNvPicPr>
+                  </pic:nvPicPr>
+                  <pic:blipFill>
+                    <a:blip r:embed="rId9">
+                      <a:extLst>
+                        <a:ext uri="{28A0092B-C50C-407E-A947-70E740481C1C}">
+                          <a14:useLocalDpi xmlns:a14="http://schemas.microsoft.com/office/drawing/2010/main" val="0"/>
+                        </a:ext>
+                      </a:extLst>
+                    </a:blip>
+                    <a:srcRect/>
+                    <a:stretch>
+                      <a:fillRect/>
+                    </a:stretch>
+                  </pic:blipFill>
+                  <pic:spPr bwMode="auto">
+                    <a:xfrm>
+                      <a:off x="0" y="0"/>
+                      <a:ext cx="4292296" cy="1426630"/>
+                    </a:xfrm>
+                    <a:prstGeom prst="rect">
+                      <a:avLst/>
+                    </a:prstGeom>
+                    <a:noFill/>
+                    <a:ln>
+                      <a:noFill/>
+                    </a:ln>
+                  </pic:spPr>
+                </pic:pic>
+              </a:graphicData>
+            </a:graphic>
+          </wp:inline>
+        </w:drawing>
+      </w:r>
+    </w:p>
+    <w:p>
+      <w:pPr>
+        <w:pStyle w:val="a9"/>
+        <w:numPr>
+          <w:ilvl w:val="0"/>
+          <w:numId w:val="20"/>
+        </w:numPr>
+        <w:jc w:val="both"/>
+        <w:rPr>
+          <w:rFonts w:ascii="Times New Roman" w:eastAsia="標楷體" w:hAnsi="Times New Roman" w:cs="Times New Roman"/>
+          <w:kern w:val="0"/>
+          <w:sz w:val="24"/>
+          <w:szCs w:val="24"/>
+          <w14:ligatures w14:val="none"/>
+        </w:rPr>
+      </w:pPr>
+      <w:r>
+        <w:rPr>
+          <w:rFonts w:ascii="Times New Roman" w:eastAsia="標楷體" w:hAnsi="Times New Roman" w:cs="Times New Roman"/>
+          <w:kern w:val="0"/>
+          <w:sz w:val="24"/>
+          <w:szCs w:val="24"/>
+          <w14:ligatures w14:val="none"/>
+        </w:rPr>
+        <w:t>OS_Sched</w:t>
+      </w:r>
+      <w:r>
+        <w:rPr>
+          <w:rFonts w:ascii="Times New Roman" w:eastAsia="標楷體" w:hAnsi="Times New Roman" w:cs="Times New Roman" w:hint="eastAsia"/>
+          <w:kern w:val="0"/>
+          <w:sz w:val="24"/>
+          <w:szCs w:val="24"/>
+          <w14:ligatures w14:val="none"/>
+        </w:rPr>
+        <w:t xml:space="preserve"> </w:t>
+      </w:r>
+      <w:r>
+        <w:rPr>
+          <w:rFonts w:ascii="Times New Roman" w:eastAsia="標楷體" w:hAnsi="Times New Roman" w:cs="Times New Roman" w:hint="eastAsia"/>
+          <w:kern w:val="0"/>
+          <w:sz w:val="24"/>
+          <w:szCs w:val="24"/>
+          <w14:ligatures w14:val="none"/>
+        </w:rPr>
+        <w:t>():</w:t>
+      </w:r>
+      <w:r>
+        <w:rPr>
+          <w:rFonts w:ascii="Times New Roman" w:eastAsia="標楷體" w:hAnsi="Times New Roman" w:cs="Times New Roman" w:hint="eastAsia"/>
+          <w:kern w:val="0"/>
+          <w:sz w:val="24"/>
+          <w:szCs w:val="24"/>
+          <w14:ligatures w14:val="none"/>
+        </w:rPr>
+        <w:t>新增</w:t>
+      </w:r>
+      <w:r>
+        <w:rPr>
+          <w:rFonts w:ascii="Times New Roman" w:eastAsia="標楷體" w:hAnsi="Times New Roman" w:cs="Times New Roman" w:hint="eastAsia"/>
+          <w:kern w:val="0"/>
+          <w:sz w:val="24"/>
+          <w:szCs w:val="24"/>
+          <w14:ligatures w14:val="none"/>
+        </w:rPr>
+        <w:t>Preemption</w:t>
+      </w:r>
+      <w:r>
+        <w:rPr>
+          <w:rFonts w:ascii="Times New Roman" w:eastAsia="標楷體" w:hAnsi="Times New Roman" w:cs="Times New Roman" w:hint="eastAsia"/>
+          <w:kern w:val="0"/>
+          <w:sz w:val="24"/>
+          <w:szCs w:val="24"/>
+          <w14:ligatures w14:val="none"/>
+        </w:rPr>
+        <w:t>，</w:t>
+      </w:r>
+      <w:r>
+        <w:rPr>
+          <w:rFonts w:ascii="Times New Roman" w:eastAsia="標楷體" w:hAnsi="Times New Roman" w:cs="Times New Roman" w:hint="eastAsia"/>
+          <w:kern w:val="0"/>
+          <w:sz w:val="24"/>
+          <w:szCs w:val="24"/>
+          <w14:ligatures w14:val="none"/>
+        </w:rPr>
+        <w:t xml:space="preserve"> </w:t>
+      </w:r>
+      <w:r>
+        <w:rPr>
+          <w:rFonts w:ascii="Times New Roman" w:eastAsia="標楷體" w:hAnsi="Times New Roman" w:cs="Times New Roman" w:hint="eastAsia"/>
+          <w:kern w:val="0"/>
+          <w:sz w:val="24"/>
+          <w:szCs w:val="24"/>
+          <w14:ligatures w14:val="none"/>
+        </w:rPr>
+        <w:t>OSTCBCur</w:t>
+      </w:r>
+      <w:r>
+        <w:rPr>
+          <w:rFonts w:ascii="Times New Roman" w:eastAsia="標楷體" w:hAnsi="Times New Roman" w:cs="Times New Roman" w:hint="eastAsia"/>
+          <w:kern w:val="0"/>
+          <w:sz w:val="24"/>
+          <w:szCs w:val="24"/>
+          <w14:ligatures w14:val="none"/>
+        </w:rPr>
+        <w:t>還沒結束也沒錯過</w:t>
+      </w:r>
+      <w:r>
+        <w:rPr>
+          <w:rFonts w:ascii="Times New Roman" w:eastAsia="標楷體" w:hAnsi="Times New Roman" w:cs="Times New Roman" w:hint="eastAsia"/>
+          <w:kern w:val="0"/>
+          <w:sz w:val="24"/>
+          <w:szCs w:val="24"/>
+          <w14:ligatures w14:val="none"/>
+        </w:rPr>
+        <w:t xml:space="preserve"> deadline </w:t>
+      </w:r>
+      <w:r>
+        <w:rPr>
+          <w:rFonts w:ascii="Times New Roman" w:eastAsia="標楷體" w:hAnsi="Times New Roman" w:cs="Times New Roman" w:hint="eastAsia"/>
+          <w:kern w:val="0"/>
+          <w:sz w:val="24"/>
+          <w:szCs w:val="24"/>
+          <w14:ligatures w14:val="none"/>
+        </w:rPr>
+        <w:t>而排程器選出更高優先度任務（</w:t>
+      </w:r>
+      <w:r>
+        <w:rPr>
+          <w:rFonts w:ascii="Times New Roman" w:eastAsia="標楷體" w:hAnsi="Times New Roman" w:cs="Times New Roman" w:hint="eastAsia"/>
+          <w:kern w:val="0"/>
+          <w:sz w:val="24"/>
+          <w:szCs w:val="24"/>
+          <w14:ligatures w14:val="none"/>
+        </w:rPr>
+        <w:t>OSTCBHighRdy</w:t>
+      </w:r>
+      <w:r>
+        <w:rPr>
+          <w:rFonts w:ascii="Times New Roman" w:eastAsia="標楷體" w:hAnsi="Times New Roman" w:cs="Times New Roman" w:hint="eastAsia"/>
+          <w:kern w:val="0"/>
+          <w:sz w:val="24"/>
+          <w:szCs w:val="24"/>
+          <w14:ligatures w14:val="none"/>
+        </w:rPr>
+        <w:t>）要跑</w:t>
+      </w:r>
+      <w:r>
+        <w:rPr>
+          <w:rFonts w:ascii="Times New Roman" w:eastAsia="標楷體" w:hAnsi="Times New Roman" w:cs="Times New Roman" w:hint="eastAsia"/>
+          <w:kern w:val="0"/>
+          <w:sz w:val="24"/>
+          <w:szCs w:val="24"/>
+          <w14:ligatures w14:val="none"/>
+        </w:rPr>
+        <w:t>；</w:t>
+      </w:r>
+      <w:r>
+        <w:rPr>
+          <w:rFonts w:ascii="Times New Roman" w:eastAsia="標楷體" w:hAnsi="Times New Roman" w:cs="Times New Roman" w:hint="eastAsia"/>
+          <w:kern w:val="0"/>
+          <w:sz w:val="24"/>
+          <w:szCs w:val="24"/>
+          <w14:ligatures w14:val="none"/>
+        </w:rPr>
+        <w:t>將後面列印改為</w:t>
+      </w:r>
+      <w:r>
+        <w:rPr>
+          <w:rFonts w:ascii="Times New Roman" w:eastAsia="標楷體" w:hAnsi="Times New Roman" w:cs="Times New Roman"/>
+          <w:kern w:val="0"/>
+          <w:sz w:val="24"/>
+          <w:szCs w:val="24"/>
+          <w14:ligatures w14:val="none"/>
+        </w:rPr>
+        <w:t>B</w:t>
+      </w:r>
+      <w:r>
+        <w:rPr>
+          <w:rFonts w:ascii="Times New Roman" w:eastAsia="標楷體" w:hAnsi="Times New Roman" w:cs="Times New Roman" w:hint="eastAsia"/>
+          <w:kern w:val="0"/>
+          <w:sz w:val="24"/>
+          <w:szCs w:val="24"/>
+          <w14:ligatures w14:val="none"/>
+        </w:rPr>
+        <w:t>lock</w:t>
+      </w:r>
+      <w:r>
+        <w:rPr>
+          <w:rFonts w:ascii="Times New Roman" w:eastAsia="標楷體" w:hAnsi="Times New Roman" w:cs="Times New Roman" w:hint="eastAsia"/>
+          <w:kern w:val="0"/>
+          <w:sz w:val="24"/>
+          <w:szCs w:val="24"/>
+          <w14:ligatures w14:val="none"/>
+        </w:rPr>
+        <w:t xml:space="preserve"> </w:t>
+      </w:r>
+      <w:r>
+        <w:rPr>
+          <w:rFonts w:ascii="Times New Roman" w:eastAsia="標楷體" w:hAnsi="Times New Roman" w:cs="Times New Roman" w:hint="eastAsia"/>
+          <w:kern w:val="0"/>
+          <w:sz w:val="24"/>
+          <w:szCs w:val="24"/>
+          <w14:ligatures w14:val="none"/>
+        </w:rPr>
+        <w:t>time</w:t>
+      </w:r>
+      <w:r>
+        <w:rPr>
+          <w:rFonts w:ascii="Times New Roman" w:eastAsia="標楷體" w:hAnsi="Times New Roman" w:cs="Times New Roman" w:hint="eastAsia"/>
+          <w:kern w:val="0"/>
+          <w:sz w:val="24"/>
+          <w:szCs w:val="24"/>
+          <w14:ligatures w14:val="none"/>
+        </w:rPr>
+        <w:t>、</w:t>
+      </w:r>
+      <w:r>
+        <w:rPr>
+          <w:rFonts w:ascii="Times New Roman" w:eastAsia="標楷體" w:hAnsi="Times New Roman" w:cs="Times New Roman" w:hint="eastAsia"/>
+          <w:kern w:val="0"/>
+          <w:sz w:val="24"/>
+          <w:szCs w:val="24"/>
+          <w14:ligatures w14:val="none"/>
+        </w:rPr>
+        <w:t>Preemption</w:t>
+      </w:r>
+      <w:r>
+        <w:rPr>
+          <w:rFonts w:ascii="Times New Roman" w:eastAsia="標楷體" w:hAnsi="Times New Roman" w:cs="Times New Roman"/>
+          <w:kern w:val="0"/>
+          <w:sz w:val="24"/>
+          <w:szCs w:val="24"/>
+          <w14:ligatures w14:val="none"/>
+        </w:rPr>
+        <w:t xml:space="preserve"> </w:t>
+      </w:r>
+      <w:r>
+        <w:rPr>
+          <w:rFonts w:ascii="Times New Roman" w:eastAsia="標楷體" w:hAnsi="Times New Roman" w:cs="Times New Roman" w:hint="eastAsia"/>
+          <w:kern w:val="0"/>
+          <w:sz w:val="24"/>
+          <w:szCs w:val="24"/>
+          <w14:ligatures w14:val="none"/>
+        </w:rPr>
+        <w:t>time</w:t>
+      </w:r>
+      <w:r>
+        <w:rPr>
+          <w:rFonts w:ascii="Times New Roman" w:eastAsia="標楷體" w:hAnsi="Times New Roman" w:cs="Times New Roman" w:hint="eastAsia"/>
+          <w:kern w:val="0"/>
+          <w:sz w:val="24"/>
+          <w:szCs w:val="24"/>
+          <w14:ligatures w14:val="none"/>
+        </w:rPr>
+        <w:t>，並在顯示完重置任務參數。</w:t>
+      </w:r>
+    </w:p>
+    <w:p>
+      <w:pPr>
+        <w:pStyle w:val="a9"/>
+        <w:ind w:left="1440"/>
+        <w:jc w:val="center"/>
+        <w:rPr>
+          <w:rFonts w:ascii="Times New Roman" w:eastAsia="標楷體" w:hAnsi="Times New Roman" w:cs="Times New Roman"/>
+          <w:kern w:val="0"/>
+          <w:sz w:val="24"/>
+          <w:szCs w:val="24"/>
+          <w14:ligatures w14:val="none"/>
+        </w:rPr>
+      </w:pPr>
+      <w:r>
+        <w:rPr>
+          <w:rFonts w:ascii="Times New Roman" w:eastAsia="標楷體" w:hAnsi="Times New Roman" w:cs="Times New Roman"/>
+          <w:noProof/>
+          <w:kern w:val="0"/>
+          <w:sz w:val="24"/>
+          <w:szCs w:val="24"/>
+          <w14:ligatures w14:val="none"/>
+        </w:rPr>
+        <w:drawing>
+          <wp:inline distT="0" distB="0" distL="0" distR="0" wp14:anchorId="5D14557F" wp14:editId="62552BC0">
+            <wp:extent cx="3336920" cy="2907749"/>
+            <wp:effectExtent l="0" t="0" r="0" b="0"/>
+            <wp:docPr id="1635275875" name="圖片 8"/>
+            <wp:cNvGraphicFramePr>
+              <a:graphicFrameLocks xmlns:a="http://schemas.openxmlformats.org/drawingml/2006/main" noChangeAspect="1"/>
+            </wp:cNvGraphicFramePr>
+            <a:graphic xmlns:a="http://schemas.openxmlformats.org/drawingml/2006/main">
+              <a:graphicData uri="http://schemas.openxmlformats.org/drawingml/2006/picture">
+                <pic:pic xmlns:pic="http://schemas.openxmlformats.org/drawingml/2006/picture">
+                  <pic:nvPicPr>
+                    <pic:cNvPr id="0" name="Picture 8"/>
+                    <pic:cNvPicPr>
+                      <a:picLocks noChangeAspect="1" noChangeArrowheads="1"/>
+                    </pic:cNvPicPr>
+                  </pic:nvPicPr>
+                  <pic:blipFill>
+                    <a:blip r:embed="rId10" cstate="print">
+                      <a:extLst>
+                        <a:ext uri="{28A0092B-C50C-407E-A947-70E740481C1C}">
+                          <a14:useLocalDpi xmlns:a14="http://schemas.microsoft.com/office/drawing/2010/main" val="0"/>
+                        </a:ext>
+                      </a:extLst>
+                    </a:blip>
+                    <a:srcRect/>
+                    <a:stretch>
+                      <a:fillRect/>
+                    </a:stretch>
+                  </pic:blipFill>
+                  <pic:spPr bwMode="auto">
+                    <a:xfrm>
+                      <a:off x="0" y="0"/>
+                      <a:ext cx="3351912" cy="2920813"/>
+                    </a:xfrm>
+                    <a:prstGeom prst="rect">
+                      <a:avLst/>
+                    </a:prstGeom>
+                    <a:noFill/>
+                    <a:ln>
+                      <a:noFill/>
+                    </a:ln>
+                  </pic:spPr>
+                </pic:pic>
+              </a:graphicData>
+            </a:graphic>
+          </wp:inline>
+        </w:drawing>
+      </w:r>
+    </w:p>
+    <w:p>
+      <w:pPr>
+        <w:pStyle w:val="a9"/>
+        <w:numPr>
+          <w:ilvl w:val="0"/>
+          <w:numId w:val="20"/>
+        </w:numPr>
+        <w:jc w:val="both"/>
+        <w:rPr>
+          <w:rFonts w:ascii="Times New Roman" w:eastAsia="標楷體" w:hAnsi="Times New Roman" w:cs="Times New Roman"/>
+          <w:kern w:val="0"/>
+          <w:sz w:val="24"/>
+          <w:szCs w:val="24"/>
+          <w14:ligatures w14:val="none"/>
+        </w:rPr>
+      </w:pPr>
+      <w:r>
+        <w:rPr>
+          <w:rFonts w:ascii="Times New Roman" w:eastAsia="標楷體" w:hAnsi="Times New Roman" w:cs="Times New Roman"/>
+          <w:kern w:val="0"/>
+          <w:sz w:val="24"/>
+          <w:szCs w:val="24"/>
+          <w14:ligatures w14:val="none"/>
+        </w:rPr>
+        <w:t>OS_SchedNew</w:t>
+      </w:r>
+      <w:r>
+        <w:rPr>
+          <w:rFonts w:ascii="Times New Roman" w:eastAsia="標楷體" w:hAnsi="Times New Roman" w:cs="Times New Roman" w:hint="eastAsia"/>
+          <w:kern w:val="0"/>
+          <w:sz w:val="24"/>
+          <w:szCs w:val="24"/>
+          <w14:ligatures w14:val="none"/>
+        </w:rPr>
+        <w:t xml:space="preserve"> ():</w:t>
+      </w:r>
+      <w:r>
+        <w:rPr>
+          <w:rFonts w:ascii="Times New Roman" w:eastAsia="標楷體" w:hAnsi="Times New Roman" w:cs="Times New Roman" w:hint="eastAsia"/>
+          <w:kern w:val="0"/>
+          <w:sz w:val="24"/>
+          <w:szCs w:val="24"/>
+          <w14:ligatures w14:val="none"/>
+        </w:rPr>
+        <w:t>初始化所有任務的延遲</w:t>
+      </w:r>
+      <w:r>
+        <w:rPr>
+          <w:rFonts w:ascii="Times New Roman" w:eastAsia="標楷體" w:hAnsi="Times New Roman" w:cs="Times New Roman" w:hint="eastAsia"/>
+          <w:kern w:val="0"/>
+          <w:sz w:val="24"/>
+          <w:szCs w:val="24"/>
+          <w14:ligatures w14:val="none"/>
+        </w:rPr>
+        <w:t>到</w:t>
+      </w:r>
+      <w:r>
+        <w:rPr>
+          <w:rFonts w:ascii="Times New Roman" w:eastAsia="標楷體" w:hAnsi="Times New Roman" w:cs="Times New Roman" w:hint="eastAsia"/>
+          <w:kern w:val="0"/>
+          <w:sz w:val="24"/>
+          <w:szCs w:val="24"/>
+          <w14:ligatures w14:val="none"/>
+        </w:rPr>
+        <w:t>TaskStartTime</w:t>
+      </w:r>
+      <w:r>
+        <w:rPr>
+          <w:rFonts w:ascii="Times New Roman" w:eastAsia="標楷體" w:hAnsi="Times New Roman" w:cs="Times New Roman" w:hint="eastAsia"/>
+          <w:kern w:val="0"/>
+          <w:sz w:val="24"/>
+          <w:szCs w:val="24"/>
+          <w14:ligatures w14:val="none"/>
+        </w:rPr>
+        <w:t>，確保每個任務在指定時間後才會開始執行。</w:t>
+      </w:r>
+    </w:p>
+    <w:p>
+      <w:pPr>
+        <w:pStyle w:val="a9"/>
+        <w:ind w:left="1440"/>
+        <w:jc w:val="center"/>
+        <w:rPr>
+          <w:rFonts w:ascii="Times New Roman" w:eastAsia="標楷體" w:hAnsi="Times New Roman" w:cs="Times New Roman"/>
+          <w:kern w:val="0"/>
+          <w:sz w:val="24"/>
+          <w:szCs w:val="24"/>
+          <w14:ligatures w14:val="none"/>
+        </w:rPr>
+      </w:pPr>
+      <w:r>
+        <w:rPr>
+          <w:rFonts w:ascii="Times New Roman" w:eastAsia="標楷體" w:hAnsi="Times New Roman" w:cs="Times New Roman"/>
+          <w:noProof/>
+          <w:kern w:val="0"/>
+          <w:sz w:val="24"/>
+          <w:szCs w:val="24"/>
+          <w14:ligatures w14:val="none"/>
+        </w:rPr>
+        <w:drawing>
+          <wp:inline distT="0" distB="0" distL="0" distR="0" wp14:anchorId="16DB95C3" wp14:editId="7258A5FD">
+            <wp:extent cx="3550513" cy="2308860"/>
+            <wp:effectExtent l="0" t="0" r="0" b="0"/>
+            <wp:docPr id="684230526" name="圖片 9"/>
+            <wp:cNvGraphicFramePr>
+              <a:graphicFrameLocks xmlns:a="http://schemas.openxmlformats.org/drawingml/2006/main" noChangeAspect="1"/>
+            </wp:cNvGraphicFramePr>
+            <a:graphic xmlns:a="http://schemas.openxmlformats.org/drawingml/2006/main">
+              <a:graphicData uri="http://schemas.openxmlformats.org/drawingml/2006/picture">
+                <pic:pic xmlns:pic="http://schemas.openxmlformats.org/drawingml/2006/picture">
+                  <pic:nvPicPr>
+                    <pic:cNvPr id="0" name="Picture 9"/>
+                    <pic:cNvPicPr>
+                      <a:picLocks noChangeAspect="1" noChangeArrowheads="1"/>
+                    </pic:cNvPicPr>
+                  </pic:nvPicPr>
+                  <pic:blipFill>
+                    <a:blip r:embed="rId11">
+                      <a:extLst>
+                        <a:ext uri="{28A0092B-C50C-407E-A947-70E740481C1C}">
+                          <a14:useLocalDpi xmlns:a14="http://schemas.microsoft.com/office/drawing/2010/main" val="0"/>
+                        </a:ext>
+                      </a:extLst>
+                    </a:blip>
+                    <a:srcRect/>
+                    <a:stretch>
+                      <a:fillRect/>
+                    </a:stretch>
+                  </pic:blipFill>
+                  <pic:spPr bwMode="auto">
+                    <a:xfrm>
+                      <a:off x="0" y="0"/>
+                      <a:ext cx="3565313" cy="2318484"/>
+                    </a:xfrm>
+                    <a:prstGeom prst="rect">
+                      <a:avLst/>
+                    </a:prstGeom>
+                    <a:noFill/>
+                    <a:ln>
+                      <a:noFill/>
+                    </a:ln>
+                  </pic:spPr>
+                </pic:pic>
+              </a:graphicData>
+            </a:graphic>
+          </wp:inline>
+        </w:drawing>
+      </w:r>
+    </w:p>
+    <w:p>
+      <w:pPr>
+        <w:pStyle w:val="a9"/>
+        <w:numPr>
+          <w:ilvl w:val="0"/>
+          <w:numId w:val="13"/>
+        </w:numPr>
+        <w:rPr>
+          <w:rFonts w:ascii="Times New Roman" w:eastAsia="標楷體" w:hAnsi="Times New Roman" w:cs="Times New Roman"/>
+          <w:kern w:val="0"/>
+          <w:sz w:val="24"/>
+          <w:szCs w:val="24"/>
+          <w14:ligatures w14:val="none"/>
+        </w:rPr>
+      </w:pPr>
+      <w:r>
+        <w:rPr>
+          <w:rFonts w:ascii="標楷體" w:eastAsia="標楷體" w:hAnsi="標楷體" w:cs="新細明體" w:hint="eastAsia"/>
+          <w:kern w:val="0"/>
+          <w:sz w:val="24"/>
+          <w:szCs w:val="24"/>
+          <w14:ligatures w14:val="none"/>
+        </w:rPr>
+        <w:lastRenderedPageBreak/>
+        <w:t>在</w:t>
+      </w:r>
+      <w:r>
+        <w:rPr>
+          <w:rFonts w:ascii="Times New Roman" w:eastAsia="標楷體" w:hAnsi="Times New Roman" w:cs="Times New Roman"/>
+          <w:kern w:val="0"/>
+          <w:sz w:val="24"/>
+          <w:szCs w:val="24"/>
+          <w14:ligatures w14:val="none"/>
+        </w:rPr>
+        <w:t>"</w:t>
+      </w:r>
+      <w:r>
+        <w:t xml:space="preserve"> </w:t>
+      </w:r>
+      <w:r>
+        <w:rPr>
+          <w:rFonts w:ascii="Times New Roman" w:eastAsia="標楷體" w:hAnsi="Times New Roman" w:cs="Times New Roman"/>
+          <w:kern w:val="0"/>
+          <w:sz w:val="24"/>
+          <w:szCs w:val="24"/>
+          <w14:ligatures w14:val="none"/>
+        </w:rPr>
+        <w:t>Microsoft/Windows/Kernel/OS2/main.c"</w:t>
+      </w:r>
+      <w:r>
+        <w:rPr>
+          <w:rFonts w:ascii="Times New Roman" w:eastAsia="標楷體" w:hAnsi="Times New Roman" w:cs="Times New Roman" w:hint="eastAsia"/>
+          <w:kern w:val="0"/>
+          <w:sz w:val="24"/>
+          <w:szCs w:val="24"/>
+          <w14:ligatures w14:val="none"/>
+        </w:rPr>
+        <w:t>的</w:t>
+      </w:r>
+      <w:r>
+        <w:rPr>
+          <w:rFonts w:ascii="Times New Roman" w:eastAsia="標楷體" w:hAnsi="Times New Roman" w:cs="Times New Roman"/>
+          <w:kern w:val="0"/>
+          <w:sz w:val="24"/>
+          <w:szCs w:val="24"/>
+          <w14:ligatures w14:val="none"/>
+        </w:rPr>
+        <w:t>task</w:t>
+      </w:r>
+      <w:r>
+        <w:rPr>
+          <w:rFonts w:ascii="Times New Roman" w:eastAsia="標楷體" w:hAnsi="Times New Roman" w:cs="Times New Roman"/>
+          <w:kern w:val="0"/>
+          <w:sz w:val="24"/>
+          <w:szCs w:val="24"/>
+          <w14:ligatures w14:val="none"/>
+        </w:rPr>
+        <w:t xml:space="preserve"> </w:t>
+      </w:r>
+      <w:r>
+        <w:rPr>
+          <w:rFonts w:ascii="Times New Roman" w:eastAsia="標楷體" w:hAnsi="Times New Roman" w:cs="Times New Roman"/>
+          <w:kern w:val="0"/>
+          <w:sz w:val="24"/>
+          <w:szCs w:val="24"/>
+          <w14:ligatures w14:val="none"/>
+        </w:rPr>
+        <w:t>()</w:t>
+      </w:r>
+      <w:r>
+        <w:rPr>
+          <w:rFonts w:ascii="Times New Roman" w:eastAsia="標楷體" w:hAnsi="Times New Roman" w:cs="Times New Roman" w:hint="eastAsia"/>
+          <w:kern w:val="0"/>
+          <w:sz w:val="24"/>
+          <w:szCs w:val="24"/>
+          <w14:ligatures w14:val="none"/>
+        </w:rPr>
+        <w:t>中</w:t>
+      </w:r>
+      <w:r>
+        <w:rPr>
+          <w:rFonts w:ascii="標楷體" w:eastAsia="標楷體" w:hAnsi="標楷體" w:cs="Times New Roman" w:hint="eastAsia"/>
+          <w:color w:val="000000"/>
+          <w:kern w:val="0"/>
+          <w:sz w:val="24"/>
+          <w:szCs w:val="24"/>
+          <w:highlight w:val="white"/>
+        </w:rPr>
+        <w:t>模擬資源</w:t>
+      </w:r>
+      <w:r>
+        <w:rPr>
+          <w:rFonts w:ascii="Times New Roman" w:eastAsia="標楷體" w:hAnsi="Times New Roman" w:cs="Times New Roman"/>
+          <w:color w:val="000000"/>
+          <w:kern w:val="0"/>
+          <w:sz w:val="24"/>
+          <w:szCs w:val="24"/>
+          <w:highlight w:val="white"/>
+        </w:rPr>
+        <w:t>Lock &amp; Unlock</w:t>
+      </w:r>
+      <w:r>
+        <w:rPr>
+          <w:rFonts w:ascii="Times New Roman" w:eastAsia="細明體" w:hAnsi="Times New Roman" w:cs="Times New Roman" w:hint="eastAsia"/>
+          <w:color w:val="000000"/>
+          <w:kern w:val="0"/>
+          <w:sz w:val="24"/>
+          <w:szCs w:val="24"/>
+          <w:highlight w:val="white"/>
+        </w:rPr>
+        <w:t>。</w:t>
+      </w:r>
+    </w:p>
+    <w:p>
+      <w:pPr>
+        <w:pStyle w:val="a9"/>
+        <w:numPr>
+          <w:ilvl w:val="0"/>
+          <w:numId w:val="21"/>
+        </w:numPr>
+        <w:rPr>
+          <w:rFonts w:ascii="Times New Roman" w:eastAsia="標楷體" w:hAnsi="Times New Roman" w:cs="Times New Roman"/>
+          <w:kern w:val="0"/>
+          <w:sz w:val="24"/>
+          <w:szCs w:val="24"/>
+          <w14:ligatures w14:val="none"/>
+        </w:rPr>
+      </w:pPr>
+      <w:r>
+        <w:rPr>
+          <w:rFonts w:ascii="Times New Roman" w:eastAsia="標楷體" w:hAnsi="Times New Roman" w:cs="Times New Roman" w:hint="eastAsia"/>
+          <w:kern w:val="0"/>
+          <w:sz w:val="24"/>
+          <w:szCs w:val="24"/>
+          <w14:ligatures w14:val="none"/>
+        </w:rPr>
+        <w:t>如果</w:t>
+      </w:r>
+      <w:r>
+        <w:rPr>
+          <w:rFonts w:ascii="Times New Roman" w:eastAsia="標楷體" w:hAnsi="Times New Roman" w:cs="Times New Roman" w:hint="eastAsia"/>
+          <w:kern w:val="0"/>
+          <w:sz w:val="24"/>
+          <w:szCs w:val="24"/>
+          <w14:ligatures w14:val="none"/>
+        </w:rPr>
+        <w:t xml:space="preserve"> R1 </w:t>
+      </w:r>
+      <w:r>
+        <w:rPr>
+          <w:rFonts w:ascii="Times New Roman" w:eastAsia="標楷體" w:hAnsi="Times New Roman" w:cs="Times New Roman" w:hint="eastAsia"/>
+          <w:kern w:val="0"/>
+          <w:sz w:val="24"/>
+          <w:szCs w:val="24"/>
+          <w14:ligatures w14:val="none"/>
+        </w:rPr>
+        <w:t>有設定、且現在時間到達</w:t>
+      </w:r>
+      <w:r>
+        <w:rPr>
+          <w:rFonts w:ascii="Times New Roman" w:eastAsia="標楷體" w:hAnsi="Times New Roman" w:cs="Times New Roman" w:hint="eastAsia"/>
+          <w:kern w:val="0"/>
+          <w:sz w:val="24"/>
+          <w:szCs w:val="24"/>
+          <w14:ligatures w14:val="none"/>
+        </w:rPr>
+        <w:t xml:space="preserve"> R1Lock </w:t>
+      </w:r>
+      <w:r>
+        <w:rPr>
+          <w:rFonts w:ascii="Times New Roman" w:eastAsia="標楷體" w:hAnsi="Times New Roman" w:cs="Times New Roman" w:hint="eastAsia"/>
+          <w:kern w:val="0"/>
+          <w:sz w:val="24"/>
+          <w:szCs w:val="24"/>
+          <w14:ligatures w14:val="none"/>
+        </w:rPr>
+        <w:t>-&gt;</w:t>
+      </w:r>
+      <w:r>
+        <w:rPr>
+          <w:rFonts w:ascii="Times New Roman" w:eastAsia="標楷體" w:hAnsi="Times New Roman" w:cs="Times New Roman" w:hint="eastAsia"/>
+          <w:kern w:val="0"/>
+          <w:sz w:val="24"/>
+          <w:szCs w:val="24"/>
+          <w14:ligatures w14:val="none"/>
+        </w:rPr>
+        <w:t xml:space="preserve"> </w:t>
+      </w:r>
+      <w:r>
+        <w:rPr>
+          <w:rFonts w:ascii="Times New Roman" w:eastAsia="標楷體" w:hAnsi="Times New Roman" w:cs="Times New Roman" w:hint="eastAsia"/>
+          <w:kern w:val="0"/>
+          <w:sz w:val="24"/>
+          <w:szCs w:val="24"/>
+          <w14:ligatures w14:val="none"/>
+        </w:rPr>
+        <w:t>鎖</w:t>
+      </w:r>
+      <w:r>
+        <w:rPr>
+          <w:rFonts w:ascii="Times New Roman" w:eastAsia="標楷體" w:hAnsi="Times New Roman" w:cs="Times New Roman" w:hint="eastAsia"/>
+          <w:kern w:val="0"/>
+          <w:sz w:val="24"/>
+          <w:szCs w:val="24"/>
+          <w14:ligatures w14:val="none"/>
+        </w:rPr>
+        <w:t xml:space="preserve"> R1 </w:t>
+      </w:r>
+    </w:p>
+    <w:p>
+      <w:pPr>
+        <w:pStyle w:val="a9"/>
+        <w:numPr>
+          <w:ilvl w:val="1"/>
+          <w:numId w:val="21"/>
+        </w:numPr>
+        <w:rPr>
+          <w:rFonts w:ascii="Times New Roman" w:eastAsia="標楷體" w:hAnsi="Times New Roman" w:cs="Times New Roman"/>
+          <w:kern w:val="0"/>
+          <w:sz w:val="24"/>
+          <w:szCs w:val="24"/>
+          <w14:ligatures w14:val="none"/>
+        </w:rPr>
+      </w:pPr>
+      <w:r>
+        <w:rPr>
+          <w:rFonts w:ascii="Times New Roman" w:eastAsia="標楷體" w:hAnsi="Times New Roman" w:cs="Times New Roman" w:hint="eastAsia"/>
+          <w:kern w:val="0"/>
+          <w:sz w:val="24"/>
+          <w:szCs w:val="24"/>
+          <w14:ligatures w14:val="none"/>
+        </w:rPr>
+        <w:t>當</w:t>
+      </w:r>
+      <w:r>
+        <w:rPr>
+          <w:rFonts w:ascii="Times New Roman" w:eastAsia="標楷體" w:hAnsi="Times New Roman" w:cs="Times New Roman" w:hint="eastAsia"/>
+          <w:kern w:val="0"/>
+          <w:sz w:val="24"/>
+          <w:szCs w:val="24"/>
+          <w14:ligatures w14:val="none"/>
+        </w:rPr>
+        <w:t>exeTime</w:t>
+      </w:r>
+      <w:r>
+        <w:rPr>
+          <w:rFonts w:ascii="Times New Roman" w:eastAsia="標楷體" w:hAnsi="Times New Roman" w:cs="Times New Roman" w:hint="eastAsia"/>
+          <w:kern w:val="0"/>
+          <w:sz w:val="24"/>
+          <w:szCs w:val="24"/>
+          <w14:ligatures w14:val="none"/>
+        </w:rPr>
+        <w:t xml:space="preserve"> </w:t>
+      </w:r>
+      <w:r>
+        <w:rPr>
+          <w:rFonts w:ascii="Times New Roman" w:eastAsia="標楷體" w:hAnsi="Times New Roman" w:cs="Times New Roman" w:hint="eastAsia"/>
+          <w:kern w:val="0"/>
+          <w:sz w:val="24"/>
+          <w:szCs w:val="24"/>
+          <w14:ligatures w14:val="none"/>
+        </w:rPr>
+        <w:t>==</w:t>
+      </w:r>
+      <w:r>
+        <w:rPr>
+          <w:rFonts w:ascii="Times New Roman" w:eastAsia="標楷體" w:hAnsi="Times New Roman" w:cs="Times New Roman" w:hint="eastAsia"/>
+          <w:kern w:val="0"/>
+          <w:sz w:val="24"/>
+          <w:szCs w:val="24"/>
+          <w14:ligatures w14:val="none"/>
+        </w:rPr>
+        <w:t xml:space="preserve"> </w:t>
+      </w:r>
+      <w:r>
+        <w:rPr>
+          <w:rFonts w:ascii="Times New Roman" w:eastAsia="標楷體" w:hAnsi="Times New Roman" w:cs="Times New Roman" w:hint="eastAsia"/>
+          <w:kern w:val="0"/>
+          <w:sz w:val="24"/>
+          <w:szCs w:val="24"/>
+          <w14:ligatures w14:val="none"/>
+        </w:rPr>
+        <w:t xml:space="preserve">task_data-&gt;R1Lock </w:t>
+      </w:r>
+      <w:r>
+        <w:rPr>
+          <w:rFonts w:ascii="Times New Roman" w:eastAsia="標楷體" w:hAnsi="Times New Roman" w:cs="Times New Roman" w:hint="eastAsia"/>
+          <w:kern w:val="0"/>
+          <w:sz w:val="24"/>
+          <w:szCs w:val="24"/>
+          <w14:ligatures w14:val="none"/>
+        </w:rPr>
+        <w:t>時，代表要鎖住</w:t>
+      </w:r>
+      <w:r>
+        <w:rPr>
+          <w:rFonts w:ascii="Times New Roman" w:eastAsia="標楷體" w:hAnsi="Times New Roman" w:cs="Times New Roman" w:hint="eastAsia"/>
+          <w:kern w:val="0"/>
+          <w:sz w:val="24"/>
+          <w:szCs w:val="24"/>
+          <w14:ligatures w14:val="none"/>
+        </w:rPr>
+        <w:t>R1</w:t>
+      </w:r>
+      <w:r>
+        <w:rPr>
+          <w:rFonts w:ascii="Times New Roman" w:eastAsia="標楷體" w:hAnsi="Times New Roman" w:cs="Times New Roman" w:hint="eastAsia"/>
+          <w:kern w:val="0"/>
+          <w:sz w:val="24"/>
+          <w:szCs w:val="24"/>
+          <w14:ligatures w14:val="none"/>
+        </w:rPr>
+        <w:t>。呼叫</w:t>
+      </w:r>
+      <w:r>
+        <w:rPr>
+          <w:rFonts w:ascii="Times New Roman" w:eastAsia="標楷體" w:hAnsi="Times New Roman" w:cs="Times New Roman" w:hint="eastAsia"/>
+          <w:kern w:val="0"/>
+          <w:sz w:val="24"/>
+          <w:szCs w:val="24"/>
+          <w14:ligatures w14:val="none"/>
+        </w:rPr>
+        <w:t xml:space="preserve"> OSSchedLock() </w:t>
+      </w:r>
+      <w:r>
+        <w:rPr>
+          <w:rFonts w:ascii="Times New Roman" w:eastAsia="標楷體" w:hAnsi="Times New Roman" w:cs="Times New Roman" w:hint="eastAsia"/>
+          <w:kern w:val="0"/>
+          <w:sz w:val="24"/>
+          <w:szCs w:val="24"/>
+          <w14:ligatures w14:val="none"/>
+        </w:rPr>
+        <w:t>來鎖資源。</w:t>
+      </w:r>
+    </w:p>
+    <w:p>
+      <w:pPr>
+        <w:pStyle w:val="a9"/>
+        <w:numPr>
+          <w:ilvl w:val="0"/>
+          <w:numId w:val="21"/>
+        </w:numPr>
+        <w:rPr>
+          <w:rFonts w:ascii="Times New Roman" w:eastAsia="標楷體" w:hAnsi="Times New Roman" w:cs="Times New Roman"/>
+          <w:kern w:val="0"/>
+          <w:sz w:val="24"/>
+          <w:szCs w:val="24"/>
+          <w14:ligatures w14:val="none"/>
+        </w:rPr>
+      </w:pPr>
+      <w:r>
+        <w:rPr>
+          <w:rFonts w:ascii="Times New Roman" w:eastAsia="標楷體" w:hAnsi="Times New Roman" w:cs="Times New Roman" w:hint="eastAsia"/>
+          <w:kern w:val="0"/>
+          <w:sz w:val="24"/>
+          <w:szCs w:val="24"/>
+          <w14:ligatures w14:val="none"/>
+        </w:rPr>
+        <w:t>如果</w:t>
+      </w:r>
+      <w:r>
+        <w:rPr>
+          <w:rFonts w:ascii="Times New Roman" w:eastAsia="標楷體" w:hAnsi="Times New Roman" w:cs="Times New Roman" w:hint="eastAsia"/>
+          <w:kern w:val="0"/>
+          <w:sz w:val="24"/>
+          <w:szCs w:val="24"/>
+          <w14:ligatures w14:val="none"/>
+        </w:rPr>
+        <w:t xml:space="preserve"> R2 </w:t>
+      </w:r>
+      <w:r>
+        <w:rPr>
+          <w:rFonts w:ascii="Times New Roman" w:eastAsia="標楷體" w:hAnsi="Times New Roman" w:cs="Times New Roman" w:hint="eastAsia"/>
+          <w:kern w:val="0"/>
+          <w:sz w:val="24"/>
+          <w:szCs w:val="24"/>
+          <w14:ligatures w14:val="none"/>
+        </w:rPr>
+        <w:t>有設定、且現在時間到達</w:t>
+      </w:r>
+      <w:r>
+        <w:rPr>
+          <w:rFonts w:ascii="Times New Roman" w:eastAsia="標楷體" w:hAnsi="Times New Roman" w:cs="Times New Roman" w:hint="eastAsia"/>
+          <w:kern w:val="0"/>
+          <w:sz w:val="24"/>
+          <w:szCs w:val="24"/>
+          <w14:ligatures w14:val="none"/>
+        </w:rPr>
+        <w:t xml:space="preserve"> R2Lock </w:t>
+      </w:r>
+      <w:r>
+        <w:rPr>
+          <w:rFonts w:ascii="Times New Roman" w:eastAsia="標楷體" w:hAnsi="Times New Roman" w:cs="Times New Roman" w:hint="eastAsia"/>
+          <w:kern w:val="0"/>
+          <w:sz w:val="24"/>
+          <w:szCs w:val="24"/>
+          <w14:ligatures w14:val="none"/>
+        </w:rPr>
+        <w:t>-&gt;</w:t>
+      </w:r>
+      <w:r>
+        <w:rPr>
+          <w:rFonts w:ascii="Times New Roman" w:eastAsia="標楷體" w:hAnsi="Times New Roman" w:cs="Times New Roman" w:hint="eastAsia"/>
+          <w:kern w:val="0"/>
+          <w:sz w:val="24"/>
+          <w:szCs w:val="24"/>
+          <w14:ligatures w14:val="none"/>
+        </w:rPr>
+        <w:t xml:space="preserve"> </w:t>
+      </w:r>
+      <w:r>
+        <w:rPr>
+          <w:rFonts w:ascii="Times New Roman" w:eastAsia="標楷體" w:hAnsi="Times New Roman" w:cs="Times New Roman" w:hint="eastAsia"/>
+          <w:kern w:val="0"/>
+          <w:sz w:val="24"/>
+          <w:szCs w:val="24"/>
+          <w14:ligatures w14:val="none"/>
+        </w:rPr>
+        <w:t>鎖</w:t>
+      </w:r>
+      <w:r>
+        <w:rPr>
+          <w:rFonts w:ascii="Times New Roman" w:eastAsia="標楷體" w:hAnsi="Times New Roman" w:cs="Times New Roman" w:hint="eastAsia"/>
+          <w:kern w:val="0"/>
+          <w:sz w:val="24"/>
+          <w:szCs w:val="24"/>
+          <w14:ligatures w14:val="none"/>
+        </w:rPr>
+        <w:t xml:space="preserve"> R2 </w:t>
+      </w:r>
+    </w:p>
+    <w:p>
+      <w:pPr>
+        <w:pStyle w:val="a9"/>
+        <w:numPr>
+          <w:ilvl w:val="1"/>
+          <w:numId w:val="21"/>
+        </w:numPr>
+        <w:rPr>
+          <w:rFonts w:ascii="Times New Roman" w:eastAsia="標楷體" w:hAnsi="Times New Roman" w:cs="Times New Roman"/>
+          <w:kern w:val="0"/>
+          <w:sz w:val="24"/>
+          <w:szCs w:val="24"/>
+          <w14:ligatures w14:val="none"/>
+        </w:rPr>
+      </w:pPr>
+      <w:r>
+        <w:rPr>
+          <w:rFonts w:ascii="Times New Roman" w:eastAsia="標楷體" w:hAnsi="Times New Roman" w:cs="Times New Roman" w:hint="eastAsia"/>
+          <w:kern w:val="0"/>
+          <w:sz w:val="24"/>
+          <w:szCs w:val="24"/>
+          <w14:ligatures w14:val="none"/>
+        </w:rPr>
+        <w:t>邏輯</w:t>
+      </w:r>
+      <w:r>
+        <w:rPr>
+          <w:rFonts w:ascii="Times New Roman" w:eastAsia="標楷體" w:hAnsi="Times New Roman" w:cs="Times New Roman" w:hint="eastAsia"/>
+          <w:kern w:val="0"/>
+          <w:sz w:val="24"/>
+          <w:szCs w:val="24"/>
+          <w14:ligatures w14:val="none"/>
+        </w:rPr>
+        <w:t>同上</w:t>
+      </w:r>
+      <w:r>
+        <w:rPr>
+          <w:rFonts w:ascii="Times New Roman" w:eastAsia="標楷體" w:hAnsi="Times New Roman" w:cs="Times New Roman" w:hint="eastAsia"/>
+          <w:kern w:val="0"/>
+          <w:sz w:val="24"/>
+          <w:szCs w:val="24"/>
+          <w14:ligatures w14:val="none"/>
+        </w:rPr>
+        <w:t>，只是換成</w:t>
+      </w:r>
+      <w:r>
+        <w:rPr>
+          <w:rFonts w:ascii="Times New Roman" w:eastAsia="標楷體" w:hAnsi="Times New Roman" w:cs="Times New Roman" w:hint="eastAsia"/>
+          <w:kern w:val="0"/>
+          <w:sz w:val="24"/>
+          <w:szCs w:val="24"/>
+          <w14:ligatures w14:val="none"/>
+        </w:rPr>
+        <w:t xml:space="preserve"> R2</w:t>
+      </w:r>
+      <w:r>
+        <w:rPr>
+          <w:rFonts w:ascii="Times New Roman" w:eastAsia="標楷體" w:hAnsi="Times New Roman" w:cs="Times New Roman" w:hint="eastAsia"/>
+          <w:kern w:val="0"/>
+          <w:sz w:val="24"/>
+          <w:szCs w:val="24"/>
+          <w14:ligatures w14:val="none"/>
+        </w:rPr>
+        <w:t>。到</w:t>
+      </w:r>
+      <w:r>
+        <w:rPr>
+          <w:rFonts w:ascii="Times New Roman" w:eastAsia="標楷體" w:hAnsi="Times New Roman" w:cs="Times New Roman" w:hint="eastAsia"/>
+          <w:kern w:val="0"/>
+          <w:sz w:val="24"/>
+          <w:szCs w:val="24"/>
+          <w14:ligatures w14:val="none"/>
+        </w:rPr>
+        <w:t xml:space="preserve"> R2Lock </w:t>
+      </w:r>
+      <w:r>
+        <w:rPr>
+          <w:rFonts w:ascii="Times New Roman" w:eastAsia="標楷體" w:hAnsi="Times New Roman" w:cs="Times New Roman" w:hint="eastAsia"/>
+          <w:kern w:val="0"/>
+          <w:sz w:val="24"/>
+          <w:szCs w:val="24"/>
+          <w14:ligatures w14:val="none"/>
+        </w:rPr>
+        <w:t>時呼叫</w:t>
+      </w:r>
+      <w:r>
+        <w:rPr>
+          <w:rFonts w:ascii="Times New Roman" w:eastAsia="標楷體" w:hAnsi="Times New Roman" w:cs="Times New Roman" w:hint="eastAsia"/>
+          <w:kern w:val="0"/>
+          <w:sz w:val="24"/>
+          <w:szCs w:val="24"/>
+          <w14:ligatures w14:val="none"/>
+        </w:rPr>
+        <w:t xml:space="preserve"> OSSchedLock() </w:t>
+      </w:r>
+      <w:r>
+        <w:rPr>
+          <w:rFonts w:ascii="Times New Roman" w:eastAsia="標楷體" w:hAnsi="Times New Roman" w:cs="Times New Roman" w:hint="eastAsia"/>
+          <w:kern w:val="0"/>
+          <w:sz w:val="24"/>
+          <w:szCs w:val="24"/>
+          <w14:ligatures w14:val="none"/>
+        </w:rPr>
+        <w:t>把排程與資源鎖住。</w:t>
+      </w:r>
+      <w:r>
+        <w:rPr>
+          <w:rFonts w:ascii="Times New Roman" w:eastAsia="標楷體" w:hAnsi="Times New Roman" w:cs="Times New Roman" w:hint="eastAsia"/>
+          <w:kern w:val="0"/>
+          <w:sz w:val="24"/>
+          <w:szCs w:val="24"/>
+          <w14:ligatures w14:val="none"/>
+        </w:rPr>
+        <w:t xml:space="preserve"> </w:t>
+      </w:r>
+    </w:p>
+    <w:p>
+      <w:pPr>
+        <w:pStyle w:val="a9"/>
+        <w:numPr>
+          <w:ilvl w:val="0"/>
+          <w:numId w:val="21"/>
+        </w:numPr>
+        <w:rPr>
+          <w:rFonts w:ascii="Times New Roman" w:eastAsia="標楷體" w:hAnsi="Times New Roman" w:cs="Times New Roman"/>
+          <w:kern w:val="0"/>
+          <w:sz w:val="24"/>
+          <w:szCs w:val="24"/>
+          <w14:ligatures w14:val="none"/>
+        </w:rPr>
+      </w:pPr>
+      <w:r>
+        <w:rPr>
+          <w:rFonts w:ascii="Times New Roman" w:eastAsia="標楷體" w:hAnsi="Times New Roman" w:cs="Times New Roman" w:hint="eastAsia"/>
+          <w:kern w:val="0"/>
+          <w:sz w:val="24"/>
+          <w:szCs w:val="24"/>
+          <w14:ligatures w14:val="none"/>
+        </w:rPr>
+        <w:t>如果</w:t>
+      </w:r>
+      <w:r>
+        <w:rPr>
+          <w:rFonts w:ascii="Times New Roman" w:eastAsia="標楷體" w:hAnsi="Times New Roman" w:cs="Times New Roman" w:hint="eastAsia"/>
+          <w:kern w:val="0"/>
+          <w:sz w:val="24"/>
+          <w:szCs w:val="24"/>
+          <w14:ligatures w14:val="none"/>
+        </w:rPr>
+        <w:t xml:space="preserve"> R1 </w:t>
+      </w:r>
+      <w:r>
+        <w:rPr>
+          <w:rFonts w:ascii="Times New Roman" w:eastAsia="標楷體" w:hAnsi="Times New Roman" w:cs="Times New Roman" w:hint="eastAsia"/>
+          <w:kern w:val="0"/>
+          <w:sz w:val="24"/>
+          <w:szCs w:val="24"/>
+          <w14:ligatures w14:val="none"/>
+        </w:rPr>
+        <w:t>到達解鎖時間</w:t>
+      </w:r>
+      <w:r>
+        <w:rPr>
+          <w:rFonts w:ascii="Times New Roman" w:eastAsia="標楷體" w:hAnsi="Times New Roman" w:cs="Times New Roman" w:hint="eastAsia"/>
+          <w:kern w:val="0"/>
+          <w:sz w:val="24"/>
+          <w:szCs w:val="24"/>
+          <w14:ligatures w14:val="none"/>
+        </w:rPr>
+        <w:t xml:space="preserve"> </w:t>
+      </w:r>
+      <w:r>
+        <w:rPr>
+          <w:rFonts w:ascii="Times New Roman" w:eastAsia="標楷體" w:hAnsi="Times New Roman" w:cs="Times New Roman" w:hint="eastAsia"/>
+          <w:kern w:val="0"/>
+          <w:sz w:val="24"/>
+          <w:szCs w:val="24"/>
+          <w14:ligatures w14:val="none"/>
+        </w:rPr>
+        <w:t>-&gt;</w:t>
+      </w:r>
+      <w:r>
+        <w:rPr>
+          <w:rFonts w:ascii="Times New Roman" w:eastAsia="標楷體" w:hAnsi="Times New Roman" w:cs="Times New Roman" w:hint="eastAsia"/>
+          <w:kern w:val="0"/>
+          <w:sz w:val="24"/>
+          <w:szCs w:val="24"/>
+          <w14:ligatures w14:val="none"/>
+        </w:rPr>
+        <w:t xml:space="preserve"> </w:t>
+      </w:r>
+      <w:r>
+        <w:rPr>
+          <w:rFonts w:ascii="Times New Roman" w:eastAsia="標楷體" w:hAnsi="Times New Roman" w:cs="Times New Roman" w:hint="eastAsia"/>
+          <w:kern w:val="0"/>
+          <w:sz w:val="24"/>
+          <w:szCs w:val="24"/>
+          <w14:ligatures w14:val="none"/>
+        </w:rPr>
+        <w:t>解鎖</w:t>
+      </w:r>
+      <w:r>
+        <w:rPr>
+          <w:rFonts w:ascii="Times New Roman" w:eastAsia="標楷體" w:hAnsi="Times New Roman" w:cs="Times New Roman" w:hint="eastAsia"/>
+          <w:kern w:val="0"/>
+          <w:sz w:val="24"/>
+          <w:szCs w:val="24"/>
+          <w14:ligatures w14:val="none"/>
+        </w:rPr>
+        <w:t xml:space="preserve"> R1 </w:t>
+      </w:r>
+    </w:p>
+    <w:p>
+      <w:pPr>
+        <w:pStyle w:val="a9"/>
+        <w:numPr>
+          <w:ilvl w:val="1"/>
+          <w:numId w:val="21"/>
+        </w:numPr>
+        <w:rPr>
+          <w:rFonts w:ascii="Times New Roman" w:eastAsia="標楷體" w:hAnsi="Times New Roman" w:cs="Times New Roman"/>
+          <w:kern w:val="0"/>
+          <w:sz w:val="24"/>
+          <w:szCs w:val="24"/>
+          <w14:ligatures w14:val="none"/>
+        </w:rPr>
+      </w:pPr>
+      <w:r>
+        <w:rPr>
+          <w:rFonts w:ascii="Times New Roman" w:eastAsia="標楷體" w:hAnsi="Times New Roman" w:cs="Times New Roman" w:hint="eastAsia"/>
+          <w:kern w:val="0"/>
+          <w:sz w:val="24"/>
+          <w:szCs w:val="24"/>
+          <w14:ligatures w14:val="none"/>
+        </w:rPr>
+        <w:t>當</w:t>
+      </w:r>
+      <w:r>
+        <w:rPr>
+          <w:rFonts w:ascii="Times New Roman" w:eastAsia="標楷體" w:hAnsi="Times New Roman" w:cs="Times New Roman" w:hint="eastAsia"/>
+          <w:kern w:val="0"/>
+          <w:sz w:val="24"/>
+          <w:szCs w:val="24"/>
+          <w14:ligatures w14:val="none"/>
+        </w:rPr>
+        <w:t>exeTime</w:t>
+      </w:r>
+      <w:r>
+        <w:rPr>
+          <w:rFonts w:ascii="Times New Roman" w:eastAsia="標楷體" w:hAnsi="Times New Roman" w:cs="Times New Roman" w:hint="eastAsia"/>
+          <w:kern w:val="0"/>
+          <w:sz w:val="24"/>
+          <w:szCs w:val="24"/>
+          <w14:ligatures w14:val="none"/>
+        </w:rPr>
+        <w:t xml:space="preserve"> </w:t>
+      </w:r>
+      <w:r>
+        <w:rPr>
+          <w:rFonts w:ascii="Times New Roman" w:eastAsia="標楷體" w:hAnsi="Times New Roman" w:cs="Times New Roman" w:hint="eastAsia"/>
+          <w:kern w:val="0"/>
+          <w:sz w:val="24"/>
+          <w:szCs w:val="24"/>
+          <w14:ligatures w14:val="none"/>
+        </w:rPr>
+        <w:t>==</w:t>
+      </w:r>
+      <w:r>
+        <w:rPr>
+          <w:rFonts w:ascii="Times New Roman" w:eastAsia="標楷體" w:hAnsi="Times New Roman" w:cs="Times New Roman" w:hint="eastAsia"/>
+          <w:kern w:val="0"/>
+          <w:sz w:val="24"/>
+          <w:szCs w:val="24"/>
+          <w14:ligatures w14:val="none"/>
+        </w:rPr>
+        <w:t xml:space="preserve"> </w:t>
+      </w:r>
+      <w:r>
+        <w:rPr>
+          <w:rFonts w:ascii="Times New Roman" w:eastAsia="標楷體" w:hAnsi="Times New Roman" w:cs="Times New Roman" w:hint="eastAsia"/>
+          <w:kern w:val="0"/>
+          <w:sz w:val="24"/>
+          <w:szCs w:val="24"/>
+          <w14:ligatures w14:val="none"/>
+        </w:rPr>
+        <w:t xml:space="preserve">task_data-&gt;R1UnLock </w:t>
+      </w:r>
+      <w:r>
+        <w:rPr>
+          <w:rFonts w:ascii="Times New Roman" w:eastAsia="標楷體" w:hAnsi="Times New Roman" w:cs="Times New Roman" w:hint="eastAsia"/>
+          <w:kern w:val="0"/>
+          <w:sz w:val="24"/>
+          <w:szCs w:val="24"/>
+          <w14:ligatures w14:val="none"/>
+        </w:rPr>
+        <w:t>時，代表時間到達</w:t>
+      </w:r>
+      <w:r>
+        <w:rPr>
+          <w:rFonts w:ascii="Times New Roman" w:eastAsia="標楷體" w:hAnsi="Times New Roman" w:cs="Times New Roman" w:hint="eastAsia"/>
+          <w:kern w:val="0"/>
+          <w:sz w:val="24"/>
+          <w:szCs w:val="24"/>
+          <w14:ligatures w14:val="none"/>
+        </w:rPr>
+        <w:t xml:space="preserve"> R</w:t>
+      </w:r>
+      <w:r>
+        <w:rPr>
+          <w:rFonts w:ascii="Times New Roman" w:eastAsia="標楷體" w:hAnsi="Times New Roman" w:cs="Times New Roman" w:hint="eastAsia"/>
+          <w:kern w:val="0"/>
+          <w:sz w:val="24"/>
+          <w:szCs w:val="24"/>
+          <w14:ligatures w14:val="none"/>
+        </w:rPr>
+        <w:t>1</w:t>
+      </w:r>
+      <w:r>
+        <w:rPr>
+          <w:rFonts w:ascii="Times New Roman" w:eastAsia="標楷體" w:hAnsi="Times New Roman" w:cs="Times New Roman" w:hint="eastAsia"/>
+          <w:kern w:val="0"/>
+          <w:sz w:val="24"/>
+          <w:szCs w:val="24"/>
+          <w14:ligatures w14:val="none"/>
+        </w:rPr>
+        <w:t>UnLock</w:t>
+      </w:r>
+      <w:r>
+        <w:rPr>
+          <w:rFonts w:ascii="Times New Roman" w:eastAsia="標楷體" w:hAnsi="Times New Roman" w:cs="Times New Roman" w:hint="eastAsia"/>
+          <w:kern w:val="0"/>
+          <w:sz w:val="24"/>
+          <w:szCs w:val="24"/>
+          <w14:ligatures w14:val="none"/>
+        </w:rPr>
+        <w:t>，</w:t>
+      </w:r>
+      <w:r>
+        <w:rPr>
+          <w:rFonts w:ascii="Times New Roman" w:eastAsia="標楷體" w:hAnsi="Times New Roman" w:cs="Times New Roman" w:hint="eastAsia"/>
+          <w:kern w:val="0"/>
+          <w:sz w:val="24"/>
+          <w:szCs w:val="24"/>
+          <w14:ligatures w14:val="none"/>
+        </w:rPr>
+        <w:t>釋放</w:t>
+      </w:r>
+      <w:r>
+        <w:rPr>
+          <w:rFonts w:ascii="Times New Roman" w:eastAsia="標楷體" w:hAnsi="Times New Roman" w:cs="Times New Roman" w:hint="eastAsia"/>
+          <w:kern w:val="0"/>
+          <w:sz w:val="24"/>
+          <w:szCs w:val="24"/>
+          <w14:ligatures w14:val="none"/>
+        </w:rPr>
+        <w:t xml:space="preserve"> R</w:t>
+      </w:r>
+      <w:r>
+        <w:rPr>
+          <w:rFonts w:ascii="Times New Roman" w:eastAsia="標楷體" w:hAnsi="Times New Roman" w:cs="Times New Roman" w:hint="eastAsia"/>
+          <w:kern w:val="0"/>
+          <w:sz w:val="24"/>
+          <w:szCs w:val="24"/>
+          <w14:ligatures w14:val="none"/>
+        </w:rPr>
+        <w:t>1</w:t>
+      </w:r>
+      <w:r>
+        <w:rPr>
+          <w:rFonts w:ascii="Times New Roman" w:eastAsia="標楷體" w:hAnsi="Times New Roman" w:cs="Times New Roman" w:hint="eastAsia"/>
+          <w:kern w:val="0"/>
+          <w:sz w:val="24"/>
+          <w:szCs w:val="24"/>
+          <w14:ligatures w14:val="none"/>
+        </w:rPr>
+        <w:t>，</w:t>
+      </w:r>
+      <w:r>
+        <w:rPr>
+          <w:rFonts w:ascii="Times New Roman" w:eastAsia="標楷體" w:hAnsi="Times New Roman" w:cs="Times New Roman" w:hint="eastAsia"/>
+          <w:kern w:val="0"/>
+          <w:sz w:val="24"/>
+          <w:szCs w:val="24"/>
+          <w14:ligatures w14:val="none"/>
+        </w:rPr>
+        <w:t>呼叫</w:t>
+      </w:r>
+      <w:r>
+        <w:rPr>
+          <w:rFonts w:ascii="Times New Roman" w:eastAsia="標楷體" w:hAnsi="Times New Roman" w:cs="Times New Roman" w:hint="eastAsia"/>
+          <w:kern w:val="0"/>
+          <w:sz w:val="24"/>
+          <w:szCs w:val="24"/>
+          <w14:ligatures w14:val="none"/>
+        </w:rPr>
+        <w:t xml:space="preserve"> OSSchedUnlock() </w:t>
+      </w:r>
+      <w:r>
+        <w:rPr>
+          <w:rFonts w:ascii="Times New Roman" w:eastAsia="標楷體" w:hAnsi="Times New Roman" w:cs="Times New Roman" w:hint="eastAsia"/>
+          <w:kern w:val="0"/>
+          <w:sz w:val="24"/>
+          <w:szCs w:val="24"/>
+          <w14:ligatures w14:val="none"/>
+        </w:rPr>
+        <w:t>讓排程恢復正常。</w:t>
+      </w:r>
+    </w:p>
+    <w:p>
+      <w:pPr>
+        <w:pStyle w:val="a9"/>
+        <w:numPr>
+          <w:ilvl w:val="0"/>
+          <w:numId w:val="21"/>
+        </w:numPr>
+        <w:rPr>
+          <w:rFonts w:ascii="Times New Roman" w:eastAsia="標楷體" w:hAnsi="Times New Roman" w:cs="Times New Roman"/>
+          <w:kern w:val="0"/>
+          <w:sz w:val="24"/>
+          <w:szCs w:val="24"/>
+          <w14:ligatures w14:val="none"/>
+        </w:rPr>
+      </w:pPr>
+      <w:r>
+        <w:rPr>
+          <w:rFonts w:ascii="Times New Roman" w:eastAsia="標楷體" w:hAnsi="Times New Roman" w:cs="Times New Roman" w:hint="eastAsia"/>
+          <w:kern w:val="0"/>
+          <w:sz w:val="24"/>
+          <w:szCs w:val="24"/>
+          <w14:ligatures w14:val="none"/>
+        </w:rPr>
+        <w:t>如果</w:t>
+      </w:r>
+      <w:r>
+        <w:rPr>
+          <w:rFonts w:ascii="Times New Roman" w:eastAsia="標楷體" w:hAnsi="Times New Roman" w:cs="Times New Roman" w:hint="eastAsia"/>
+          <w:kern w:val="0"/>
+          <w:sz w:val="24"/>
+          <w:szCs w:val="24"/>
+          <w14:ligatures w14:val="none"/>
+        </w:rPr>
+        <w:t xml:space="preserve"> R2 </w:t>
+      </w:r>
+      <w:r>
+        <w:rPr>
+          <w:rFonts w:ascii="Times New Roman" w:eastAsia="標楷體" w:hAnsi="Times New Roman" w:cs="Times New Roman" w:hint="eastAsia"/>
+          <w:kern w:val="0"/>
+          <w:sz w:val="24"/>
+          <w:szCs w:val="24"/>
+          <w14:ligatures w14:val="none"/>
+        </w:rPr>
+        <w:t>到達解鎖時間</w:t>
+      </w:r>
+      <w:r>
+        <w:rPr>
+          <w:rFonts w:ascii="Times New Roman" w:eastAsia="標楷體" w:hAnsi="Times New Roman" w:cs="Times New Roman" w:hint="eastAsia"/>
+          <w:kern w:val="0"/>
+          <w:sz w:val="24"/>
+          <w:szCs w:val="24"/>
+          <w14:ligatures w14:val="none"/>
+        </w:rPr>
+        <w:t xml:space="preserve"> -&gt; </w:t>
+      </w:r>
+      <w:r>
+        <w:rPr>
+          <w:rFonts w:ascii="Times New Roman" w:eastAsia="標楷體" w:hAnsi="Times New Roman" w:cs="Times New Roman" w:hint="eastAsia"/>
+          <w:kern w:val="0"/>
+          <w:sz w:val="24"/>
+          <w:szCs w:val="24"/>
+          <w14:ligatures w14:val="none"/>
+        </w:rPr>
+        <w:t>解鎖</w:t>
+      </w:r>
+      <w:r>
+        <w:rPr>
+          <w:rFonts w:ascii="Times New Roman" w:eastAsia="標楷體" w:hAnsi="Times New Roman" w:cs="Times New Roman" w:hint="eastAsia"/>
+          <w:kern w:val="0"/>
+          <w:sz w:val="24"/>
+          <w:szCs w:val="24"/>
+          <w14:ligatures w14:val="none"/>
+        </w:rPr>
+        <w:t xml:space="preserve"> R2 </w:t>
+      </w:r>
+    </w:p>
+    <w:p>
+      <w:pPr>
+        <w:pStyle w:val="a9"/>
+        <w:numPr>
+          <w:ilvl w:val="1"/>
+          <w:numId w:val="21"/>
+        </w:numPr>
+        <w:rPr>
+          <w:rFonts w:ascii="Times New Roman" w:eastAsia="標楷體" w:hAnsi="Times New Roman" w:cs="Times New Roman"/>
+          <w:kern w:val="0"/>
+          <w:sz w:val="24"/>
+          <w:szCs w:val="24"/>
+          <w14:ligatures w14:val="none"/>
+        </w:rPr>
+      </w:pPr>
+      <w:r>
+        <w:rPr>
+          <w:rFonts w:ascii="Times New Roman" w:eastAsia="標楷體" w:hAnsi="Times New Roman" w:cs="Times New Roman" w:hint="eastAsia"/>
+          <w:kern w:val="0"/>
+          <w:sz w:val="24"/>
+          <w:szCs w:val="24"/>
+          <w14:ligatures w14:val="none"/>
+        </w:rPr>
+        <w:t>邏輯</w:t>
+      </w:r>
+      <w:r>
+        <w:rPr>
+          <w:rFonts w:ascii="Times New Roman" w:eastAsia="標楷體" w:hAnsi="Times New Roman" w:cs="Times New Roman" w:hint="eastAsia"/>
+          <w:kern w:val="0"/>
+          <w:sz w:val="24"/>
+          <w:szCs w:val="24"/>
+          <w14:ligatures w14:val="none"/>
+        </w:rPr>
+        <w:t>同上</w:t>
+      </w:r>
+      <w:r>
+        <w:rPr>
+          <w:rFonts w:ascii="Times New Roman" w:eastAsia="標楷體" w:hAnsi="Times New Roman" w:cs="Times New Roman" w:hint="eastAsia"/>
+          <w:kern w:val="0"/>
+          <w:sz w:val="24"/>
+          <w:szCs w:val="24"/>
+          <w14:ligatures w14:val="none"/>
+        </w:rPr>
+        <w:t>，</w:t>
+      </w:r>
+      <w:r>
+        <w:rPr>
+          <w:rFonts w:ascii="Times New Roman" w:eastAsia="標楷體" w:hAnsi="Times New Roman" w:cs="Times New Roman" w:hint="eastAsia"/>
+          <w:kern w:val="0"/>
+          <w:sz w:val="24"/>
+          <w:szCs w:val="24"/>
+          <w14:ligatures w14:val="none"/>
+        </w:rPr>
+        <w:t>時間到達</w:t>
+      </w:r>
+      <w:r>
+        <w:rPr>
+          <w:rFonts w:ascii="Times New Roman" w:eastAsia="標楷體" w:hAnsi="Times New Roman" w:cs="Times New Roman" w:hint="eastAsia"/>
+          <w:kern w:val="0"/>
+          <w:sz w:val="24"/>
+          <w:szCs w:val="24"/>
+          <w14:ligatures w14:val="none"/>
+        </w:rPr>
+        <w:t xml:space="preserve"> R2UnLock </w:t>
+      </w:r>
+      <w:r>
+        <w:rPr>
+          <w:rFonts w:ascii="Times New Roman" w:eastAsia="標楷體" w:hAnsi="Times New Roman" w:cs="Times New Roman" w:hint="eastAsia"/>
+          <w:kern w:val="0"/>
+          <w:sz w:val="24"/>
+          <w:szCs w:val="24"/>
+          <w14:ligatures w14:val="none"/>
+        </w:rPr>
+        <w:t>時釋放</w:t>
+      </w:r>
+      <w:r>
+        <w:rPr>
+          <w:rFonts w:ascii="Times New Roman" w:eastAsia="標楷體" w:hAnsi="Times New Roman" w:cs="Times New Roman" w:hint="eastAsia"/>
+          <w:kern w:val="0"/>
+          <w:sz w:val="24"/>
+          <w:szCs w:val="24"/>
+          <w14:ligatures w14:val="none"/>
+        </w:rPr>
+        <w:t xml:space="preserve"> R2</w:t>
+      </w:r>
+      <w:r>
+        <w:rPr>
+          <w:rFonts w:ascii="Times New Roman" w:eastAsia="標楷體" w:hAnsi="Times New Roman" w:cs="Times New Roman" w:hint="eastAsia"/>
+          <w:kern w:val="0"/>
+          <w:sz w:val="24"/>
+          <w:szCs w:val="24"/>
+          <w14:ligatures w14:val="none"/>
+        </w:rPr>
+        <w:t>，</w:t>
+      </w:r>
+      <w:r>
+        <w:rPr>
+          <w:rFonts w:ascii="Times New Roman" w:eastAsia="標楷體" w:hAnsi="Times New Roman" w:cs="Times New Roman" w:hint="eastAsia"/>
+          <w:kern w:val="0"/>
+          <w:sz w:val="24"/>
+          <w:szCs w:val="24"/>
+          <w14:ligatures w14:val="none"/>
+        </w:rPr>
+        <w:t>呼叫</w:t>
+      </w:r>
+      <w:r>
+        <w:rPr>
+          <w:rFonts w:ascii="Times New Roman" w:eastAsia="標楷體" w:hAnsi="Times New Roman" w:cs="Times New Roman" w:hint="eastAsia"/>
+          <w:kern w:val="0"/>
+          <w:sz w:val="24"/>
+          <w:szCs w:val="24"/>
+          <w14:ligatures w14:val="none"/>
+        </w:rPr>
+        <w:t xml:space="preserve"> OSSchedUnlock() </w:t>
+      </w:r>
+      <w:r>
+        <w:rPr>
+          <w:rFonts w:ascii="Times New Roman" w:eastAsia="標楷體" w:hAnsi="Times New Roman" w:cs="Times New Roman" w:hint="eastAsia"/>
+          <w:kern w:val="0"/>
+          <w:sz w:val="24"/>
+          <w:szCs w:val="24"/>
+          <w14:ligatures w14:val="none"/>
+        </w:rPr>
+        <w:t>讓排程恢復正常。</w:t>
+      </w:r>
+    </w:p>
+    <w:p>
+      <w:pPr>
+        <w:pStyle w:val="a9"/>
+        <w:ind w:left="480"/>
+        <w:jc w:val="center"/>
+        <w:rPr>
+          <w:rFonts w:ascii="Times New Roman" w:eastAsia="標楷體" w:hAnsi="Times New Roman" w:cs="Times New Roman"/>
+          <w:kern w:val="0"/>
+          <w:sz w:val="24"/>
+          <w:szCs w:val="24"/>
+          <w14:ligatures w14:val="none"/>
+        </w:rPr>
+      </w:pPr>
+      <w:r>
+        <w:rPr>
+          <w:rFonts w:ascii="Times New Roman" w:eastAsia="細明體" w:hAnsi="Times New Roman" w:cs="Times New Roman" w:hint="eastAsia"/>
+          <w:noProof/>
+          <w:color w:val="000000"/>
+          <w:kern w:val="0"/>
+          <w:sz w:val="24"/>
+          <w:szCs w:val="24"/>
+          <w:highlight w:val="white"/>
+        </w:rPr>
+        <w:drawing>
+          <wp:inline distT="0" distB="0" distL="0" distR="0" wp14:anchorId="522C389D" wp14:editId="2E0F32D2">
+            <wp:extent cx="4032325" cy="4754880"/>
+            <wp:effectExtent l="0" t="0" r="0" b="0"/>
+            <wp:docPr id="2120101566" name="圖片 10"/>
+            <wp:cNvGraphicFramePr>
+              <a:graphicFrameLocks xmlns:a="http://schemas.openxmlformats.org/drawingml/2006/main" noChangeAspect="1"/>
+            </wp:cNvGraphicFramePr>
+            <a:graphic xmlns:a="http://schemas.openxmlformats.org/drawingml/2006/main">
+              <a:graphicData uri="http://schemas.openxmlformats.org/drawingml/2006/picture">
+                <pic:pic xmlns:pic="http://schemas.openxmlformats.org/drawingml/2006/picture">
+                  <pic:nvPicPr>
+                    <pic:cNvPr id="0" name="Picture 10"/>
+                    <pic:cNvPicPr>
+                      <a:picLocks noChangeAspect="1" noChangeArrowheads="1"/>
+                    </pic:cNvPicPr>
+                  </pic:nvPicPr>
+                  <pic:blipFill>
+                    <a:blip r:embed="rId12">
+                      <a:extLst>
+                        <a:ext uri="{28A0092B-C50C-407E-A947-70E740481C1C}">
+                          <a14:useLocalDpi xmlns:a14="http://schemas.microsoft.com/office/drawing/2010/main" val="0"/>
+                        </a:ext>
+                      </a:extLst>
+                    </a:blip>
+                    <a:srcRect/>
+                    <a:stretch>
+                      <a:fillRect/>
+                    </a:stretch>
+                  </pic:blipFill>
+                  <pic:spPr bwMode="auto">
+                    <a:xfrm>
+                      <a:off x="0" y="0"/>
+                      <a:ext cx="4036387" cy="4759670"/>
+                    </a:xfrm>
+                    <a:prstGeom prst="rect">
+                      <a:avLst/>
+                    </a:prstGeom>
+                    <a:noFill/>
+                    <a:ln>
+                      <a:noFill/>
+                    </a:ln>
+                  </pic:spPr>
+                </pic:pic>
+              </a:graphicData>
+            </a:graphic>
+          </wp:inline>
+        </w:drawing>
+      </w:r>
+    </w:p>
+    <w:p>
+      <w:pPr>
+        <w:rPr>
+          <w:rFonts w:ascii="Times New Roman" w:eastAsia="標楷體" w:hAnsi="Times New Roman" w:cs="Times New Roman"/>
+          <w:kern w:val="0"/>
+          <w:sz w:val="24"/>
+          <w:szCs w:val="24"/>
+          <w14:ligatures w14:val="none"/>
+        </w:rPr>
+      </w:pPr>
+      <w:r>
+        <w:rPr>
+          <w:rFonts w:ascii="Times New Roman" w:eastAsia="標楷體" w:hAnsi="Times New Roman" w:cs="Times New Roman"/>
+          <w:kern w:val="0"/>
+          <w:sz w:val="24"/>
+          <w:szCs w:val="24"/>
+          <w14:ligatures w14:val="none"/>
+        </w:rPr>
+        <w:br w:type="page"/>
+      </w:r>
+    </w:p>
+    <w:p>
+      <w:pPr>
+        <w:rPr>
+          <w:rFonts w:ascii="Times New Roman" w:eastAsia="標楷體" w:hAnsi="Times New Roman" w:cs="Times New Roman"/>
+          <w:noProof/>
+          <w:kern w:val="0"/>
+          <w:sz w:val="24"/>
+          <w:szCs w:val="24"/>
+          <w14:ligatures w14:val="none"/>
+        </w:rPr>
+      </w:pPr>
+      <w:r>
+        <w:rPr>
+          <w:rFonts w:ascii="Times New Roman" w:eastAsia="標楷體" w:hAnsi="Times New Roman" w:cs="Times New Roman"/>
+          <w:noProof/>
+          <w:kern w:val="0"/>
+          <w:sz w:val="24"/>
+          <w:szCs w:val="24"/>
+          <w14:ligatures w14:val="none"/>
+        </w:rPr>
+        <w:lastRenderedPageBreak/>
+        <w:t>PART I</w:t>
+      </w:r>
+      <w:r>
+        <w:rPr>
+          <w:rFonts w:ascii="Times New Roman" w:eastAsia="標楷體" w:hAnsi="Times New Roman" w:cs="Times New Roman" w:hint="eastAsia"/>
+          <w:noProof/>
+          <w:kern w:val="0"/>
+          <w:sz w:val="24"/>
+          <w:szCs w:val="24"/>
+          <w14:ligatures w14:val="none"/>
+        </w:rPr>
+        <w:t xml:space="preserve">I </w:t>
+      </w:r>
+      <w:r>
+        <w:rPr>
+          <w:rFonts w:ascii="Times New Roman" w:eastAsia="標楷體" w:hAnsi="Times New Roman" w:cs="Times New Roman"/>
+          <w:noProof/>
+          <w:kern w:val="0"/>
+          <w:sz w:val="24"/>
+          <w:szCs w:val="24"/>
+          <w14:ligatures w14:val="none"/>
+        </w:rPr>
+        <w:br/>
+      </w:r>
+      <w:r>
+        <w:rPr>
+          <w:rFonts w:ascii="Times New Roman" w:eastAsia="標楷體" w:hAnsi="Times New Roman" w:cs="Times New Roman" w:hint="eastAsia"/>
+          <w:noProof/>
+          <w:kern w:val="0"/>
+          <w:sz w:val="24"/>
+          <w:szCs w:val="24"/>
+          <w14:ligatures w14:val="none"/>
+        </w:rPr>
+        <w:t>Not Finished.</w:t>
+      </w:r>
+      <w:r>
+        <w:rPr>
+          <w:rFonts w:ascii="Times New Roman" w:eastAsia="標楷體" w:hAnsi="Times New Roman" w:cs="Times New Roman"/>
+          <w:noProof/>
+          <w:kern w:val="0"/>
+          <w:sz w:val="24"/>
+          <w:szCs w:val="24"/>
+          <w14:ligatures w14:val="none"/>
+        </w:rPr>
+        <w:br/>
+      </w:r>
+      <w:r>
+        <w:rPr>
+          <w:rFonts w:ascii="Times New Roman" w:eastAsia="標楷體" w:hAnsi="Times New Roman" w:cs="Times New Roman"/>
+          <w:noProof/>
+          <w:kern w:val="0"/>
+          <w:sz w:val="24"/>
+          <w:szCs w:val="24"/>
+          <w14:ligatures w14:val="none"/>
+        </w:rPr>
+        <w:br/>
+      </w:r>
+      <w:r>
+        <w:rPr>
+          <w:rFonts w:ascii="Times New Roman" w:eastAsia="標楷體" w:hAnsi="Times New Roman" w:cs="Times New Roman"/>
+          <w:noProof/>
+          <w:kern w:val="0"/>
+          <w:sz w:val="24"/>
+          <w:szCs w:val="24"/>
+          <w14:ligatures w14:val="none"/>
+        </w:rPr>
+        <w:t>PART I</w:t>
+      </w:r>
+      <w:r>
+        <w:rPr>
+          <w:rFonts w:ascii="Times New Roman" w:eastAsia="標楷體" w:hAnsi="Times New Roman" w:cs="Times New Roman" w:hint="eastAsia"/>
+          <w:noProof/>
+          <w:kern w:val="0"/>
+          <w:sz w:val="24"/>
+          <w:szCs w:val="24"/>
+          <w14:ligatures w14:val="none"/>
+        </w:rPr>
+        <w:t>I</w:t>
+      </w:r>
+      <w:r>
+        <w:rPr>
+          <w:rFonts w:ascii="Times New Roman" w:eastAsia="標楷體" w:hAnsi="Times New Roman" w:cs="Times New Roman" w:hint="eastAsia"/>
+          <w:noProof/>
+          <w:kern w:val="0"/>
+          <w:sz w:val="24"/>
+          <w:szCs w:val="24"/>
+          <w14:ligatures w14:val="none"/>
+        </w:rPr>
+        <w:t>I</w:t>
+      </w:r>
+    </w:p>
+    <w:p>
+      <w:pPr>
+        <w:rPr>
+          <w:rFonts w:ascii="Times New Roman" w:eastAsia="標楷體" w:hAnsi="Times New Roman" w:cs="Times New Roman"/>
+          <w:kern w:val="0"/>
+          <w:sz w:val="24"/>
+          <w:szCs w:val="24"/>
+          <w14:ligatures w14:val="none"/>
+        </w:rPr>
+      </w:pPr>
+      <w:r>
+        <w:rPr>
+          <w:rFonts w:ascii="Times New Roman" w:eastAsia="標楷體" w:hAnsi="Times New Roman" w:cs="Times New Roman"/>
+          <w:kern w:val="0"/>
+          <w:sz w:val="24"/>
+          <w:szCs w:val="24"/>
+          <w14:ligatures w14:val="none"/>
+        </w:rPr>
+        <w:t>NPCS (Non-Preemptive Critical Section)</w:t>
+      </w:r>
+    </w:p>
+    <w:p>
+      <w:pPr>
+        <w:pStyle w:val="a9"/>
+        <w:numPr>
+          <w:ilvl w:val="0"/>
+          <w:numId w:val="23"/>
+        </w:numPr>
+        <w:rPr>
+          <w:rFonts w:ascii="Times New Roman" w:eastAsia="標楷體" w:hAnsi="Times New Roman" w:cs="Times New Roman"/>
+          <w:kern w:val="0"/>
+          <w:sz w:val="24"/>
+          <w:szCs w:val="24"/>
+          <w14:ligatures w14:val="none"/>
+        </w:rPr>
+      </w:pPr>
+      <w:r>
+        <w:rPr>
+          <w:rFonts w:ascii="Times New Roman" w:eastAsia="標楷體" w:hAnsi="Times New Roman" w:cs="Times New Roman"/>
+          <w:kern w:val="0"/>
+          <w:sz w:val="24"/>
+          <w:szCs w:val="24"/>
+          <w14:ligatures w14:val="none"/>
+        </w:rPr>
+        <w:t>How it works:</w:t>
+      </w:r>
+    </w:p>
+    <w:p>
+      <w:pPr>
+        <w:pStyle w:val="a9"/>
+        <w:numPr>
+          <w:ilvl w:val="1"/>
+          <w:numId w:val="23"/>
+        </w:numPr>
+        <w:rPr>
+          <w:rFonts w:ascii="Times New Roman" w:eastAsia="標楷體" w:hAnsi="Times New Roman" w:cs="Times New Roman" w:hint="eastAsia"/>
+          <w:kern w:val="0"/>
+          <w:sz w:val="24"/>
+          <w:szCs w:val="24"/>
+          <w14:ligatures w14:val="none"/>
+        </w:rPr>
+      </w:pPr>
+      <w:r>
+        <w:rPr>
+          <w:rFonts w:ascii="Times New Roman" w:eastAsia="標楷體" w:hAnsi="Times New Roman" w:cs="Times New Roman" w:hint="eastAsia"/>
+          <w:kern w:val="0"/>
+          <w:sz w:val="24"/>
+          <w:szCs w:val="24"/>
+          <w14:ligatures w14:val="none"/>
+        </w:rPr>
+        <w:t>任務在進入臨界區時呼叫</w:t>
+      </w:r>
+      <w:r>
+        <w:rPr>
+          <w:rFonts w:ascii="Times New Roman" w:eastAsia="標楷體" w:hAnsi="Times New Roman" w:cs="Times New Roman" w:hint="eastAsia"/>
+          <w:kern w:val="0"/>
+          <w:sz w:val="24"/>
+          <w:szCs w:val="24"/>
+          <w14:ligatures w14:val="none"/>
+        </w:rPr>
+        <w:t xml:space="preserve"> OSSchedLock()</w:t>
+      </w:r>
+      <w:r>
+        <w:rPr>
+          <w:rFonts w:ascii="Times New Roman" w:eastAsia="標楷體" w:hAnsi="Times New Roman" w:cs="Times New Roman" w:hint="eastAsia"/>
+          <w:kern w:val="0"/>
+          <w:sz w:val="24"/>
+          <w:szCs w:val="24"/>
+          <w14:ligatures w14:val="none"/>
+        </w:rPr>
+        <w:t>，排程器被鎖住，系統不會切換到其他任務</w:t>
+      </w:r>
+      <w:r>
+        <w:rPr>
+          <w:rFonts w:ascii="Times New Roman" w:eastAsia="標楷體" w:hAnsi="Times New Roman" w:cs="Times New Roman" w:hint="eastAsia"/>
+          <w:kern w:val="0"/>
+          <w:sz w:val="24"/>
+          <w:szCs w:val="24"/>
+          <w14:ligatures w14:val="none"/>
+        </w:rPr>
+        <w:t>。</w:t>
+      </w:r>
+    </w:p>
+    <w:p>
+      <w:pPr>
+        <w:pStyle w:val="a9"/>
+        <w:numPr>
+          <w:ilvl w:val="1"/>
+          <w:numId w:val="23"/>
+        </w:numPr>
+        <w:rPr>
+          <w:rFonts w:ascii="Times New Roman" w:eastAsia="標楷體" w:hAnsi="Times New Roman" w:cs="Times New Roman" w:hint="eastAsia"/>
+          <w:kern w:val="0"/>
+          <w:sz w:val="24"/>
+          <w:szCs w:val="24"/>
+          <w14:ligatures w14:val="none"/>
+        </w:rPr>
+      </w:pPr>
+      <w:r>
+        <w:rPr>
+          <w:rFonts w:ascii="Times New Roman" w:eastAsia="標楷體" w:hAnsi="Times New Roman" w:cs="Times New Roman" w:hint="eastAsia"/>
+          <w:kern w:val="0"/>
+          <w:sz w:val="24"/>
+          <w:szCs w:val="24"/>
+          <w14:ligatures w14:val="none"/>
+        </w:rPr>
+        <w:t>任務要離開時呼叫</w:t>
+      </w:r>
+      <w:r>
+        <w:rPr>
+          <w:rFonts w:ascii="Times New Roman" w:eastAsia="標楷體" w:hAnsi="Times New Roman" w:cs="Times New Roman" w:hint="eastAsia"/>
+          <w:kern w:val="0"/>
+          <w:sz w:val="24"/>
+          <w:szCs w:val="24"/>
+          <w14:ligatures w14:val="none"/>
+        </w:rPr>
+        <w:t xml:space="preserve"> OSSchedUnlock()</w:t>
+      </w:r>
+      <w:r>
+        <w:rPr>
+          <w:rFonts w:ascii="Times New Roman" w:eastAsia="標楷體" w:hAnsi="Times New Roman" w:cs="Times New Roman" w:hint="eastAsia"/>
+          <w:kern w:val="0"/>
+          <w:sz w:val="24"/>
+          <w:szCs w:val="24"/>
+          <w14:ligatures w14:val="none"/>
+        </w:rPr>
+        <w:t>，排程器恢復運作</w:t>
+      </w:r>
+      <w:r>
+        <w:rPr>
+          <w:rFonts w:ascii="Times New Roman" w:eastAsia="標楷體" w:hAnsi="Times New Roman" w:cs="Times New Roman" w:hint="eastAsia"/>
+          <w:kern w:val="0"/>
+          <w:sz w:val="24"/>
+          <w:szCs w:val="24"/>
+          <w14:ligatures w14:val="none"/>
+        </w:rPr>
+        <w:t>。</w:t>
+      </w:r>
+    </w:p>
+    <w:p>
+      <w:pPr>
+        <w:pStyle w:val="a9"/>
+        <w:numPr>
+          <w:ilvl w:val="1"/>
+          <w:numId w:val="23"/>
+        </w:numPr>
+        <w:rPr>
+          <w:rFonts w:ascii="Times New Roman" w:eastAsia="標楷體" w:hAnsi="Times New Roman" w:cs="Times New Roman" w:hint="eastAsia"/>
+          <w:kern w:val="0"/>
+          <w:sz w:val="24"/>
+          <w:szCs w:val="24"/>
+          <w14:ligatures w14:val="none"/>
+        </w:rPr>
+      </w:pPr>
+      <w:r>
+        <w:rPr>
+          <w:rFonts w:ascii="Times New Roman" w:eastAsia="標楷體" w:hAnsi="Times New Roman" w:cs="Times New Roman" w:hint="eastAsia"/>
+          <w:kern w:val="0"/>
+          <w:sz w:val="24"/>
+          <w:szCs w:val="24"/>
+          <w14:ligatures w14:val="none"/>
+        </w:rPr>
+        <w:t>臨界區期間整個</w:t>
+      </w:r>
+      <w:r>
+        <w:rPr>
+          <w:rFonts w:ascii="Times New Roman" w:eastAsia="標楷體" w:hAnsi="Times New Roman" w:cs="Times New Roman" w:hint="eastAsia"/>
+          <w:kern w:val="0"/>
+          <w:sz w:val="24"/>
+          <w:szCs w:val="24"/>
+          <w14:ligatures w14:val="none"/>
+        </w:rPr>
+        <w:t xml:space="preserve"> CPU </w:t>
+      </w:r>
+      <w:r>
+        <w:rPr>
+          <w:rFonts w:ascii="Times New Roman" w:eastAsia="標楷體" w:hAnsi="Times New Roman" w:cs="Times New Roman" w:hint="eastAsia"/>
+          <w:kern w:val="0"/>
+          <w:sz w:val="24"/>
+          <w:szCs w:val="24"/>
+          <w14:ligatures w14:val="none"/>
+        </w:rPr>
+        <w:t>都被這個任務</w:t>
+      </w:r>
+      <w:r>
+        <w:rPr>
+          <w:rFonts w:ascii="Times New Roman" w:eastAsia="標楷體" w:hAnsi="Times New Roman" w:cs="Times New Roman" w:hint="eastAsia"/>
+          <w:kern w:val="0"/>
+          <w:sz w:val="24"/>
+          <w:szCs w:val="24"/>
+          <w14:ligatures w14:val="none"/>
+        </w:rPr>
+        <w:t>占用</w:t>
+      </w:r>
+      <w:r>
+        <w:rPr>
+          <w:rFonts w:ascii="Times New Roman" w:eastAsia="標楷體" w:hAnsi="Times New Roman" w:cs="Times New Roman" w:hint="eastAsia"/>
+          <w:kern w:val="0"/>
+          <w:sz w:val="24"/>
+          <w:szCs w:val="24"/>
+          <w14:ligatures w14:val="none"/>
+        </w:rPr>
+        <w:t>。</w:t>
+      </w:r>
+    </w:p>
+    <w:p>
+      <w:pPr>
+        <w:pStyle w:val="a9"/>
+        <w:numPr>
+          <w:ilvl w:val="0"/>
+          <w:numId w:val="23"/>
+        </w:numPr>
+        <w:rPr>
+          <w:rFonts w:ascii="Times New Roman" w:eastAsia="標楷體" w:hAnsi="Times New Roman" w:cs="Times New Roman"/>
+          <w:kern w:val="0"/>
+          <w:sz w:val="24"/>
+          <w:szCs w:val="24"/>
+          <w14:ligatures w14:val="none"/>
+        </w:rPr>
+      </w:pPr>
+      <w:r>
+        <w:rPr>
+          <w:rFonts w:ascii="Times New Roman" w:eastAsia="標楷體" w:hAnsi="Times New Roman" w:cs="Times New Roman"/>
+          <w:kern w:val="0"/>
+          <w:sz w:val="24"/>
+          <w:szCs w:val="24"/>
+          <w14:ligatures w14:val="none"/>
+        </w:rPr>
+        <w:t>How it avoids deadlock:</w:t>
+      </w:r>
+    </w:p>
+    <w:p>
+      <w:pPr>
+        <w:pStyle w:val="a9"/>
+        <w:numPr>
+          <w:ilvl w:val="1"/>
+          <w:numId w:val="23"/>
+        </w:numPr>
+        <w:rPr>
+          <w:rFonts w:ascii="Times New Roman" w:eastAsia="標楷體" w:hAnsi="Times New Roman" w:cs="Times New Roman" w:hint="eastAsia"/>
+          <w:kern w:val="0"/>
+          <w:sz w:val="24"/>
+          <w:szCs w:val="24"/>
+          <w14:ligatures w14:val="none"/>
+        </w:rPr>
+      </w:pPr>
+      <w:r>
+        <w:rPr>
+          <w:rFonts w:ascii="Times New Roman" w:eastAsia="標楷體" w:hAnsi="Times New Roman" w:cs="Times New Roman" w:hint="eastAsia"/>
+          <w:kern w:val="0"/>
+          <w:sz w:val="24"/>
+          <w:szCs w:val="24"/>
+          <w14:ligatures w14:val="none"/>
+        </w:rPr>
+        <w:t>在</w:t>
+      </w:r>
+      <w:r>
+        <w:rPr>
+          <w:rFonts w:ascii="Times New Roman" w:eastAsia="標楷體" w:hAnsi="Times New Roman" w:cs="Times New Roman" w:hint="eastAsia"/>
+          <w:kern w:val="0"/>
+          <w:sz w:val="24"/>
+          <w:szCs w:val="24"/>
+          <w14:ligatures w14:val="none"/>
+        </w:rPr>
+        <w:t xml:space="preserve"> NPCS </w:t>
+      </w:r>
+      <w:r>
+        <w:rPr>
+          <w:rFonts w:ascii="Times New Roman" w:eastAsia="標楷體" w:hAnsi="Times New Roman" w:cs="Times New Roman" w:hint="eastAsia"/>
+          <w:kern w:val="0"/>
+          <w:sz w:val="24"/>
+          <w:szCs w:val="24"/>
+          <w14:ligatures w14:val="none"/>
+        </w:rPr>
+        <w:t>下，只要一個任務鎖住排程器，禁止任務切換，其他任務根本不能執行，所以不會形成循環等待，也不會死結</w:t>
+      </w:r>
+      <w:r>
+        <w:rPr>
+          <w:rFonts w:ascii="Times New Roman" w:eastAsia="標楷體" w:hAnsi="Times New Roman" w:cs="Times New Roman" w:hint="eastAsia"/>
+          <w:kern w:val="0"/>
+          <w:sz w:val="24"/>
+          <w:szCs w:val="24"/>
+          <w14:ligatures w14:val="none"/>
+        </w:rPr>
+        <w:t>。</w:t>
+      </w:r>
+    </w:p>
+    <w:p>
+      <w:pPr>
+        <w:pStyle w:val="a9"/>
+        <w:numPr>
+          <w:ilvl w:val="0"/>
+          <w:numId w:val="23"/>
+        </w:numPr>
+        <w:rPr>
+          <w:rFonts w:ascii="Times New Roman" w:eastAsia="標楷體" w:hAnsi="Times New Roman" w:cs="Times New Roman"/>
+          <w:kern w:val="0"/>
+          <w:sz w:val="24"/>
+          <w:szCs w:val="24"/>
+          <w14:ligatures w14:val="none"/>
+        </w:rPr>
+      </w:pPr>
+      <w:r>
+        <w:rPr>
+          <w:rFonts w:ascii="Times New Roman" w:eastAsia="標楷體" w:hAnsi="Times New Roman" w:cs="Times New Roman"/>
+          <w:kern w:val="0"/>
+          <w:sz w:val="24"/>
+          <w:szCs w:val="24"/>
+          <w14:ligatures w14:val="none"/>
+        </w:rPr>
+        <w:t>Advantages:</w:t>
+      </w:r>
+    </w:p>
+    <w:p>
+      <w:pPr>
+        <w:pStyle w:val="a9"/>
+        <w:numPr>
+          <w:ilvl w:val="1"/>
+          <w:numId w:val="23"/>
+        </w:numPr>
+        <w:rPr>
+          <w:rFonts w:ascii="Times New Roman" w:eastAsia="標楷體" w:hAnsi="Times New Roman" w:cs="Times New Roman" w:hint="eastAsia"/>
+          <w:kern w:val="0"/>
+          <w:sz w:val="24"/>
+          <w:szCs w:val="24"/>
+          <w14:ligatures w14:val="none"/>
+        </w:rPr>
+      </w:pPr>
+      <w:r>
+        <w:rPr>
+          <w:rFonts w:ascii="Times New Roman" w:eastAsia="標楷體" w:hAnsi="Times New Roman" w:cs="Times New Roman" w:hint="eastAsia"/>
+          <w:kern w:val="0"/>
+          <w:sz w:val="24"/>
+          <w:szCs w:val="24"/>
+          <w14:ligatures w14:val="none"/>
+        </w:rPr>
+        <w:t>運作簡單、容易實作</w:t>
+      </w:r>
+      <w:r>
+        <w:rPr>
+          <w:rFonts w:ascii="Times New Roman" w:eastAsia="標楷體" w:hAnsi="Times New Roman" w:cs="Times New Roman" w:hint="eastAsia"/>
+          <w:kern w:val="0"/>
+          <w:sz w:val="24"/>
+          <w:szCs w:val="24"/>
+          <w14:ligatures w14:val="none"/>
+        </w:rPr>
+        <w:t>。</w:t>
+      </w:r>
+    </w:p>
+    <w:p>
+      <w:pPr>
+        <w:pStyle w:val="a9"/>
+        <w:numPr>
+          <w:ilvl w:val="1"/>
+          <w:numId w:val="23"/>
+        </w:numPr>
+        <w:rPr>
+          <w:rFonts w:ascii="Times New Roman" w:eastAsia="標楷體" w:hAnsi="Times New Roman" w:cs="Times New Roman" w:hint="eastAsia"/>
+          <w:kern w:val="0"/>
+          <w:sz w:val="24"/>
+          <w:szCs w:val="24"/>
+          <w14:ligatures w14:val="none"/>
+        </w:rPr>
+      </w:pPr>
+      <w:r>
+        <w:rPr>
+          <w:rFonts w:ascii="Times New Roman" w:eastAsia="標楷體" w:hAnsi="Times New Roman" w:cs="Times New Roman" w:hint="eastAsia"/>
+          <w:kern w:val="0"/>
+          <w:sz w:val="24"/>
+          <w:szCs w:val="24"/>
+          <w14:ligatures w14:val="none"/>
+        </w:rPr>
+        <w:t>不需要複雜的優先權計算</w:t>
+      </w:r>
+      <w:r>
+        <w:rPr>
+          <w:rFonts w:ascii="Times New Roman" w:eastAsia="標楷體" w:hAnsi="Times New Roman" w:cs="Times New Roman" w:hint="eastAsia"/>
+          <w:kern w:val="0"/>
+          <w:sz w:val="24"/>
+          <w:szCs w:val="24"/>
+          <w14:ligatures w14:val="none"/>
+        </w:rPr>
+        <w:t>。</w:t>
+      </w:r>
+    </w:p>
+    <w:p>
+      <w:pPr>
+        <w:pStyle w:val="a9"/>
+        <w:numPr>
+          <w:ilvl w:val="1"/>
+          <w:numId w:val="23"/>
+        </w:numPr>
+        <w:rPr>
+          <w:rFonts w:ascii="Times New Roman" w:eastAsia="標楷體" w:hAnsi="Times New Roman" w:cs="Times New Roman" w:hint="eastAsia"/>
+          <w:kern w:val="0"/>
+          <w:sz w:val="24"/>
+          <w:szCs w:val="24"/>
+          <w14:ligatures w14:val="none"/>
+        </w:rPr>
+      </w:pPr>
+      <w:r>
+        <w:rPr>
+          <w:rFonts w:ascii="Times New Roman" w:eastAsia="標楷體" w:hAnsi="Times New Roman" w:cs="Times New Roman" w:hint="eastAsia"/>
+          <w:kern w:val="0"/>
+          <w:sz w:val="24"/>
+          <w:szCs w:val="24"/>
+          <w14:ligatures w14:val="none"/>
+        </w:rPr>
+        <w:t>不會有死結</w:t>
+      </w:r>
+      <w:r>
+        <w:rPr>
+          <w:rFonts w:ascii="Times New Roman" w:eastAsia="標楷體" w:hAnsi="Times New Roman" w:cs="Times New Roman" w:hint="eastAsia"/>
+          <w:kern w:val="0"/>
+          <w:sz w:val="24"/>
+          <w:szCs w:val="24"/>
+          <w14:ligatures w14:val="none"/>
+        </w:rPr>
+        <w:t>。</w:t>
+      </w:r>
+    </w:p>
+    <w:p>
+      <w:pPr>
+        <w:pStyle w:val="a9"/>
+        <w:numPr>
+          <w:ilvl w:val="0"/>
+          <w:numId w:val="23"/>
+        </w:numPr>
+        <w:rPr>
+          <w:rFonts w:ascii="Times New Roman" w:eastAsia="標楷體" w:hAnsi="Times New Roman" w:cs="Times New Roman"/>
+          <w:kern w:val="0"/>
+          <w:sz w:val="24"/>
+          <w:szCs w:val="24"/>
+          <w14:ligatures w14:val="none"/>
+        </w:rPr>
+      </w:pPr>
+      <w:r>
+        <w:rPr>
+          <w:rFonts w:ascii="Times New Roman" w:eastAsia="標楷體" w:hAnsi="Times New Roman" w:cs="Times New Roman"/>
+          <w:kern w:val="0"/>
+          <w:sz w:val="24"/>
+          <w:szCs w:val="24"/>
+          <w14:ligatures w14:val="none"/>
+        </w:rPr>
+        <w:t>Disadvantages:</w:t>
+      </w:r>
+    </w:p>
+    <w:p>
+      <w:pPr>
+        <w:pStyle w:val="a9"/>
+        <w:numPr>
+          <w:ilvl w:val="1"/>
+          <w:numId w:val="23"/>
+        </w:numPr>
+        <w:rPr>
+          <w:rFonts w:ascii="Times New Roman" w:eastAsia="標楷體" w:hAnsi="Times New Roman" w:cs="Times New Roman" w:hint="eastAsia"/>
+          <w:kern w:val="0"/>
+          <w:sz w:val="24"/>
+          <w:szCs w:val="24"/>
+          <w14:ligatures w14:val="none"/>
+        </w:rPr>
+      </w:pPr>
+      <w:r>
+        <w:rPr>
+          <w:rFonts w:ascii="Times New Roman" w:eastAsia="標楷體" w:hAnsi="Times New Roman" w:cs="Times New Roman" w:hint="eastAsia"/>
+          <w:kern w:val="0"/>
+          <w:sz w:val="24"/>
+          <w:szCs w:val="24"/>
+          <w14:ligatures w14:val="none"/>
+        </w:rPr>
+        <w:t>臨界區期間所有任務被迫等待</w:t>
+      </w:r>
+      <w:r>
+        <w:rPr>
+          <w:rFonts w:ascii="Times New Roman" w:eastAsia="標楷體" w:hAnsi="Times New Roman" w:cs="Times New Roman" w:hint="eastAsia"/>
+          <w:kern w:val="0"/>
+          <w:sz w:val="24"/>
+          <w:szCs w:val="24"/>
+          <w14:ligatures w14:val="none"/>
+        </w:rPr>
+        <w:t>。</w:t>
+      </w:r>
+    </w:p>
+    <w:p>
+      <w:pPr>
+        <w:pStyle w:val="a9"/>
+        <w:numPr>
+          <w:ilvl w:val="1"/>
+          <w:numId w:val="23"/>
+        </w:numPr>
+        <w:rPr>
+          <w:rFonts w:ascii="Times New Roman" w:eastAsia="標楷體" w:hAnsi="Times New Roman" w:cs="Times New Roman" w:hint="eastAsia"/>
+          <w:kern w:val="0"/>
+          <w:sz w:val="24"/>
+          <w:szCs w:val="24"/>
+          <w14:ligatures w14:val="none"/>
+        </w:rPr>
+      </w:pPr>
+      <w:r>
+        <w:rPr>
+          <w:rFonts w:ascii="Times New Roman" w:eastAsia="標楷體" w:hAnsi="Times New Roman" w:cs="Times New Roman" w:hint="eastAsia"/>
+          <w:kern w:val="0"/>
+          <w:sz w:val="24"/>
+          <w:szCs w:val="24"/>
+          <w14:ligatures w14:val="none"/>
+        </w:rPr>
+        <w:t>無法處理即時系統的高優先權搶佔</w:t>
+      </w:r>
+      <w:r>
+        <w:rPr>
+          <w:rFonts w:ascii="Times New Roman" w:eastAsia="標楷體" w:hAnsi="Times New Roman" w:cs="Times New Roman" w:hint="eastAsia"/>
+          <w:kern w:val="0"/>
+          <w:sz w:val="24"/>
+          <w:szCs w:val="24"/>
+          <w14:ligatures w14:val="none"/>
+        </w:rPr>
+        <w:t>。</w:t>
+      </w:r>
+    </w:p>
+    <w:p>
+      <w:pPr>
+        <w:pStyle w:val="a9"/>
+        <w:numPr>
+          <w:ilvl w:val="1"/>
+          <w:numId w:val="23"/>
+        </w:numPr>
+        <w:rPr>
+          <w:rFonts w:ascii="Times New Roman" w:eastAsia="標楷體" w:hAnsi="Times New Roman" w:cs="Times New Roman" w:hint="eastAsia"/>
+          <w:kern w:val="0"/>
+          <w:sz w:val="24"/>
+          <w:szCs w:val="24"/>
+          <w14:ligatures w14:val="none"/>
+        </w:rPr>
+      </w:pPr>
+      <w:r>
+        <w:rPr>
+          <w:rFonts w:ascii="Times New Roman" w:eastAsia="標楷體" w:hAnsi="Times New Roman" w:cs="Times New Roman" w:hint="eastAsia"/>
+          <w:kern w:val="0"/>
+          <w:sz w:val="24"/>
+          <w:szCs w:val="24"/>
+          <w14:ligatures w14:val="none"/>
+        </w:rPr>
+        <w:t>臨界區長度大會造成系統延遲上升</w:t>
+      </w:r>
+      <w:r>
+        <w:rPr>
+          <w:rFonts w:ascii="Times New Roman" w:eastAsia="標楷體" w:hAnsi="Times New Roman" w:cs="Times New Roman" w:hint="eastAsia"/>
+          <w:kern w:val="0"/>
+          <w:sz w:val="24"/>
+          <w:szCs w:val="24"/>
+          <w14:ligatures w14:val="none"/>
+        </w:rPr>
+        <w:t>。</w:t>
+      </w:r>
+    </w:p>
+    <w:p>
+      <w:pPr>
+        <w:rPr>
+          <w:rFonts w:ascii="Times New Roman" w:eastAsia="標楷體" w:hAnsi="Times New Roman" w:cs="Times New Roman"/>
+          <w:kern w:val="0"/>
+          <w:sz w:val="24"/>
+          <w:szCs w:val="24"/>
+          <w14:ligatures w14:val="none"/>
+        </w:rPr>
+      </w:pPr>
+    </w:p>
+    <w:p>
+      <w:pPr>
+        <w:rPr>
+          <w:rFonts w:ascii="Times New Roman" w:eastAsia="標楷體" w:hAnsi="Times New Roman" w:cs="Times New Roman"/>
+          <w:kern w:val="0"/>
+          <w:sz w:val="24"/>
+          <w:szCs w:val="24"/>
+          <w14:ligatures w14:val="none"/>
+        </w:rPr>
+      </w:pPr>
+      <w:r>
+        <w:rPr>
+          <w:rFonts w:ascii="Times New Roman" w:eastAsia="標楷體" w:hAnsi="Times New Roman" w:cs="Times New Roman"/>
+          <w:kern w:val="0"/>
+          <w:sz w:val="24"/>
+          <w:szCs w:val="24"/>
+          <w14:ligatures w14:val="none"/>
+        </w:rPr>
+        <w:t>CPP (Ceiling Priority Protocol)</w:t>
+      </w:r>
+    </w:p>
+    <w:p>
+      <w:pPr>
+        <w:pStyle w:val="a9"/>
+        <w:numPr>
+          <w:ilvl w:val="0"/>
+          <w:numId w:val="23"/>
+        </w:numPr>
+        <w:rPr>
+          <w:rFonts w:ascii="Times New Roman" w:eastAsia="標楷體" w:hAnsi="Times New Roman" w:cs="Times New Roman" w:hint="eastAsia"/>
+          <w:kern w:val="0"/>
+          <w:sz w:val="24"/>
+          <w:szCs w:val="24"/>
+          <w14:ligatures w14:val="none"/>
+        </w:rPr>
+      </w:pPr>
+      <w:r>
+        <w:rPr>
+          <w:rFonts w:ascii="Times New Roman" w:eastAsia="標楷體" w:hAnsi="Times New Roman" w:cs="Times New Roman"/>
+          <w:kern w:val="0"/>
+          <w:sz w:val="24"/>
+          <w:szCs w:val="24"/>
+          <w14:ligatures w14:val="none"/>
+        </w:rPr>
+        <w:t>How it works:</w:t>
+      </w:r>
+    </w:p>
+    <w:p>
+      <w:pPr>
+        <w:pStyle w:val="a9"/>
+        <w:numPr>
+          <w:ilvl w:val="1"/>
+          <w:numId w:val="23"/>
+        </w:numPr>
+        <w:rPr>
+          <w:rFonts w:ascii="Times New Roman" w:eastAsia="標楷體" w:hAnsi="Times New Roman" w:cs="Times New Roman" w:hint="eastAsia"/>
+          <w:kern w:val="0"/>
+          <w:sz w:val="24"/>
+          <w:szCs w:val="24"/>
+          <w14:ligatures w14:val="none"/>
+        </w:rPr>
+      </w:pPr>
+      <w:r>
+        <w:rPr>
+          <w:rFonts w:ascii="Times New Roman" w:eastAsia="標楷體" w:hAnsi="Times New Roman" w:cs="Times New Roman" w:hint="eastAsia"/>
+          <w:kern w:val="0"/>
+          <w:sz w:val="24"/>
+          <w:szCs w:val="24"/>
+          <w14:ligatures w14:val="none"/>
+        </w:rPr>
+        <w:t>每個資源都會被設定一個</w:t>
+      </w:r>
+      <w:r>
+        <w:rPr>
+          <w:rFonts w:ascii="Times New Roman" w:eastAsia="標楷體" w:hAnsi="Times New Roman" w:cs="Times New Roman" w:hint="eastAsia"/>
+          <w:kern w:val="0"/>
+          <w:sz w:val="24"/>
+          <w:szCs w:val="24"/>
+          <w14:ligatures w14:val="none"/>
+        </w:rPr>
+        <w:t xml:space="preserve"> Priority Ceiling</w:t>
+      </w:r>
+      <w:r>
+        <w:rPr>
+          <w:rFonts w:ascii="Times New Roman" w:eastAsia="標楷體" w:hAnsi="Times New Roman" w:cs="Times New Roman" w:hint="eastAsia"/>
+          <w:kern w:val="0"/>
+          <w:sz w:val="24"/>
+          <w:szCs w:val="24"/>
+          <w14:ligatures w14:val="none"/>
+        </w:rPr>
+        <w:t>，所有會使用這個資源的任務</w:t>
+      </w:r>
+      <w:r>
+        <w:rPr>
+          <w:rFonts w:ascii="Times New Roman" w:eastAsia="標楷體" w:hAnsi="Times New Roman" w:cs="Times New Roman" w:hint="eastAsia"/>
+          <w:kern w:val="0"/>
+          <w:sz w:val="24"/>
+          <w:szCs w:val="24"/>
+          <w14:ligatures w14:val="none"/>
+        </w:rPr>
+        <w:t>的</w:t>
+      </w:r>
+      <w:r>
+        <w:rPr>
+          <w:rFonts w:ascii="Times New Roman" w:eastAsia="標楷體" w:hAnsi="Times New Roman" w:cs="Times New Roman" w:hint="eastAsia"/>
+          <w:kern w:val="0"/>
+          <w:sz w:val="24"/>
+          <w:szCs w:val="24"/>
+          <w14:ligatures w14:val="none"/>
+        </w:rPr>
+        <w:t>最高的優先權。</w:t>
+      </w:r>
+    </w:p>
+    <w:p>
+      <w:pPr>
+        <w:pStyle w:val="a9"/>
+        <w:numPr>
+          <w:ilvl w:val="1"/>
+          <w:numId w:val="23"/>
+        </w:numPr>
+        <w:rPr>
+          <w:rFonts w:ascii="Times New Roman" w:eastAsia="標楷體" w:hAnsi="Times New Roman" w:cs="Times New Roman" w:hint="eastAsia"/>
+          <w:kern w:val="0"/>
+          <w:sz w:val="24"/>
+          <w:szCs w:val="24"/>
+          <w14:ligatures w14:val="none"/>
+        </w:rPr>
+      </w:pPr>
+      <w:r>
+        <w:rPr>
+          <w:rFonts w:ascii="Times New Roman" w:eastAsia="標楷體" w:hAnsi="Times New Roman" w:cs="Times New Roman" w:hint="eastAsia"/>
+          <w:kern w:val="0"/>
+          <w:sz w:val="24"/>
+          <w:szCs w:val="24"/>
+          <w14:ligatures w14:val="none"/>
+        </w:rPr>
+        <w:t>當任務鎖資源時，它的優先權被臨時提高到</w:t>
+      </w:r>
+      <w:r>
+        <w:rPr>
+          <w:rFonts w:ascii="Times New Roman" w:eastAsia="標楷體" w:hAnsi="Times New Roman" w:cs="Times New Roman" w:hint="eastAsia"/>
+          <w:kern w:val="0"/>
+          <w:sz w:val="24"/>
+          <w:szCs w:val="24"/>
+          <w14:ligatures w14:val="none"/>
+        </w:rPr>
+        <w:t xml:space="preserve"> ceiling level</w:t>
+      </w:r>
+      <w:r>
+        <w:rPr>
+          <w:rFonts w:ascii="Times New Roman" w:eastAsia="標楷體" w:hAnsi="Times New Roman" w:cs="Times New Roman" w:hint="eastAsia"/>
+          <w:kern w:val="0"/>
+          <w:sz w:val="24"/>
+          <w:szCs w:val="24"/>
+          <w14:ligatures w14:val="none"/>
+        </w:rPr>
+        <w:t>，其他優先權低於</w:t>
+      </w:r>
+      <w:r>
+        <w:rPr>
+          <w:rFonts w:ascii="Times New Roman" w:eastAsia="標楷體" w:hAnsi="Times New Roman" w:cs="Times New Roman" w:hint="eastAsia"/>
+          <w:kern w:val="0"/>
+          <w:sz w:val="24"/>
+          <w:szCs w:val="24"/>
+          <w14:ligatures w14:val="none"/>
+        </w:rPr>
+        <w:t xml:space="preserve"> ceiling </w:t>
+      </w:r>
+      <w:r>
+        <w:rPr>
+          <w:rFonts w:ascii="Times New Roman" w:eastAsia="標楷體" w:hAnsi="Times New Roman" w:cs="Times New Roman" w:hint="eastAsia"/>
+          <w:kern w:val="0"/>
+          <w:sz w:val="24"/>
+          <w:szCs w:val="24"/>
+          <w14:ligatures w14:val="none"/>
+        </w:rPr>
+        <w:t>level</w:t>
+      </w:r>
+      <w:r>
+        <w:rPr>
+          <w:rFonts w:ascii="Times New Roman" w:eastAsia="標楷體" w:hAnsi="Times New Roman" w:cs="Times New Roman" w:hint="eastAsia"/>
+          <w:kern w:val="0"/>
+          <w:sz w:val="24"/>
+          <w:szCs w:val="24"/>
+          <w14:ligatures w14:val="none"/>
+        </w:rPr>
+        <w:t>的任務不能搶奪或進入其他會造成衝突的資源，任務離開臨界區後，優先權恢復正常</w:t>
+      </w:r>
+      <w:r>
+        <w:rPr>
+          <w:rFonts w:ascii="Times New Roman" w:eastAsia="標楷體" w:hAnsi="Times New Roman" w:cs="Times New Roman" w:hint="eastAsia"/>
+          <w:kern w:val="0"/>
+          <w:sz w:val="24"/>
+          <w:szCs w:val="24"/>
+          <w14:ligatures w14:val="none"/>
+        </w:rPr>
+        <w:t>。</w:t>
+      </w:r>
+    </w:p>
+    <w:p>
+      <w:pPr>
+        <w:pStyle w:val="a9"/>
+        <w:numPr>
+          <w:ilvl w:val="0"/>
+          <w:numId w:val="23"/>
+        </w:numPr>
+        <w:rPr>
+          <w:rFonts w:ascii="Times New Roman" w:eastAsia="標楷體" w:hAnsi="Times New Roman" w:cs="Times New Roman"/>
+          <w:kern w:val="0"/>
+          <w:sz w:val="24"/>
+          <w:szCs w:val="24"/>
+          <w14:ligatures w14:val="none"/>
+        </w:rPr>
+      </w:pPr>
+      <w:r>
+        <w:rPr>
+          <w:rFonts w:ascii="Times New Roman" w:eastAsia="標楷體" w:hAnsi="Times New Roman" w:cs="Times New Roman"/>
+          <w:kern w:val="0"/>
+          <w:sz w:val="24"/>
+          <w:szCs w:val="24"/>
+          <w14:ligatures w14:val="none"/>
+        </w:rPr>
+        <w:t>How it avoids deadlock:</w:t>
+      </w:r>
+    </w:p>
+    <w:p>
+      <w:pPr>
+        <w:pStyle w:val="a9"/>
+        <w:numPr>
+          <w:ilvl w:val="1"/>
+          <w:numId w:val="23"/>
+        </w:numPr>
+        <w:rPr>
+          <w:rFonts w:ascii="Times New Roman" w:eastAsia="標楷體" w:hAnsi="Times New Roman" w:cs="Times New Roman" w:hint="eastAsia"/>
+          <w:kern w:val="0"/>
+          <w:sz w:val="24"/>
+          <w:szCs w:val="24"/>
+          <w14:ligatures w14:val="none"/>
+        </w:rPr>
+      </w:pPr>
+      <w:r>
+        <w:rPr>
+          <w:rFonts w:ascii="Times New Roman" w:eastAsia="標楷體" w:hAnsi="Times New Roman" w:cs="Times New Roman" w:hint="eastAsia"/>
+          <w:kern w:val="0"/>
+          <w:sz w:val="24"/>
+          <w:szCs w:val="24"/>
+          <w14:ligatures w14:val="none"/>
+        </w:rPr>
+        <w:t>任務持有資源期間，優先權被提升，因此不會被其他任務</w:t>
+      </w:r>
+      <w:r>
+        <w:rPr>
+          <w:rFonts w:ascii="Times New Roman" w:eastAsia="標楷體" w:hAnsi="Times New Roman" w:cs="Times New Roman" w:hint="eastAsia"/>
+          <w:kern w:val="0"/>
+          <w:sz w:val="24"/>
+          <w:szCs w:val="24"/>
+          <w14:ligatures w14:val="none"/>
+        </w:rPr>
+        <w:t>搶佔</w:t>
+      </w:r>
+      <w:r>
+        <w:rPr>
+          <w:rFonts w:ascii="Times New Roman" w:eastAsia="標楷體" w:hAnsi="Times New Roman" w:cs="Times New Roman" w:hint="eastAsia"/>
+          <w:kern w:val="0"/>
+          <w:sz w:val="24"/>
+          <w:szCs w:val="24"/>
+          <w14:ligatures w14:val="none"/>
+        </w:rPr>
+        <w:t>，如果任務的即將獲得某資源會造成死結，</w:t>
+      </w:r>
+      <w:r>
+        <w:rPr>
+          <w:rFonts w:ascii="Times New Roman" w:eastAsia="標楷體" w:hAnsi="Times New Roman" w:cs="Times New Roman" w:hint="eastAsia"/>
+          <w:kern w:val="0"/>
+          <w:sz w:val="24"/>
+          <w:szCs w:val="24"/>
+          <w14:ligatures w14:val="none"/>
+        </w:rPr>
+        <w:t xml:space="preserve">PCP </w:t>
+      </w:r>
+      <w:r>
+        <w:rPr>
+          <w:rFonts w:ascii="Times New Roman" w:eastAsia="標楷體" w:hAnsi="Times New Roman" w:cs="Times New Roman" w:hint="eastAsia"/>
+          <w:kern w:val="0"/>
+          <w:sz w:val="24"/>
+          <w:szCs w:val="24"/>
+          <w14:ligatures w14:val="none"/>
+        </w:rPr>
+        <w:t>直接阻止它進入</w:t>
+      </w:r>
+      <w:r>
+        <w:rPr>
+          <w:rFonts w:ascii="Times New Roman" w:eastAsia="標楷體" w:hAnsi="Times New Roman" w:cs="Times New Roman" w:hint="eastAsia"/>
+          <w:kern w:val="0"/>
+          <w:sz w:val="24"/>
+          <w:szCs w:val="24"/>
+          <w14:ligatures w14:val="none"/>
+        </w:rPr>
+        <w:t>。</w:t>
+      </w:r>
+    </w:p>
+    <w:p>
+      <w:pPr>
+        <w:pStyle w:val="a9"/>
+        <w:numPr>
+          <w:ilvl w:val="0"/>
+          <w:numId w:val="23"/>
+        </w:numPr>
+        <w:rPr>
+          <w:rFonts w:ascii="Times New Roman" w:eastAsia="標楷體" w:hAnsi="Times New Roman" w:cs="Times New Roman"/>
+          <w:kern w:val="0"/>
+          <w:sz w:val="24"/>
+          <w:szCs w:val="24"/>
+          <w14:ligatures w14:val="none"/>
+        </w:rPr>
+      </w:pPr>
+      <w:r>
+        <w:rPr>
+          <w:rFonts w:ascii="Times New Roman" w:eastAsia="標楷體" w:hAnsi="Times New Roman" w:cs="Times New Roman"/>
+          <w:kern w:val="0"/>
+          <w:sz w:val="24"/>
+          <w:szCs w:val="24"/>
+          <w14:ligatures w14:val="none"/>
+        </w:rPr>
+        <w:t>Advantages:</w:t>
+      </w:r>
+    </w:p>
+    <w:p>
+      <w:pPr>
+        <w:pStyle w:val="a9"/>
+        <w:numPr>
+          <w:ilvl w:val="1"/>
+          <w:numId w:val="23"/>
+        </w:numPr>
+        <w:rPr>
+          <w:rFonts w:ascii="Times New Roman" w:eastAsia="標楷體" w:hAnsi="Times New Roman" w:cs="Times New Roman" w:hint="eastAsia"/>
+          <w:kern w:val="0"/>
+          <w:sz w:val="24"/>
+          <w:szCs w:val="24"/>
+          <w14:ligatures w14:val="none"/>
+        </w:rPr>
+      </w:pPr>
+      <w:r>
+        <w:rPr>
+          <w:rFonts w:ascii="Times New Roman" w:eastAsia="標楷體" w:hAnsi="Times New Roman" w:cs="Times New Roman" w:hint="eastAsia"/>
+          <w:kern w:val="0"/>
+          <w:sz w:val="24"/>
+          <w:szCs w:val="24"/>
+          <w14:ligatures w14:val="none"/>
+        </w:rPr>
+        <w:t>可以避免死結</w:t>
+      </w:r>
+      <w:r>
+        <w:rPr>
+          <w:rFonts w:ascii="Times New Roman" w:eastAsia="標楷體" w:hAnsi="Times New Roman" w:cs="Times New Roman" w:hint="eastAsia"/>
+          <w:kern w:val="0"/>
+          <w:sz w:val="24"/>
+          <w:szCs w:val="24"/>
+          <w14:ligatures w14:val="none"/>
+        </w:rPr>
+        <w:t>。</w:t>
+      </w:r>
+    </w:p>
+    <w:p>
+      <w:pPr>
+        <w:pStyle w:val="a9"/>
+        <w:numPr>
+          <w:ilvl w:val="1"/>
+          <w:numId w:val="23"/>
+        </w:numPr>
+        <w:rPr>
+          <w:rFonts w:ascii="Times New Roman" w:eastAsia="標楷體" w:hAnsi="Times New Roman" w:cs="Times New Roman" w:hint="eastAsia"/>
+          <w:kern w:val="0"/>
+          <w:sz w:val="24"/>
+          <w:szCs w:val="24"/>
+          <w14:ligatures w14:val="none"/>
+        </w:rPr>
+      </w:pPr>
+      <w:r>
+        <w:rPr>
+          <w:rFonts w:ascii="Times New Roman" w:eastAsia="標楷體" w:hAnsi="Times New Roman" w:cs="Times New Roman" w:hint="eastAsia"/>
+          <w:kern w:val="0"/>
+          <w:sz w:val="24"/>
+          <w:szCs w:val="24"/>
+          <w14:ligatures w14:val="none"/>
+        </w:rPr>
+        <w:t>避免優先權反轉</w:t>
+      </w:r>
+      <w:r>
+        <w:rPr>
+          <w:rFonts w:ascii="Times New Roman" w:eastAsia="標楷體" w:hAnsi="Times New Roman" w:cs="Times New Roman" w:hint="eastAsia"/>
+          <w:kern w:val="0"/>
+          <w:sz w:val="24"/>
+          <w:szCs w:val="24"/>
+          <w14:ligatures w14:val="none"/>
+        </w:rPr>
+        <w:t>。</w:t>
+      </w:r>
+    </w:p>
+    <w:p>
+      <w:pPr>
+        <w:pStyle w:val="a9"/>
+        <w:numPr>
+          <w:ilvl w:val="1"/>
+          <w:numId w:val="23"/>
+        </w:numPr>
+        <w:rPr>
+          <w:rFonts w:ascii="Times New Roman" w:eastAsia="標楷體" w:hAnsi="Times New Roman" w:cs="Times New Roman" w:hint="eastAsia"/>
+          <w:kern w:val="0"/>
+          <w:sz w:val="24"/>
+          <w:szCs w:val="24"/>
+          <w14:ligatures w14:val="none"/>
+        </w:rPr>
+      </w:pPr>
+      <w:r>
+        <w:rPr>
+          <w:rFonts w:ascii="Times New Roman" w:eastAsia="標楷體" w:hAnsi="Times New Roman" w:cs="Times New Roman" w:hint="eastAsia"/>
+          <w:kern w:val="0"/>
+          <w:sz w:val="24"/>
+          <w:szCs w:val="24"/>
+          <w14:ligatures w14:val="none"/>
+        </w:rPr>
+        <w:t>即時性</w:t>
+      </w:r>
+      <w:r>
+        <w:rPr>
+          <w:rFonts w:ascii="Times New Roman" w:eastAsia="標楷體" w:hAnsi="Times New Roman" w:cs="Times New Roman" w:hint="eastAsia"/>
+          <w:kern w:val="0"/>
+          <w:sz w:val="24"/>
+          <w:szCs w:val="24"/>
+          <w14:ligatures w14:val="none"/>
+        </w:rPr>
+        <w:t>較</w:t>
+      </w:r>
+      <w:r>
+        <w:rPr>
+          <w:rFonts w:ascii="Times New Roman" w:eastAsia="標楷體" w:hAnsi="Times New Roman" w:cs="Times New Roman" w:hint="eastAsia"/>
+          <w:kern w:val="0"/>
+          <w:sz w:val="24"/>
+          <w:szCs w:val="24"/>
+          <w14:ligatures w14:val="none"/>
+        </w:rPr>
+        <w:t xml:space="preserve"> NPCS </w:t>
+      </w:r>
+      <w:r>
+        <w:rPr>
+          <w:rFonts w:ascii="Times New Roman" w:eastAsia="標楷體" w:hAnsi="Times New Roman" w:cs="Times New Roman" w:hint="eastAsia"/>
+          <w:kern w:val="0"/>
+          <w:sz w:val="24"/>
+          <w:szCs w:val="24"/>
+          <w14:ligatures w14:val="none"/>
+        </w:rPr>
+        <w:t>好</w:t>
+      </w:r>
+      <w:r>
+        <w:rPr>
+          <w:rFonts w:ascii="Times New Roman" w:eastAsia="標楷體" w:hAnsi="Times New Roman" w:cs="Times New Roman" w:hint="eastAsia"/>
+          <w:kern w:val="0"/>
+          <w:sz w:val="24"/>
+          <w:szCs w:val="24"/>
+          <w14:ligatures w14:val="none"/>
+        </w:rPr>
+        <w:t>。</w:t>
+      </w:r>
+    </w:p>
+    <w:p>
+      <w:pPr>
+        <w:pStyle w:val="a9"/>
+        <w:numPr>
+          <w:ilvl w:val="1"/>
+          <w:numId w:val="23"/>
+        </w:numPr>
+        <w:rPr>
+          <w:rFonts w:ascii="Times New Roman" w:eastAsia="標楷體" w:hAnsi="Times New Roman" w:cs="Times New Roman" w:hint="eastAsia"/>
+          <w:kern w:val="0"/>
+          <w:sz w:val="24"/>
+          <w:szCs w:val="24"/>
+          <w14:ligatures w14:val="none"/>
+        </w:rPr>
+      </w:pPr>
+      <w:r>
+        <w:rPr>
+          <w:rFonts w:ascii="Times New Roman" w:eastAsia="標楷體" w:hAnsi="Times New Roman" w:cs="Times New Roman" w:hint="eastAsia"/>
+          <w:kern w:val="0"/>
+          <w:sz w:val="24"/>
+          <w:szCs w:val="24"/>
+          <w14:ligatures w14:val="none"/>
+        </w:rPr>
+        <w:t>支援多資源情況下的安全同步</w:t>
+      </w:r>
+      <w:r>
+        <w:rPr>
+          <w:rFonts w:ascii="Times New Roman" w:eastAsia="標楷體" w:hAnsi="Times New Roman" w:cs="Times New Roman" w:hint="eastAsia"/>
+          <w:kern w:val="0"/>
+          <w:sz w:val="24"/>
+          <w:szCs w:val="24"/>
+          <w14:ligatures w14:val="none"/>
+        </w:rPr>
+        <w:t>。</w:t>
+      </w:r>
+    </w:p>
+    <w:p>
+      <w:pPr>
+        <w:rPr>
+          <w:rFonts w:ascii="Times New Roman" w:eastAsia="標楷體" w:hAnsi="Times New Roman" w:cs="Times New Roman"/>
+          <w:kern w:val="0"/>
+          <w:sz w:val="24"/>
+          <w:szCs w:val="24"/>
+          <w14:ligatures w14:val="none"/>
+        </w:rPr>
+      </w:pPr>
+    </w:p>
+    <w:p>
+      <w:pPr>
+        <w:pStyle w:val="a9"/>
+        <w:numPr>
+          <w:ilvl w:val="0"/>
+          <w:numId w:val="23"/>
+        </w:numPr>
+        <w:rPr>
+          <w:rFonts w:ascii="Times New Roman" w:eastAsia="標楷體" w:hAnsi="Times New Roman" w:cs="Times New Roman"/>
+          <w:kern w:val="0"/>
+          <w:sz w:val="24"/>
+          <w:szCs w:val="24"/>
+          <w14:ligatures w14:val="none"/>
+        </w:rPr>
+      </w:pPr>
+      <w:r>
+        <w:rPr>
+          <w:rFonts w:ascii="Times New Roman" w:eastAsia="標楷體" w:hAnsi="Times New Roman" w:cs="Times New Roman"/>
+          <w:kern w:val="0"/>
+          <w:sz w:val="24"/>
+          <w:szCs w:val="24"/>
+          <w14:ligatures w14:val="none"/>
+        </w:rPr>
+        <w:lastRenderedPageBreak/>
+        <w:t>Disadvantages:</w:t>
+      </w:r>
+    </w:p>
+    <w:p>
+      <w:pPr>
+        <w:pStyle w:val="a9"/>
+        <w:numPr>
+          <w:ilvl w:val="1"/>
+          <w:numId w:val="23"/>
+        </w:numPr>
+        <w:rPr>
+          <w:rFonts w:ascii="Times New Roman" w:eastAsia="標楷體" w:hAnsi="Times New Roman" w:cs="Times New Roman" w:hint="eastAsia"/>
+          <w:kern w:val="0"/>
+          <w:sz w:val="24"/>
+          <w:szCs w:val="24"/>
+          <w14:ligatures w14:val="none"/>
+        </w:rPr>
+      </w:pPr>
+      <w:r>
+        <w:rPr>
+          <w:rFonts w:ascii="Times New Roman" w:eastAsia="標楷體" w:hAnsi="Times New Roman" w:cs="Times New Roman" w:hint="eastAsia"/>
+          <w:kern w:val="0"/>
+          <w:sz w:val="24"/>
+          <w:szCs w:val="24"/>
+          <w14:ligatures w14:val="none"/>
+        </w:rPr>
+        <w:t>計算天花板優先權需要分析所有任務</w:t>
+      </w:r>
+      <w:r>
+        <w:rPr>
+          <w:rFonts w:ascii="Times New Roman" w:eastAsia="標楷體" w:hAnsi="Times New Roman" w:cs="Times New Roman" w:hint="eastAsia"/>
+          <w:kern w:val="0"/>
+          <w:sz w:val="24"/>
+          <w:szCs w:val="24"/>
+          <w14:ligatures w14:val="none"/>
+        </w:rPr>
+        <w:t>。</w:t>
+      </w:r>
+    </w:p>
+    <w:p>
+      <w:pPr>
+        <w:pStyle w:val="a9"/>
+        <w:numPr>
+          <w:ilvl w:val="1"/>
+          <w:numId w:val="23"/>
+        </w:numPr>
+        <w:rPr>
+          <w:rFonts w:ascii="Times New Roman" w:eastAsia="標楷體" w:hAnsi="Times New Roman" w:cs="Times New Roman" w:hint="eastAsia"/>
+          <w:kern w:val="0"/>
+          <w:sz w:val="24"/>
+          <w:szCs w:val="24"/>
+          <w14:ligatures w14:val="none"/>
+        </w:rPr>
+      </w:pPr>
+      <w:r>
+        <w:rPr>
+          <w:rFonts w:ascii="Times New Roman" w:eastAsia="標楷體" w:hAnsi="Times New Roman" w:cs="Times New Roman" w:hint="eastAsia"/>
+          <w:kern w:val="0"/>
+          <w:sz w:val="24"/>
+          <w:szCs w:val="24"/>
+          <w14:ligatures w14:val="none"/>
+        </w:rPr>
+        <w:t>任務進入臨界區時的優先權提升需要額外</w:t>
+      </w:r>
+      <w:r>
+        <w:rPr>
+          <w:rFonts w:ascii="Times New Roman" w:eastAsia="標楷體" w:hAnsi="Times New Roman" w:cs="Times New Roman" w:hint="eastAsia"/>
+          <w:kern w:val="0"/>
+          <w:sz w:val="24"/>
+          <w:szCs w:val="24"/>
+          <w14:ligatures w14:val="none"/>
+        </w:rPr>
+        <w:t xml:space="preserve"> overhead</w:t>
+      </w:r>
+      <w:r>
+        <w:rPr>
+          <w:rFonts w:ascii="Times New Roman" w:eastAsia="標楷體" w:hAnsi="Times New Roman" w:cs="Times New Roman" w:hint="eastAsia"/>
+          <w:kern w:val="0"/>
+          <w:sz w:val="24"/>
+          <w:szCs w:val="24"/>
+          <w14:ligatures w14:val="none"/>
+        </w:rPr>
+        <w:t>。</w:t>
+      </w:r>
+    </w:p>
+    <w:p>
+      <w:pPr>
+        <w:pStyle w:val="a9"/>
+        <w:numPr>
+          <w:ilvl w:val="1"/>
+          <w:numId w:val="23"/>
+        </w:numPr>
+        <w:rPr>
+          <w:rFonts w:ascii="Times New Roman" w:eastAsia="標楷體" w:hAnsi="Times New Roman" w:cs="Times New Roman" w:hint="eastAsia"/>
+          <w:kern w:val="0"/>
+          <w:sz w:val="24"/>
+          <w:szCs w:val="24"/>
+          <w14:ligatures w14:val="none"/>
+        </w:rPr>
+      </w:pPr>
+      <w:r>
+        <w:rPr>
+          <w:rFonts w:ascii="Times New Roman" w:eastAsia="標楷體" w:hAnsi="Times New Roman" w:cs="Times New Roman" w:hint="eastAsia"/>
+          <w:kern w:val="0"/>
+          <w:sz w:val="24"/>
+          <w:szCs w:val="24"/>
+          <w14:ligatures w14:val="none"/>
+        </w:rPr>
+        <w:t>相比</w:t>
+      </w:r>
+      <w:r>
+        <w:rPr>
+          <w:rFonts w:ascii="Times New Roman" w:eastAsia="標楷體" w:hAnsi="Times New Roman" w:cs="Times New Roman" w:hint="eastAsia"/>
+          <w:kern w:val="0"/>
+          <w:sz w:val="24"/>
+          <w:szCs w:val="24"/>
+          <w14:ligatures w14:val="none"/>
+        </w:rPr>
+        <w:t xml:space="preserve"> NPCS </w:t>
+      </w:r>
+      <w:r>
+        <w:rPr>
+          <w:rFonts w:ascii="Times New Roman" w:eastAsia="標楷體" w:hAnsi="Times New Roman" w:cs="Times New Roman" w:hint="eastAsia"/>
+          <w:kern w:val="0"/>
+          <w:sz w:val="24"/>
+          <w:szCs w:val="24"/>
+          <w14:ligatures w14:val="none"/>
+        </w:rPr>
+        <w:t>較難</w:t>
+      </w:r>
+      <w:r>
+        <w:rPr>
+          <w:rFonts w:ascii="Times New Roman" w:eastAsia="標楷體" w:hAnsi="Times New Roman" w:cs="Times New Roman" w:hint="eastAsia"/>
+          <w:kern w:val="0"/>
+          <w:sz w:val="24"/>
+          <w:szCs w:val="24"/>
+          <w14:ligatures w14:val="none"/>
+        </w:rPr>
+        <w:t xml:space="preserve"> debug</w:t>
+      </w:r>
+      <w:r>
+        <w:rPr>
+          <w:rFonts w:ascii="Times New Roman" w:eastAsia="標楷體" w:hAnsi="Times New Roman" w:cs="Times New Roman" w:hint="eastAsia"/>
+          <w:kern w:val="0"/>
+          <w:sz w:val="24"/>
+          <w:szCs w:val="24"/>
+          <w14:ligatures w14:val="none"/>
         </w:rPr>
         <w:t>。</w:t>
       </w:r>
@@ -1002,6 +5033,232 @@
     </w:lvl>
   </w:abstractNum>
   <w:abstractNum w:abstractNumId="6" w15:restartNumberingAfterBreak="0">
+    <w:nsid w:val="1E6F3393"/>
+    <w:multiLevelType w:val="hybridMultilevel"/>
+    <w:tmpl w:val="7DE6454E"/>
+    <w:lvl w:ilvl="0" w:tplc="0409000D">
+      <w:start w:val="1"/>
+      <w:numFmt w:val="bullet"/>
+      <w:lvlText w:val=""/>
+      <w:lvlJc w:val="left"/>
+      <w:pPr>
+        <w:ind w:left="960" w:hanging="480"/>
+      </w:pPr>
+      <w:rPr>
+        <w:rFonts w:ascii="Wingdings" w:hAnsi="Wingdings" w:hint="default"/>
+      </w:rPr>
+    </w:lvl>
+    <w:lvl w:ilvl="1" w:tplc="04090009">
+      <w:start w:val="1"/>
+      <w:numFmt w:val="bullet"/>
+      <w:lvlText w:val=""/>
+      <w:lvlJc w:val="left"/>
+      <w:pPr>
+        <w:ind w:left="1440" w:hanging="480"/>
+      </w:pPr>
+      <w:rPr>
+        <w:rFonts w:ascii="Wingdings" w:hAnsi="Wingdings" w:hint="default"/>
+      </w:rPr>
+    </w:lvl>
+    <w:lvl w:ilvl="2" w:tplc="04090005" w:tentative="1">
+      <w:start w:val="1"/>
+      <w:numFmt w:val="bullet"/>
+      <w:lvlText w:val=""/>
+      <w:lvlJc w:val="left"/>
+      <w:pPr>
+        <w:ind w:left="1920" w:hanging="480"/>
+      </w:pPr>
+      <w:rPr>
+        <w:rFonts w:ascii="Wingdings" w:hAnsi="Wingdings" w:hint="default"/>
+      </w:rPr>
+    </w:lvl>
+    <w:lvl w:ilvl="3" w:tplc="04090001" w:tentative="1">
+      <w:start w:val="1"/>
+      <w:numFmt w:val="bullet"/>
+      <w:lvlText w:val=""/>
+      <w:lvlJc w:val="left"/>
+      <w:pPr>
+        <w:ind w:left="2400" w:hanging="480"/>
+      </w:pPr>
+      <w:rPr>
+        <w:rFonts w:ascii="Wingdings" w:hAnsi="Wingdings" w:hint="default"/>
+      </w:rPr>
+    </w:lvl>
+    <w:lvl w:ilvl="4" w:tplc="04090003" w:tentative="1">
+      <w:start w:val="1"/>
+      <w:numFmt w:val="bullet"/>
+      <w:lvlText w:val=""/>
+      <w:lvlJc w:val="left"/>
+      <w:pPr>
+        <w:ind w:left="2880" w:hanging="480"/>
+      </w:pPr>
+      <w:rPr>
+        <w:rFonts w:ascii="Wingdings" w:hAnsi="Wingdings" w:hint="default"/>
+      </w:rPr>
+    </w:lvl>
+    <w:lvl w:ilvl="5" w:tplc="04090005" w:tentative="1">
+      <w:start w:val="1"/>
+      <w:numFmt w:val="bullet"/>
+      <w:lvlText w:val=""/>
+      <w:lvlJc w:val="left"/>
+      <w:pPr>
+        <w:ind w:left="3360" w:hanging="480"/>
+      </w:pPr>
+      <w:rPr>
+        <w:rFonts w:ascii="Wingdings" w:hAnsi="Wingdings" w:hint="default"/>
+      </w:rPr>
+    </w:lvl>
+    <w:lvl w:ilvl="6" w:tplc="04090001" w:tentative="1">
+      <w:start w:val="1"/>
+      <w:numFmt w:val="bullet"/>
+      <w:lvlText w:val=""/>
+      <w:lvlJc w:val="left"/>
+      <w:pPr>
+        <w:ind w:left="3840" w:hanging="480"/>
+      </w:pPr>
+      <w:rPr>
+        <w:rFonts w:ascii="Wingdings" w:hAnsi="Wingdings" w:hint="default"/>
+      </w:rPr>
+    </w:lvl>
+    <w:lvl w:ilvl="7" w:tplc="04090003" w:tentative="1">
+      <w:start w:val="1"/>
+      <w:numFmt w:val="bullet"/>
+      <w:lvlText w:val=""/>
+      <w:lvlJc w:val="left"/>
+      <w:pPr>
+        <w:ind w:left="4320" w:hanging="480"/>
+      </w:pPr>
+      <w:rPr>
+        <w:rFonts w:ascii="Wingdings" w:hAnsi="Wingdings" w:hint="default"/>
+      </w:rPr>
+    </w:lvl>
+    <w:lvl w:ilvl="8" w:tplc="04090005" w:tentative="1">
+      <w:start w:val="1"/>
+      <w:numFmt w:val="bullet"/>
+      <w:lvlText w:val=""/>
+      <w:lvlJc w:val="left"/>
+      <w:pPr>
+        <w:ind w:left="4800" w:hanging="480"/>
+      </w:pPr>
+      <w:rPr>
+        <w:rFonts w:ascii="Wingdings" w:hAnsi="Wingdings" w:hint="default"/>
+      </w:rPr>
+    </w:lvl>
+  </w:abstractNum>
+  <w:abstractNum w:abstractNumId="7" w15:restartNumberingAfterBreak="0">
+    <w:nsid w:val="29A14F5A"/>
+    <w:multiLevelType w:val="hybridMultilevel"/>
+    <w:tmpl w:val="8D3A6348"/>
+    <w:lvl w:ilvl="0" w:tplc="0409000B">
+      <w:start w:val="1"/>
+      <w:numFmt w:val="bullet"/>
+      <w:lvlText w:val=""/>
+      <w:lvlJc w:val="left"/>
+      <w:pPr>
+        <w:ind w:left="480" w:hanging="480"/>
+      </w:pPr>
+      <w:rPr>
+        <w:rFonts w:ascii="Wingdings" w:hAnsi="Wingdings" w:hint="default"/>
+      </w:rPr>
+    </w:lvl>
+    <w:lvl w:ilvl="1" w:tplc="0409000D">
+      <w:start w:val="1"/>
+      <w:numFmt w:val="bullet"/>
+      <w:lvlText w:val=""/>
+      <w:lvlJc w:val="left"/>
+      <w:pPr>
+        <w:ind w:left="960" w:hanging="480"/>
+      </w:pPr>
+      <w:rPr>
+        <w:rFonts w:ascii="Wingdings" w:hAnsi="Wingdings" w:hint="default"/>
+      </w:rPr>
+    </w:lvl>
+    <w:lvl w:ilvl="2" w:tplc="FFFFFFFF">
+      <w:start w:val="1"/>
+      <w:numFmt w:val="bullet"/>
+      <w:lvlText w:val=""/>
+      <w:lvlJc w:val="left"/>
+      <w:pPr>
+        <w:ind w:left="1440" w:hanging="480"/>
+      </w:pPr>
+      <w:rPr>
+        <w:rFonts w:ascii="Wingdings" w:hAnsi="Wingdings" w:hint="default"/>
+      </w:rPr>
+    </w:lvl>
+    <w:lvl w:ilvl="3" w:tplc="FFFFFFFF" w:tentative="1">
+      <w:start w:val="1"/>
+      <w:numFmt w:val="bullet"/>
+      <w:lvlText w:val=""/>
+      <w:lvlJc w:val="left"/>
+      <w:pPr>
+        <w:ind w:left="1920" w:hanging="480"/>
+      </w:pPr>
+      <w:rPr>
+        <w:rFonts w:ascii="Wingdings" w:hAnsi="Wingdings" w:hint="default"/>
+      </w:rPr>
+    </w:lvl>
+    <w:lvl w:ilvl="4" w:tplc="FFFFFFFF" w:tentative="1">
+      <w:start w:val="1"/>
+      <w:numFmt w:val="bullet"/>
+      <w:lvlText w:val=""/>
+      <w:lvlJc w:val="left"/>
+      <w:pPr>
+        <w:ind w:left="2400" w:hanging="480"/>
+      </w:pPr>
+      <w:rPr>
+        <w:rFonts w:ascii="Wingdings" w:hAnsi="Wingdings" w:hint="default"/>
+      </w:rPr>
+    </w:lvl>
+    <w:lvl w:ilvl="5" w:tplc="FFFFFFFF" w:tentative="1">
+      <w:start w:val="1"/>
+      <w:numFmt w:val="bullet"/>
+      <w:lvlText w:val=""/>
+      <w:lvlJc w:val="left"/>
+      <w:pPr>
+        <w:ind w:left="2880" w:hanging="480"/>
+      </w:pPr>
+      <w:rPr>
+        <w:rFonts w:ascii="Wingdings" w:hAnsi="Wingdings" w:hint="default"/>
+      </w:rPr>
+    </w:lvl>
+    <w:lvl w:ilvl="6" w:tplc="FFFFFFFF" w:tentative="1">
+      <w:start w:val="1"/>
+      <w:numFmt w:val="bullet"/>
+      <w:lvlText w:val=""/>
+      <w:lvlJc w:val="left"/>
+      <w:pPr>
+        <w:ind w:left="3360" w:hanging="480"/>
+      </w:pPr>
+      <w:rPr>
+        <w:rFonts w:ascii="Wingdings" w:hAnsi="Wingdings" w:hint="default"/>
+      </w:rPr>
+    </w:lvl>
+    <w:lvl w:ilvl="7" w:tplc="FFFFFFFF" w:tentative="1">
+      <w:start w:val="1"/>
+      <w:numFmt w:val="bullet"/>
+      <w:lvlText w:val=""/>
+      <w:lvlJc w:val="left"/>
+      <w:pPr>
+        <w:ind w:left="3840" w:hanging="480"/>
+      </w:pPr>
+      <w:rPr>
+        <w:rFonts w:ascii="Wingdings" w:hAnsi="Wingdings" w:hint="default"/>
+      </w:rPr>
+    </w:lvl>
+    <w:lvl w:ilvl="8" w:tplc="FFFFFFFF" w:tentative="1">
+      <w:start w:val="1"/>
+      <w:numFmt w:val="bullet"/>
+      <w:lvlText w:val=""/>
+      <w:lvlJc w:val="left"/>
+      <w:pPr>
+        <w:ind w:left="4320" w:hanging="480"/>
+      </w:pPr>
+      <w:rPr>
+        <w:rFonts w:ascii="Wingdings" w:hAnsi="Wingdings" w:hint="default"/>
+      </w:rPr>
+    </w:lvl>
+  </w:abstractNum>
+  <w:abstractNum w:abstractNumId="8" w15:restartNumberingAfterBreak="0">
     <w:nsid w:val="2FE40CC7"/>
     <w:multiLevelType w:val="multilevel"/>
     <w:tmpl w:val="3914244A"/>
@@ -1117,7 +5374,7 @@
       </w:pPr>
     </w:lvl>
   </w:abstractNum>
-  <w:abstractNum w:abstractNumId="7" w15:restartNumberingAfterBreak="0">
+  <w:abstractNum w:abstractNumId="9" w15:restartNumberingAfterBreak="0">
     <w:nsid w:val="34B12020"/>
     <w:multiLevelType w:val="hybridMultilevel"/>
     <w:tmpl w:val="3E7A53E2"/>
@@ -1230,7 +5487,7 @@
       </w:rPr>
     </w:lvl>
   </w:abstractNum>
-  <w:abstractNum w:abstractNumId="8" w15:restartNumberingAfterBreak="0">
+  <w:abstractNum w:abstractNumId="10" w15:restartNumberingAfterBreak="0">
     <w:nsid w:val="34B254A8"/>
     <w:multiLevelType w:val="hybridMultilevel"/>
     <w:tmpl w:val="6BF877A6"/>
@@ -1343,7 +5600,7 @@
       </w:rPr>
     </w:lvl>
   </w:abstractNum>
-  <w:abstractNum w:abstractNumId="9" w15:restartNumberingAfterBreak="0">
+  <w:abstractNum w:abstractNumId="11" w15:restartNumberingAfterBreak="0">
     <w:nsid w:val="36017037"/>
     <w:multiLevelType w:val="hybridMultilevel"/>
     <w:tmpl w:val="A7062E1C"/>
@@ -1456,7 +5713,206 @@
       </w:rPr>
     </w:lvl>
   </w:abstractNum>
-  <w:abstractNum w:abstractNumId="10" w15:restartNumberingAfterBreak="0">
+  <w:abstractNum w:abstractNumId="12" w15:restartNumberingAfterBreak="0">
+    <w:nsid w:val="3DC3335B"/>
+    <w:multiLevelType w:val="hybridMultilevel"/>
+    <w:tmpl w:val="EB722706"/>
+    <w:lvl w:ilvl="0" w:tplc="04090009">
+      <w:start w:val="1"/>
+      <w:numFmt w:val="bullet"/>
+      <w:lvlText w:val=""/>
+      <w:lvlJc w:val="left"/>
+      <w:pPr>
+        <w:ind w:left="480" w:hanging="480"/>
+      </w:pPr>
+      <w:rPr>
+        <w:rFonts w:ascii="Wingdings" w:hAnsi="Wingdings" w:hint="default"/>
+      </w:rPr>
+    </w:lvl>
+    <w:lvl w:ilvl="1" w:tplc="04090003" w:tentative="1">
+      <w:start w:val="1"/>
+      <w:numFmt w:val="bullet"/>
+      <w:lvlText w:val=""/>
+      <w:lvlJc w:val="left"/>
+      <w:pPr>
+        <w:ind w:left="960" w:hanging="480"/>
+      </w:pPr>
+      <w:rPr>
+        <w:rFonts w:ascii="Wingdings" w:hAnsi="Wingdings" w:hint="default"/>
+      </w:rPr>
+    </w:lvl>
+    <w:lvl w:ilvl="2" w:tplc="04090005" w:tentative="1">
+      <w:start w:val="1"/>
+      <w:numFmt w:val="bullet"/>
+      <w:lvlText w:val=""/>
+      <w:lvlJc w:val="left"/>
+      <w:pPr>
+        <w:ind w:left="1440" w:hanging="480"/>
+      </w:pPr>
+      <w:rPr>
+        <w:rFonts w:ascii="Wingdings" w:hAnsi="Wingdings" w:hint="default"/>
+      </w:rPr>
+    </w:lvl>
+    <w:lvl w:ilvl="3" w:tplc="04090001" w:tentative="1">
+      <w:start w:val="1"/>
+      <w:numFmt w:val="bullet"/>
+      <w:lvlText w:val=""/>
+      <w:lvlJc w:val="left"/>
+      <w:pPr>
+        <w:ind w:left="1920" w:hanging="480"/>
+      </w:pPr>
+      <w:rPr>
+        <w:rFonts w:ascii="Wingdings" w:hAnsi="Wingdings" w:hint="default"/>
+      </w:rPr>
+    </w:lvl>
+    <w:lvl w:ilvl="4" w:tplc="04090003" w:tentative="1">
+      <w:start w:val="1"/>
+      <w:numFmt w:val="bullet"/>
+      <w:lvlText w:val=""/>
+      <w:lvlJc w:val="left"/>
+      <w:pPr>
+        <w:ind w:left="2400" w:hanging="480"/>
+      </w:pPr>
+      <w:rPr>
+        <w:rFonts w:ascii="Wingdings" w:hAnsi="Wingdings" w:hint="default"/>
+      </w:rPr>
+    </w:lvl>
+    <w:lvl w:ilvl="5" w:tplc="04090005" w:tentative="1">
+      <w:start w:val="1"/>
+      <w:numFmt w:val="bullet"/>
+      <w:lvlText w:val=""/>
+      <w:lvlJc w:val="left"/>
+      <w:pPr>
+        <w:ind w:left="2880" w:hanging="480"/>
+      </w:pPr>
+      <w:rPr>
+        <w:rFonts w:ascii="Wingdings" w:hAnsi="Wingdings" w:hint="default"/>
+      </w:rPr>
+    </w:lvl>
+    <w:lvl w:ilvl="6" w:tplc="04090001" w:tentative="1">
+      <w:start w:val="1"/>
+      <w:numFmt w:val="bullet"/>
+      <w:lvlText w:val=""/>
+      <w:lvlJc w:val="left"/>
+      <w:pPr>
+        <w:ind w:left="3360" w:hanging="480"/>
+      </w:pPr>
+      <w:rPr>
+        <w:rFonts w:ascii="Wingdings" w:hAnsi="Wingdings" w:hint="default"/>
+      </w:rPr>
+    </w:lvl>
+    <w:lvl w:ilvl="7" w:tplc="04090003" w:tentative="1">
+      <w:start w:val="1"/>
+      <w:numFmt w:val="bullet"/>
+      <w:lvlText w:val=""/>
+      <w:lvlJc w:val="left"/>
+      <w:pPr>
+        <w:ind w:left="3840" w:hanging="480"/>
+      </w:pPr>
+      <w:rPr>
+        <w:rFonts w:ascii="Wingdings" w:hAnsi="Wingdings" w:hint="default"/>
+      </w:rPr>
+    </w:lvl>
+    <w:lvl w:ilvl="8" w:tplc="04090005" w:tentative="1">
+      <w:start w:val="1"/>
+      <w:numFmt w:val="bullet"/>
+      <w:lvlText w:val=""/>
+      <w:lvlJc w:val="left"/>
+      <w:pPr>
+        <w:ind w:left="4320" w:hanging="480"/>
+      </w:pPr>
+      <w:rPr>
+        <w:rFonts w:ascii="Wingdings" w:hAnsi="Wingdings" w:hint="default"/>
+      </w:rPr>
+    </w:lvl>
+  </w:abstractNum>
+  <w:abstractNum w:abstractNumId="13" w15:restartNumberingAfterBreak="0">
+    <w:nsid w:val="45115FA8"/>
+    <w:multiLevelType w:val="hybridMultilevel"/>
+    <w:tmpl w:val="D5245C06"/>
+    <w:lvl w:ilvl="0" w:tplc="0409000F">
+      <w:start w:val="1"/>
+      <w:numFmt w:val="decimal"/>
+      <w:lvlText w:val="%1."/>
+      <w:lvlJc w:val="left"/>
+      <w:pPr>
+        <w:ind w:left="1440" w:hanging="480"/>
+      </w:pPr>
+    </w:lvl>
+    <w:lvl w:ilvl="1" w:tplc="04090019" w:tentative="1">
+      <w:start w:val="1"/>
+      <w:numFmt w:val="ideographTraditional"/>
+      <w:lvlText w:val="%2、"/>
+      <w:lvlJc w:val="left"/>
+      <w:pPr>
+        <w:ind w:left="1920" w:hanging="480"/>
+      </w:pPr>
+    </w:lvl>
+    <w:lvl w:ilvl="2" w:tplc="0409001B" w:tentative="1">
+      <w:start w:val="1"/>
+      <w:numFmt w:val="lowerRoman"/>
+      <w:lvlText w:val="%3."/>
+      <w:lvlJc w:val="right"/>
+      <w:pPr>
+        <w:ind w:left="2400" w:hanging="480"/>
+      </w:pPr>
+    </w:lvl>
+    <w:lvl w:ilvl="3" w:tplc="0409000F" w:tentative="1">
+      <w:start w:val="1"/>
+      <w:numFmt w:val="decimal"/>
+      <w:lvlText w:val="%4."/>
+      <w:lvlJc w:val="left"/>
+      <w:pPr>
+        <w:ind w:left="2880" w:hanging="480"/>
+      </w:pPr>
+    </w:lvl>
+    <w:lvl w:ilvl="4" w:tplc="04090019" w:tentative="1">
+      <w:start w:val="1"/>
+      <w:numFmt w:val="ideographTraditional"/>
+      <w:lvlText w:val="%5、"/>
+      <w:lvlJc w:val="left"/>
+      <w:pPr>
+        <w:ind w:left="3360" w:hanging="480"/>
+      </w:pPr>
+    </w:lvl>
+    <w:lvl w:ilvl="5" w:tplc="0409001B" w:tentative="1">
+      <w:start w:val="1"/>
+      <w:numFmt w:val="lowerRoman"/>
+      <w:lvlText w:val="%6."/>
+      <w:lvlJc w:val="right"/>
+      <w:pPr>
+        <w:ind w:left="3840" w:hanging="480"/>
+      </w:pPr>
+    </w:lvl>
+    <w:lvl w:ilvl="6" w:tplc="0409000F" w:tentative="1">
+      <w:start w:val="1"/>
+      <w:numFmt w:val="decimal"/>
+      <w:lvlText w:val="%7."/>
+      <w:lvlJc w:val="left"/>
+      <w:pPr>
+        <w:ind w:left="4320" w:hanging="480"/>
+      </w:pPr>
+    </w:lvl>
+    <w:lvl w:ilvl="7" w:tplc="04090019" w:tentative="1">
+      <w:start w:val="1"/>
+      <w:numFmt w:val="ideographTraditional"/>
+      <w:lvlText w:val="%8、"/>
+      <w:lvlJc w:val="left"/>
+      <w:pPr>
+        <w:ind w:left="4800" w:hanging="480"/>
+      </w:pPr>
+    </w:lvl>
+    <w:lvl w:ilvl="8" w:tplc="0409001B" w:tentative="1">
+      <w:start w:val="1"/>
+      <w:numFmt w:val="lowerRoman"/>
+      <w:lvlText w:val="%9."/>
+      <w:lvlJc w:val="right"/>
+      <w:pPr>
+        <w:ind w:left="5280" w:hanging="480"/>
+      </w:pPr>
+    </w:lvl>
+  </w:abstractNum>
+  <w:abstractNum w:abstractNumId="14" w15:restartNumberingAfterBreak="0">
     <w:nsid w:val="45187D1C"/>
     <w:multiLevelType w:val="hybridMultilevel"/>
     <w:tmpl w:val="D424EBDE"/>
@@ -1569,7 +6025,7 @@
       </w:rPr>
     </w:lvl>
   </w:abstractNum>
-  <w:abstractNum w:abstractNumId="11" w15:restartNumberingAfterBreak="0">
+  <w:abstractNum w:abstractNumId="15" w15:restartNumberingAfterBreak="0">
     <w:nsid w:val="4ADB7FC4"/>
     <w:multiLevelType w:val="multilevel"/>
     <w:tmpl w:val="77D23AB0"/>
@@ -1685,7 +6141,7 @@
       </w:pPr>
     </w:lvl>
   </w:abstractNum>
-  <w:abstractNum w:abstractNumId="12" w15:restartNumberingAfterBreak="0">
+  <w:abstractNum w:abstractNumId="16" w15:restartNumberingAfterBreak="0">
     <w:nsid w:val="4B862A33"/>
     <w:multiLevelType w:val="hybridMultilevel"/>
     <w:tmpl w:val="DCF66586"/>
@@ -1798,10 +6254,10 @@
       </w:rPr>
     </w:lvl>
   </w:abstractNum>
-  <w:abstractNum w:abstractNumId="13" w15:restartNumberingAfterBreak="0">
+  <w:abstractNum w:abstractNumId="17" w15:restartNumberingAfterBreak="0">
     <w:nsid w:val="5C155AFA"/>
     <w:multiLevelType w:val="hybridMultilevel"/>
-    <w:tmpl w:val="A1BA0B40"/>
+    <w:tmpl w:val="05865814"/>
     <w:lvl w:ilvl="0" w:tplc="0409000B">
       <w:start w:val="1"/>
       <w:numFmt w:val="bullet"/>
@@ -1911,7 +6367,7 @@
       </w:rPr>
     </w:lvl>
   </w:abstractNum>
-  <w:abstractNum w:abstractNumId="14" w15:restartNumberingAfterBreak="0">
+  <w:abstractNum w:abstractNumId="18" w15:restartNumberingAfterBreak="0">
     <w:nsid w:val="5E4B3104"/>
     <w:multiLevelType w:val="multilevel"/>
     <w:tmpl w:val="3D3A51C2"/>
@@ -2024,7 +6480,7 @@
       </w:pPr>
     </w:lvl>
   </w:abstractNum>
-  <w:abstractNum w:abstractNumId="15" w15:restartNumberingAfterBreak="0">
+  <w:abstractNum w:abstractNumId="19" w15:restartNumberingAfterBreak="0">
     <w:nsid w:val="6906637C"/>
     <w:multiLevelType w:val="hybridMultilevel"/>
     <w:tmpl w:val="EBC0D8C6"/>
@@ -2137,7 +6593,7 @@
       </w:rPr>
     </w:lvl>
   </w:abstractNum>
-  <w:abstractNum w:abstractNumId="16" w15:restartNumberingAfterBreak="0">
+  <w:abstractNum w:abstractNumId="20" w15:restartNumberingAfterBreak="0">
     <w:nsid w:val="6E0A5119"/>
     <w:multiLevelType w:val="hybridMultilevel"/>
     <w:tmpl w:val="E17ABE1E"/>
@@ -2250,7 +6706,120 @@
       </w:rPr>
     </w:lvl>
   </w:abstractNum>
-  <w:abstractNum w:abstractNumId="17" w15:restartNumberingAfterBreak="0">
+  <w:abstractNum w:abstractNumId="21" w15:restartNumberingAfterBreak="0">
+    <w:nsid w:val="73BC4071"/>
+    <w:multiLevelType w:val="hybridMultilevel"/>
+    <w:tmpl w:val="CE320AE2"/>
+    <w:lvl w:ilvl="0" w:tplc="0409000D">
+      <w:start w:val="1"/>
+      <w:numFmt w:val="bullet"/>
+      <w:lvlText w:val=""/>
+      <w:lvlJc w:val="left"/>
+      <w:pPr>
+        <w:ind w:left="1440" w:hanging="480"/>
+      </w:pPr>
+      <w:rPr>
+        <w:rFonts w:ascii="Wingdings" w:hAnsi="Wingdings" w:hint="default"/>
+      </w:rPr>
+    </w:lvl>
+    <w:lvl w:ilvl="1" w:tplc="04090003" w:tentative="1">
+      <w:start w:val="1"/>
+      <w:numFmt w:val="bullet"/>
+      <w:lvlText w:val=""/>
+      <w:lvlJc w:val="left"/>
+      <w:pPr>
+        <w:ind w:left="1920" w:hanging="480"/>
+      </w:pPr>
+      <w:rPr>
+        <w:rFonts w:ascii="Wingdings" w:hAnsi="Wingdings" w:hint="default"/>
+      </w:rPr>
+    </w:lvl>
+    <w:lvl w:ilvl="2" w:tplc="04090005" w:tentative="1">
+      <w:start w:val="1"/>
+      <w:numFmt w:val="bullet"/>
+      <w:lvlText w:val=""/>
+      <w:lvlJc w:val="left"/>
+      <w:pPr>
+        <w:ind w:left="2400" w:hanging="480"/>
+      </w:pPr>
+      <w:rPr>
+        <w:rFonts w:ascii="Wingdings" w:hAnsi="Wingdings" w:hint="default"/>
+      </w:rPr>
+    </w:lvl>
+    <w:lvl w:ilvl="3" w:tplc="04090001" w:tentative="1">
+      <w:start w:val="1"/>
+      <w:numFmt w:val="bullet"/>
+      <w:lvlText w:val=""/>
+      <w:lvlJc w:val="left"/>
+      <w:pPr>
+        <w:ind w:left="2880" w:hanging="480"/>
+      </w:pPr>
+      <w:rPr>
+        <w:rFonts w:ascii="Wingdings" w:hAnsi="Wingdings" w:hint="default"/>
+      </w:rPr>
+    </w:lvl>
+    <w:lvl w:ilvl="4" w:tplc="04090003" w:tentative="1">
+      <w:start w:val="1"/>
+      <w:numFmt w:val="bullet"/>
+      <w:lvlText w:val=""/>
+      <w:lvlJc w:val="left"/>
+      <w:pPr>
+        <w:ind w:left="3360" w:hanging="480"/>
+      </w:pPr>
+      <w:rPr>
+        <w:rFonts w:ascii="Wingdings" w:hAnsi="Wingdings" w:hint="default"/>
+      </w:rPr>
+    </w:lvl>
+    <w:lvl w:ilvl="5" w:tplc="04090005" w:tentative="1">
+      <w:start w:val="1"/>
+      <w:numFmt w:val="bullet"/>
+      <w:lvlText w:val=""/>
+      <w:lvlJc w:val="left"/>
+      <w:pPr>
+        <w:ind w:left="3840" w:hanging="480"/>
+      </w:pPr>
+      <w:rPr>
+        <w:rFonts w:ascii="Wingdings" w:hAnsi="Wingdings" w:hint="default"/>
+      </w:rPr>
+    </w:lvl>
+    <w:lvl w:ilvl="6" w:tplc="04090001" w:tentative="1">
+      <w:start w:val="1"/>
+      <w:numFmt w:val="bullet"/>
+      <w:lvlText w:val=""/>
+      <w:lvlJc w:val="left"/>
+      <w:pPr>
+        <w:ind w:left="4320" w:hanging="480"/>
+      </w:pPr>
+      <w:rPr>
+        <w:rFonts w:ascii="Wingdings" w:hAnsi="Wingdings" w:hint="default"/>
+      </w:rPr>
+    </w:lvl>
+    <w:lvl w:ilvl="7" w:tplc="04090003" w:tentative="1">
+      <w:start w:val="1"/>
+      <w:numFmt w:val="bullet"/>
+      <w:lvlText w:val=""/>
+      <w:lvlJc w:val="left"/>
+      <w:pPr>
+        <w:ind w:left="4800" w:hanging="480"/>
+      </w:pPr>
+      <w:rPr>
+        <w:rFonts w:ascii="Wingdings" w:hAnsi="Wingdings" w:hint="default"/>
+      </w:rPr>
+    </w:lvl>
+    <w:lvl w:ilvl="8" w:tplc="04090005" w:tentative="1">
+      <w:start w:val="1"/>
+      <w:numFmt w:val="bullet"/>
+      <w:lvlText w:val=""/>
+      <w:lvlJc w:val="left"/>
+      <w:pPr>
+        <w:ind w:left="5280" w:hanging="480"/>
+      </w:pPr>
+      <w:rPr>
+        <w:rFonts w:ascii="Wingdings" w:hAnsi="Wingdings" w:hint="default"/>
+      </w:rPr>
+    </w:lvl>
+  </w:abstractNum>
+  <w:abstractNum w:abstractNumId="22" w15:restartNumberingAfterBreak="0">
     <w:nsid w:val="7E735559"/>
     <w:multiLevelType w:val="multilevel"/>
     <w:tmpl w:val="97B0EA0A"/>
@@ -2364,25 +6933,25 @@
     </w:lvl>
   </w:abstractNum>
   <w:num w:numId="1" w16cid:durableId="2139569630">
-    <w:abstractNumId w:val="17"/>
+    <w:abstractNumId w:val="22"/>
   </w:num>
   <w:num w:numId="2" w16cid:durableId="894318444">
     <w:abstractNumId w:val="4"/>
   </w:num>
   <w:num w:numId="3" w16cid:durableId="32315591">
-    <w:abstractNumId w:val="14"/>
+    <w:abstractNumId w:val="18"/>
   </w:num>
   <w:num w:numId="4" w16cid:durableId="110249410">
     <w:abstractNumId w:val="1"/>
   </w:num>
   <w:num w:numId="5" w16cid:durableId="1157845979">
-    <w:abstractNumId w:val="8"/>
+    <w:abstractNumId w:val="10"/>
   </w:num>
   <w:num w:numId="6" w16cid:durableId="960650739">
-    <w:abstractNumId w:val="16"/>
+    <w:abstractNumId w:val="20"/>
   </w:num>
   <w:num w:numId="7" w16cid:durableId="1228880859">
-    <w:abstractNumId w:val="15"/>
+    <w:abstractNumId w:val="19"/>
   </w:num>
   <w:num w:numId="8" w16cid:durableId="199126222">
     <w:abstractNumId w:val="0"/>
@@ -2391,31 +6960,46 @@
     <w:abstractNumId w:val="3"/>
   </w:num>
   <w:num w:numId="10" w16cid:durableId="1459568201">
-    <w:abstractNumId w:val="11"/>
+    <w:abstractNumId w:val="15"/>
   </w:num>
   <w:num w:numId="11" w16cid:durableId="1541550483">
-    <w:abstractNumId w:val="6"/>
+    <w:abstractNumId w:val="8"/>
   </w:num>
   <w:num w:numId="12" w16cid:durableId="1433746677">
-    <w:abstractNumId w:val="7"/>
+    <w:abstractNumId w:val="9"/>
   </w:num>
   <w:num w:numId="13" w16cid:durableId="760223400">
-    <w:abstractNumId w:val="13"/>
+    <w:abstractNumId w:val="17"/>
   </w:num>
   <w:num w:numId="14" w16cid:durableId="1869876995">
     <w:abstractNumId w:val="5"/>
   </w:num>
   <w:num w:numId="15" w16cid:durableId="1513110119">
-    <w:abstractNumId w:val="10"/>
+    <w:abstractNumId w:val="14"/>
   </w:num>
   <w:num w:numId="16" w16cid:durableId="1435707139">
-    <w:abstractNumId w:val="12"/>
+    <w:abstractNumId w:val="16"/>
   </w:num>
   <w:num w:numId="17" w16cid:durableId="780340152">
-    <w:abstractNumId w:val="9"/>
+    <w:abstractNumId w:val="11"/>
   </w:num>
   <w:num w:numId="18" w16cid:durableId="1592159152">
     <w:abstractNumId w:val="2"/>
+  </w:num>
+  <w:num w:numId="19" w16cid:durableId="1186597789">
+    <w:abstractNumId w:val="13"/>
+  </w:num>
+  <w:num w:numId="20" w16cid:durableId="648678810">
+    <w:abstractNumId w:val="21"/>
+  </w:num>
+  <w:num w:numId="21" w16cid:durableId="362559862">
+    <w:abstractNumId w:val="6"/>
+  </w:num>
+  <w:num w:numId="22" w16cid:durableId="1621450149">
+    <w:abstractNumId w:val="12"/>
+  </w:num>
+  <w:num w:numId="23" w16cid:durableId="138885801">
+    <w:abstractNumId w:val="7"/>
   </w:num>
 </w:numbering>
 </file>
